--- a/QA/FETCH-Unit-Test-Plan-updated.docx
+++ b/QA/FETCH-Unit-Test-Plan-updated.docx
@@ -814,7 +814,7 @@
                 <w:rFonts w:ascii="Calibri" w:hAnsi="Calibri"/>
                 <w:sz w:val="21"/>
               </w:rPr>
-              <w:t>A tooltip "Please fill out this field." is displayed on Username</w:t>
+              <w:t>The request is not sent and the tooltip "Please fill out this field." is displayed on Username</w:t>
             </w:r>
           </w:p>
         </w:tc>
@@ -1497,7 +1497,7 @@
                 <w:rFonts w:ascii="Calibri" w:hAnsi="Calibri"/>
                 <w:sz w:val="21"/>
               </w:rPr>
-              <w:t>A message "Password must contain at least one number (0–9)" is displayed</w:t>
+              <w:t>"Password must contain at least one number (0–9)" is displayed and users.password is not updated</w:t>
             </w:r>
           </w:p>
         </w:tc>
@@ -1880,7 +1880,7 @@
                 <w:rFonts w:ascii="Calibri" w:hAnsi="Calibri"/>
                 <w:sz w:val="21"/>
               </w:rPr>
-              <w:t>A message "Too many login attempts. Try again in (seconds)s." is displayed and sign-in is refused</w:t>
+              <w:t>POST /api/auth/login returns HTTP 429 with "Too many login attempts. Try again in (seconds)s." and no session token is issued</w:t>
             </w:r>
           </w:p>
         </w:tc>
@@ -2020,7 +2020,7 @@
                 <w:rFonts w:ascii="Calibri" w:hAnsi="Calibri"/>
                 <w:sz w:val="21"/>
               </w:rPr>
-              <w:t>Check if the Administrator opens the Dashboard: sign in as Administrator</w:t>
+              <w:t>Check if the two passwords do not match: open a reset link, enter a new password and a different password in Confirm password, then click Save new password</w:t>
             </w:r>
           </w:p>
         </w:tc>
@@ -2038,7 +2038,7 @@
                 <w:rFonts w:ascii="Calibri" w:hAnsi="Calibri"/>
                 <w:sz w:val="21"/>
               </w:rPr>
-              <w:t>The Dashboard opens: the administrator's home page, with the shop's figures</w:t>
+              <w:t>"Passwords do not match." is displayed and users.password is not changed</w:t>
             </w:r>
           </w:p>
         </w:tc>
@@ -2072,66 +2072,74 @@
         <w:tc>
           <w:tcPr>
             <w:tcW w:type="dxa" w:w="600"/>
-          </w:tcPr>
-          <w:p/>
+            <w:shd w:val="clear" w:color="auto" w:fill="D0CECE"/>
+          </w:tcPr>
+          <w:p>
+            <w:pPr>
+              <w:spacing w:after="0"/>
+              <w:jc w:val="right"/>
+            </w:pPr>
+            <w:r/>
+            <w:r>
+              <w:rPr>
+                <w:rFonts w:ascii="Calibri" w:hAnsi="Calibri"/>
+                <w:sz w:val="21"/>
+              </w:rPr>
+              <w:t>5</w:t>
+            </w:r>
+          </w:p>
         </w:tc>
         <w:tc>
           <w:tcPr>
             <w:tcW w:type="dxa" w:w="2300"/>
-          </w:tcPr>
-          <w:p/>
+            <w:shd w:val="clear" w:color="auto" w:fill="D0CECE"/>
+          </w:tcPr>
+          <w:p>
+            <w:pPr>
+              <w:spacing w:after="0"/>
+            </w:pPr>
+            <w:r/>
+            <w:r>
+              <w:rPr>
+                <w:rFonts w:ascii="Calibri" w:hAnsi="Calibri"/>
+                <w:sz w:val="21"/>
+              </w:rPr>
+              <w:t>Database Check</w:t>
+            </w:r>
+          </w:p>
         </w:tc>
         <w:tc>
           <w:tcPr>
             <w:tcW w:type="dxa" w:w="4500"/>
-          </w:tcPr>
-          <w:p>
-            <w:pPr>
-              <w:spacing w:after="0"/>
-            </w:pPr>
-            <w:r/>
-            <w:r>
-              <w:rPr>
-                <w:rFonts w:ascii="Calibri" w:hAnsi="Calibri"/>
-                <w:sz w:val="21"/>
-              </w:rPr>
-              <w:t>Check if the Cashier opens the Point of Sale: sign in as Cashier</w:t>
-            </w:r>
-          </w:p>
+            <w:shd w:val="clear" w:color="auto" w:fill="D0CECE"/>
+          </w:tcPr>
+          <w:p/>
         </w:tc>
         <w:tc>
           <w:tcPr>
             <w:tcW w:type="dxa" w:w="4700"/>
-          </w:tcPr>
-          <w:p>
-            <w:pPr>
-              <w:spacing w:after="0"/>
-            </w:pPr>
-            <w:r/>
-            <w:r>
-              <w:rPr>
-                <w:rFonts w:ascii="Calibri" w:hAnsi="Calibri"/>
-                <w:sz w:val="21"/>
-              </w:rPr>
-              <w:t>The Point of Sale opens, not the Dashboard, with "Cashier: (name)" of the cashier who signed in</w:t>
-            </w:r>
-          </w:p>
+            <w:shd w:val="clear" w:color="auto" w:fill="D0CECE"/>
+          </w:tcPr>
+          <w:p/>
         </w:tc>
         <w:tc>
           <w:tcPr>
             <w:tcW w:type="dxa" w:w="2100"/>
+            <w:shd w:val="clear" w:color="auto" w:fill="D0CECE"/>
           </w:tcPr>
           <w:p/>
         </w:tc>
         <w:tc>
           <w:tcPr>
             <w:tcW w:type="dxa" w:w="1520"/>
+            <w:shd w:val="clear" w:color="auto" w:fill="D0CECE"/>
           </w:tcPr>
           <w:p/>
         </w:tc>
         <w:tc>
           <w:tcPr>
             <w:tcW w:type="dxa" w:w="1100"/>
+            <w:shd w:val="clear" w:color="auto" w:fill="D0CECE"/>
           </w:tcPr>
           <w:p/>
         </w:tc>
@@ -2170,7 +2178,7 @@
                 <w:rFonts w:ascii="Calibri" w:hAnsi="Calibri"/>
                 <w:sz w:val="21"/>
               </w:rPr>
-              <w:t>Check if the Supplier opens the Supplier Portal: sign in as Supplier</w:t>
+              <w:t>Check if a saved account can sign in: enter a username and password that are saved in the system, then click Sign in</w:t>
             </w:r>
           </w:p>
         </w:tc>
@@ -2188,7 +2196,7 @@
                 <w:rFonts w:ascii="Calibri" w:hAnsi="Calibri"/>
                 <w:sz w:val="21"/>
               </w:rPr>
-              <w:t>The Supplier Portal opens with that supplier's own orders and products</w:t>
+              <w:t>POST /api/auth/login returns HTTP 200 with a signed token holding the user id, role and token_version; the token cookie is set and the role's home page opens</w:t>
             </w:r>
           </w:p>
         </w:tc>
@@ -2245,7 +2253,7 @@
                 <w:rFonts w:ascii="Calibri" w:hAnsi="Calibri"/>
                 <w:sz w:val="21"/>
               </w:rPr>
-              <w:t>Check if the two passwords do not match: open a reset link, enter a new password and a different password in Confirm password, then click Save new password</w:t>
+              <w:t>Check if the password is wrong: enter a username with a wrong password, then click Sign in</w:t>
             </w:r>
           </w:p>
         </w:tc>
@@ -2263,7 +2271,7 @@
                 <w:rFonts w:ascii="Calibri" w:hAnsi="Calibri"/>
                 <w:sz w:val="21"/>
               </w:rPr>
-              <w:t>A message "Passwords do not match." is displayed and the password is not changed</w:t>
+              <w:t>POST /api/auth/login returns HTTP 401 "Invalid username or password" (the same answer as an unknown username), no token cookie is set and the failure is counted toward the lockout</w:t>
             </w:r>
           </w:p>
         </w:tc>
@@ -2297,6 +2305,231 @@
         <w:tc>
           <w:tcPr>
             <w:tcW w:type="dxa" w:w="600"/>
+          </w:tcPr>
+          <w:p/>
+        </w:tc>
+        <w:tc>
+          <w:tcPr>
+            <w:tcW w:type="dxa" w:w="2300"/>
+          </w:tcPr>
+          <w:p/>
+        </w:tc>
+        <w:tc>
+          <w:tcPr>
+            <w:tcW w:type="dxa" w:w="4500"/>
+          </w:tcPr>
+          <w:p>
+            <w:pPr>
+              <w:spacing w:after="0"/>
+            </w:pPr>
+            <w:r/>
+            <w:r>
+              <w:rPr>
+                <w:rFonts w:ascii="Calibri" w:hAnsi="Calibri"/>
+                <w:sz w:val="21"/>
+              </w:rPr>
+              <w:t>Check if the email is not yet confirmed: sign in with an account whose email is not yet confirmed</w:t>
+            </w:r>
+          </w:p>
+        </w:tc>
+        <w:tc>
+          <w:tcPr>
+            <w:tcW w:type="dxa" w:w="4700"/>
+          </w:tcPr>
+          <w:p>
+            <w:pPr>
+              <w:spacing w:after="0"/>
+            </w:pPr>
+            <w:r/>
+            <w:r>
+              <w:rPr>
+                <w:rFonts w:ascii="Calibri" w:hAnsi="Calibri"/>
+                <w:sz w:val="21"/>
+              </w:rPr>
+              <w:t>POST /api/auth/login returns HTTP 403 because users.email_verified is 0: "Please confirm your email address first. Check (email) for the confirmation link." is displayed and no token is issued</w:t>
+            </w:r>
+          </w:p>
+        </w:tc>
+        <w:tc>
+          <w:tcPr>
+            <w:tcW w:type="dxa" w:w="2100"/>
+          </w:tcPr>
+          <w:p/>
+        </w:tc>
+        <w:tc>
+          <w:tcPr>
+            <w:tcW w:type="dxa" w:w="1520"/>
+          </w:tcPr>
+          <w:p/>
+        </w:tc>
+        <w:tc>
+          <w:tcPr>
+            <w:tcW w:type="dxa" w:w="1100"/>
+          </w:tcPr>
+          <w:p/>
+        </w:tc>
+      </w:tr>
+      <w:tr>
+        <w:tc>
+          <w:tcPr>
+            <w:tcW w:type="dxa" w:w="1900"/>
+            <w:vMerge/>
+          </w:tcPr>
+          <w:p/>
+        </w:tc>
+        <w:tc>
+          <w:tcPr>
+            <w:tcW w:type="dxa" w:w="600"/>
+          </w:tcPr>
+          <w:p/>
+        </w:tc>
+        <w:tc>
+          <w:tcPr>
+            <w:tcW w:type="dxa" w:w="2300"/>
+          </w:tcPr>
+          <w:p/>
+        </w:tc>
+        <w:tc>
+          <w:tcPr>
+            <w:tcW w:type="dxa" w:w="4500"/>
+          </w:tcPr>
+          <w:p>
+            <w:pPr>
+              <w:spacing w:after="0"/>
+            </w:pPr>
+            <w:r/>
+            <w:r>
+              <w:rPr>
+                <w:rFonts w:ascii="Calibri" w:hAnsi="Calibri"/>
+                <w:sz w:val="21"/>
+              </w:rPr>
+              <w:t>Check if the account is deactivated: sign in with an account that was deactivated</w:t>
+            </w:r>
+          </w:p>
+        </w:tc>
+        <w:tc>
+          <w:tcPr>
+            <w:tcW w:type="dxa" w:w="4700"/>
+          </w:tcPr>
+          <w:p>
+            <w:pPr>
+              <w:spacing w:after="0"/>
+            </w:pPr>
+            <w:r/>
+            <w:r>
+              <w:rPr>
+                <w:rFonts w:ascii="Calibri" w:hAnsi="Calibri"/>
+                <w:sz w:val="21"/>
+              </w:rPr>
+              <w:t>The account has users.is_active = FALSE, so it is answered like an unknown username: HTTP 401 "Invalid username or password" and no token is issued</w:t>
+            </w:r>
+          </w:p>
+        </w:tc>
+        <w:tc>
+          <w:tcPr>
+            <w:tcW w:type="dxa" w:w="2100"/>
+          </w:tcPr>
+          <w:p/>
+        </w:tc>
+        <w:tc>
+          <w:tcPr>
+            <w:tcW w:type="dxa" w:w="1520"/>
+          </w:tcPr>
+          <w:p/>
+        </w:tc>
+        <w:tc>
+          <w:tcPr>
+            <w:tcW w:type="dxa" w:w="1100"/>
+          </w:tcPr>
+          <w:p/>
+        </w:tc>
+      </w:tr>
+      <w:tr>
+        <w:tc>
+          <w:tcPr>
+            <w:tcW w:type="dxa" w:w="1900"/>
+            <w:vMerge/>
+          </w:tcPr>
+          <w:p/>
+        </w:tc>
+        <w:tc>
+          <w:tcPr>
+            <w:tcW w:type="dxa" w:w="600"/>
+          </w:tcPr>
+          <w:p/>
+        </w:tc>
+        <w:tc>
+          <w:tcPr>
+            <w:tcW w:type="dxa" w:w="2300"/>
+          </w:tcPr>
+          <w:p/>
+        </w:tc>
+        <w:tc>
+          <w:tcPr>
+            <w:tcW w:type="dxa" w:w="4500"/>
+          </w:tcPr>
+          <w:p>
+            <w:pPr>
+              <w:spacing w:after="0"/>
+            </w:pPr>
+            <w:r/>
+            <w:r>
+              <w:rPr>
+                <w:rFonts w:ascii="Calibri" w:hAnsi="Calibri"/>
+                <w:sz w:val="21"/>
+              </w:rPr>
+              <w:t>Check if the reset link has expired or was used: open a reset link that has expired or was already used</w:t>
+            </w:r>
+          </w:p>
+        </w:tc>
+        <w:tc>
+          <w:tcPr>
+            <w:tcW w:type="dxa" w:w="4700"/>
+          </w:tcPr>
+          <w:p>
+            <w:pPr>
+              <w:spacing w:after="0"/>
+            </w:pPr>
+            <w:r/>
+            <w:r>
+              <w:rPr>
+                <w:rFonts w:ascii="Calibri" w:hAnsi="Calibri"/>
+                <w:sz w:val="21"/>
+              </w:rPr>
+              <w:t>No users row has that reset_token_hash with reset_token_expires still ahead, so HTTP 400 "This reset link is invalid or has expired. Please request a new one." is displayed and users.password is not changed</w:t>
+            </w:r>
+          </w:p>
+        </w:tc>
+        <w:tc>
+          <w:tcPr>
+            <w:tcW w:type="dxa" w:w="2100"/>
+          </w:tcPr>
+          <w:p/>
+        </w:tc>
+        <w:tc>
+          <w:tcPr>
+            <w:tcW w:type="dxa" w:w="1520"/>
+          </w:tcPr>
+          <w:p/>
+        </w:tc>
+        <w:tc>
+          <w:tcPr>
+            <w:tcW w:type="dxa" w:w="1100"/>
+          </w:tcPr>
+          <w:p/>
+        </w:tc>
+      </w:tr>
+      <w:tr>
+        <w:tc>
+          <w:tcPr>
+            <w:tcW w:type="dxa" w:w="1900"/>
+            <w:vMerge/>
+          </w:tcPr>
+          <w:p/>
+        </w:tc>
+        <w:tc>
+          <w:tcPr>
+            <w:tcW w:type="dxa" w:w="600"/>
             <w:shd w:val="clear" w:color="auto" w:fill="D0CECE"/>
           </w:tcPr>
           <w:p>
@@ -2310,7 +2543,7 @@
                 <w:rFonts w:ascii="Calibri" w:hAnsi="Calibri"/>
                 <w:sz w:val="21"/>
               </w:rPr>
-              <w:t>5</w:t>
+              <w:t>6</w:t>
             </w:r>
           </w:p>
         </w:tc>
@@ -2329,7 +2562,7 @@
                 <w:rFonts w:ascii="Calibri" w:hAnsi="Calibri"/>
                 <w:sz w:val="21"/>
               </w:rPr>
-              <w:t>Database Check</w:t>
+              <w:t>System Check</w:t>
             </w:r>
           </w:p>
         </w:tc>
@@ -2403,7 +2636,7 @@
                 <w:rFonts w:ascii="Calibri" w:hAnsi="Calibri"/>
                 <w:sz w:val="21"/>
               </w:rPr>
-              <w:t>Check if a saved account can sign in: enter a username and password that are saved in the system, then click Sign in</w:t>
+              <w:t>Check if the Administrator opens the Dashboard: sign in as Administrator</w:t>
             </w:r>
           </w:p>
         </w:tc>
@@ -2421,7 +2654,7 @@
                 <w:rFonts w:ascii="Calibri" w:hAnsi="Calibri"/>
                 <w:sz w:val="21"/>
               </w:rPr>
-              <w:t>The user is signed in</w:t>
+              <w:t>HTTP 200, the token cookie is set and dashboard.html opens with the shop's figures from GET /api/dashboard/stats</w:t>
             </w:r>
           </w:p>
         </w:tc>
@@ -2478,7 +2711,7 @@
                 <w:rFonts w:ascii="Calibri" w:hAnsi="Calibri"/>
                 <w:sz w:val="21"/>
               </w:rPr>
-              <w:t>Check if "Keep me signed in" keeps the session: tick "Keep me signed in", sign in, close the browser and open FETCH again</w:t>
+              <w:t>Check if the Cashier opens the Point of Sale: sign in as Cashier</w:t>
             </w:r>
           </w:p>
         </w:tc>
@@ -2496,7 +2729,7 @@
                 <w:rFonts w:ascii="Calibri" w:hAnsi="Calibri"/>
                 <w:sz w:val="21"/>
               </w:rPr>
-              <w:t>The user is still signed in</w:t>
+              <w:t>The Point of Sale opens, not the Dashboard, with "Cashier: (name)" taken from the signed-in user's full_name</w:t>
             </w:r>
           </w:p>
         </w:tc>
@@ -2553,7 +2786,7 @@
                 <w:rFonts w:ascii="Calibri" w:hAnsi="Calibri"/>
                 <w:sz w:val="21"/>
               </w:rPr>
-              <w:t>Check if the password is wrong: enter a username with a wrong password, then click Sign in</w:t>
+              <w:t>Check if the Supplier opens the Supplier Portal: sign in as Supplier</w:t>
             </w:r>
           </w:p>
         </w:tc>
@@ -2571,7 +2804,7 @@
                 <w:rFonts w:ascii="Calibri" w:hAnsi="Calibri"/>
                 <w:sz w:val="21"/>
               </w:rPr>
-              <w:t>A message "Invalid username or password" is displayed</w:t>
+              <w:t>supplier.html (Supplier Portal) opens and lists only the purchase orders and products whose supplier_id is that supplier</w:t>
             </w:r>
           </w:p>
         </w:tc>
@@ -2628,7 +2861,7 @@
                 <w:rFonts w:ascii="Calibri" w:hAnsi="Calibri"/>
                 <w:sz w:val="21"/>
               </w:rPr>
-              <w:t>Check if the email is not yet confirmed: sign in with an account whose email is not yet confirmed</w:t>
+              <w:t>Check if "Keep me signed in" keeps the session: tick "Keep me signed in", sign in, close the browser and open FETCH again</w:t>
             </w:r>
           </w:p>
         </w:tc>
@@ -2646,157 +2879,7 @@
                 <w:rFonts w:ascii="Calibri" w:hAnsi="Calibri"/>
                 <w:sz w:val="21"/>
               </w:rPr>
-              <w:t>A message "Please confirm your email address first. Check (email) for the confirmation link." is displayed with a "Resend it" link</w:t>
-            </w:r>
-          </w:p>
-        </w:tc>
-        <w:tc>
-          <w:tcPr>
-            <w:tcW w:type="dxa" w:w="2100"/>
-          </w:tcPr>
-          <w:p/>
-        </w:tc>
-        <w:tc>
-          <w:tcPr>
-            <w:tcW w:type="dxa" w:w="1520"/>
-          </w:tcPr>
-          <w:p/>
-        </w:tc>
-        <w:tc>
-          <w:tcPr>
-            <w:tcW w:type="dxa" w:w="1100"/>
-          </w:tcPr>
-          <w:p/>
-        </w:tc>
-      </w:tr>
-      <w:tr>
-        <w:tc>
-          <w:tcPr>
-            <w:tcW w:type="dxa" w:w="1900"/>
-            <w:vMerge/>
-          </w:tcPr>
-          <w:p/>
-        </w:tc>
-        <w:tc>
-          <w:tcPr>
-            <w:tcW w:type="dxa" w:w="600"/>
-          </w:tcPr>
-          <w:p/>
-        </w:tc>
-        <w:tc>
-          <w:tcPr>
-            <w:tcW w:type="dxa" w:w="2300"/>
-          </w:tcPr>
-          <w:p/>
-        </w:tc>
-        <w:tc>
-          <w:tcPr>
-            <w:tcW w:type="dxa" w:w="4500"/>
-          </w:tcPr>
-          <w:p>
-            <w:pPr>
-              <w:spacing w:after="0"/>
-            </w:pPr>
-            <w:r/>
-            <w:r>
-              <w:rPr>
-                <w:rFonts w:ascii="Calibri" w:hAnsi="Calibri"/>
-                <w:sz w:val="21"/>
-              </w:rPr>
-              <w:t>Check if the account is deactivated: sign in with an account that was deactivated</w:t>
-            </w:r>
-          </w:p>
-        </w:tc>
-        <w:tc>
-          <w:tcPr>
-            <w:tcW w:type="dxa" w:w="4700"/>
-          </w:tcPr>
-          <w:p>
-            <w:pPr>
-              <w:spacing w:after="0"/>
-            </w:pPr>
-            <w:r/>
-            <w:r>
-              <w:rPr>
-                <w:rFonts w:ascii="Calibri" w:hAnsi="Calibri"/>
-                <w:sz w:val="21"/>
-              </w:rPr>
-              <w:t>A message "Invalid username or password" is displayed and the account cannot sign in</w:t>
-            </w:r>
-          </w:p>
-        </w:tc>
-        <w:tc>
-          <w:tcPr>
-            <w:tcW w:type="dxa" w:w="2100"/>
-          </w:tcPr>
-          <w:p/>
-        </w:tc>
-        <w:tc>
-          <w:tcPr>
-            <w:tcW w:type="dxa" w:w="1520"/>
-          </w:tcPr>
-          <w:p/>
-        </w:tc>
-        <w:tc>
-          <w:tcPr>
-            <w:tcW w:type="dxa" w:w="1100"/>
-          </w:tcPr>
-          <w:p/>
-        </w:tc>
-      </w:tr>
-      <w:tr>
-        <w:tc>
-          <w:tcPr>
-            <w:tcW w:type="dxa" w:w="1900"/>
-            <w:vMerge/>
-          </w:tcPr>
-          <w:p/>
-        </w:tc>
-        <w:tc>
-          <w:tcPr>
-            <w:tcW w:type="dxa" w:w="600"/>
-          </w:tcPr>
-          <w:p/>
-        </w:tc>
-        <w:tc>
-          <w:tcPr>
-            <w:tcW w:type="dxa" w:w="2300"/>
-          </w:tcPr>
-          <w:p/>
-        </w:tc>
-        <w:tc>
-          <w:tcPr>
-            <w:tcW w:type="dxa" w:w="4500"/>
-          </w:tcPr>
-          <w:p>
-            <w:pPr>
-              <w:spacing w:after="0"/>
-            </w:pPr>
-            <w:r/>
-            <w:r>
-              <w:rPr>
-                <w:rFonts w:ascii="Calibri" w:hAnsi="Calibri"/>
-                <w:sz w:val="21"/>
-              </w:rPr>
-              <w:t>Check if the reset link has expired or was used: open a reset link that has expired or was already used</w:t>
-            </w:r>
-          </w:p>
-        </w:tc>
-        <w:tc>
-          <w:tcPr>
-            <w:tcW w:type="dxa" w:w="4700"/>
-          </w:tcPr>
-          <w:p>
-            <w:pPr>
-              <w:spacing w:after="0"/>
-            </w:pPr>
-            <w:r/>
-            <w:r>
-              <w:rPr>
-                <w:rFonts w:ascii="Calibri" w:hAnsi="Calibri"/>
-                <w:sz w:val="21"/>
-              </w:rPr>
-              <w:t>A message "This reset link is invalid or has expired. Please request a new one." is displayed</w:t>
+              <w:t>The token is still valid, so the user is signed in without entering the password again</w:t>
             </w:r>
           </w:p>
         </w:tc>
@@ -3062,7 +3145,7 @@
                 <w:rFonts w:ascii="Calibri" w:hAnsi="Calibri"/>
                 <w:sz w:val="21"/>
               </w:rPr>
-              <w:t>Each menu opens its own page with its own records: Inventory lists products, Sales lists sales, Suppliers lists suppliers and Users lists accounts; View all notifications under the bell opens Notifications with the notices</w:t>
+              <w:t>Each request returns HTTP 200 and each page lists its own records: products, sales, suppliers, user accounts and notifications</w:t>
             </w:r>
           </w:p>
         </w:tc>
@@ -3194,7 +3277,7 @@
                 <w:rFonts w:ascii="Calibri" w:hAnsi="Calibri"/>
                 <w:sz w:val="21"/>
               </w:rPr>
-              <w:t>Check if Jump to finds a product: press Ctrl + J (Cmd + J on a Mac), type the name of a product, then press Enter</w:t>
+              <w:t>Check if a cashier can open Inventory: sign in as Cashier, then type the address of the Inventory page (inventory.html)</w:t>
             </w:r>
           </w:p>
         </w:tc>
@@ -3212,7 +3295,7 @@
                 <w:rFonts w:ascii="Calibri" w:hAnsi="Calibri"/>
                 <w:sz w:val="21"/>
               </w:rPr>
-              <w:t>The Jump to window lists that product and opens it</w:t>
+              <w:t>The server redirects the cashier to pos.html, and Inventory API calls from a cashier account are refused with HTTP 403</w:t>
             </w:r>
           </w:p>
         </w:tc>
@@ -3269,7 +3352,7 @@
                 <w:rFonts w:ascii="Calibri" w:hAnsi="Calibri"/>
                 <w:sz w:val="21"/>
               </w:rPr>
-              <w:t>Check if a cashier can open Inventory: sign in as Cashier, then type the address of the Inventory page (inventory.html)</w:t>
+              <w:t>Check if a supplier can open the Dashboard: sign in as Supplier, then type the address of the Dashboard (dashboard.html)</w:t>
             </w:r>
           </w:p>
         </w:tc>
@@ -3287,7 +3370,7 @@
                 <w:rFonts w:ascii="Calibri" w:hAnsi="Calibri"/>
                 <w:sz w:val="21"/>
               </w:rPr>
-              <w:t>The page does not open: the cashier is returned to the Point of Sale</w:t>
+              <w:t>The server redirects the supplier to supplier.html (Supplier Portal), and shop API calls from a supplier account are refused with HTTP 403</w:t>
             </w:r>
           </w:p>
         </w:tc>
@@ -3344,7 +3427,7 @@
                 <w:rFonts w:ascii="Calibri" w:hAnsi="Calibri"/>
                 <w:sz w:val="21"/>
               </w:rPr>
-              <w:t>Check if a supplier can open the Dashboard: sign in as Supplier, then type the address of the Dashboard (dashboard.html)</w:t>
+              <w:t>Check if the logo hides and shows the menu: click the Risha logo at the top of the sidebar (it has a small arrow badge), then click the logo again</w:t>
             </w:r>
           </w:p>
         </w:tc>
@@ -3362,7 +3445,7 @@
                 <w:rFonts w:ascii="Calibri" w:hAnsi="Calibri"/>
                 <w:sz w:val="21"/>
               </w:rPr>
-              <w:t>The page does not open: the supplier is returned to the Supplier Portal</w:t>
+              <w:t>The sidebar narrows to icons and the logo shows "Show the menu" with a right-pointing arrow; clicking it shows the full sidebar again</w:t>
             </w:r>
           </w:p>
         </w:tc>
@@ -3396,48 +3479,131 @@
         <w:tc>
           <w:tcPr>
             <w:tcW w:type="dxa" w:w="600"/>
-          </w:tcPr>
-          <w:p/>
+            <w:shd w:val="clear" w:color="auto" w:fill="D0CECE"/>
+          </w:tcPr>
+          <w:p>
+            <w:pPr>
+              <w:spacing w:after="0"/>
+              <w:jc w:val="right"/>
+            </w:pPr>
+            <w:r/>
+            <w:r>
+              <w:rPr>
+                <w:rFonts w:ascii="Calibri" w:hAnsi="Calibri"/>
+                <w:sz w:val="21"/>
+              </w:rPr>
+              <w:t>2</w:t>
+            </w:r>
+          </w:p>
         </w:tc>
         <w:tc>
           <w:tcPr>
             <w:tcW w:type="dxa" w:w="2300"/>
-          </w:tcPr>
-          <w:p/>
+            <w:shd w:val="clear" w:color="auto" w:fill="D0CECE"/>
+          </w:tcPr>
+          <w:p>
+            <w:pPr>
+              <w:spacing w:after="0"/>
+            </w:pPr>
+            <w:r/>
+            <w:r>
+              <w:rPr>
+                <w:rFonts w:ascii="Calibri" w:hAnsi="Calibri"/>
+                <w:sz w:val="21"/>
+              </w:rPr>
+              <w:t>System Check</w:t>
+            </w:r>
+          </w:p>
         </w:tc>
         <w:tc>
           <w:tcPr>
             <w:tcW w:type="dxa" w:w="4500"/>
-          </w:tcPr>
-          <w:p>
-            <w:pPr>
-              <w:spacing w:after="0"/>
-            </w:pPr>
-            <w:r/>
-            <w:r>
-              <w:rPr>
-                <w:rFonts w:ascii="Calibri" w:hAnsi="Calibri"/>
-                <w:sz w:val="21"/>
-              </w:rPr>
-              <w:t>Check if the logo hides and shows the menu: click the Risha logo at the top of the sidebar (it has a small arrow badge), then click the logo again</w:t>
-            </w:r>
-          </w:p>
+            <w:shd w:val="clear" w:color="auto" w:fill="D0CECE"/>
+          </w:tcPr>
+          <w:p/>
         </w:tc>
         <w:tc>
           <w:tcPr>
             <w:tcW w:type="dxa" w:w="4700"/>
-          </w:tcPr>
-          <w:p>
-            <w:pPr>
-              <w:spacing w:after="0"/>
-            </w:pPr>
-            <w:r/>
-            <w:r>
-              <w:rPr>
-                <w:rFonts w:ascii="Calibri" w:hAnsi="Calibri"/>
-                <w:sz w:val="21"/>
-              </w:rPr>
-              <w:t>The sidebar narrows to icons and the logo shows "Show the menu" with a right-pointing arrow; clicking it shows the full sidebar again</w:t>
+            <w:shd w:val="clear" w:color="auto" w:fill="D0CECE"/>
+          </w:tcPr>
+          <w:p/>
+        </w:tc>
+        <w:tc>
+          <w:tcPr>
+            <w:tcW w:type="dxa" w:w="2100"/>
+            <w:shd w:val="clear" w:color="auto" w:fill="D0CECE"/>
+          </w:tcPr>
+          <w:p/>
+        </w:tc>
+        <w:tc>
+          <w:tcPr>
+            <w:tcW w:type="dxa" w:w="1520"/>
+            <w:shd w:val="clear" w:color="auto" w:fill="D0CECE"/>
+          </w:tcPr>
+          <w:p/>
+        </w:tc>
+        <w:tc>
+          <w:tcPr>
+            <w:tcW w:type="dxa" w:w="1100"/>
+            <w:shd w:val="clear" w:color="auto" w:fill="D0CECE"/>
+          </w:tcPr>
+          <w:p/>
+        </w:tc>
+      </w:tr>
+      <w:tr>
+        <w:tc>
+          <w:tcPr>
+            <w:tcW w:type="dxa" w:w="1900"/>
+            <w:vMerge/>
+          </w:tcPr>
+          <w:p/>
+        </w:tc>
+        <w:tc>
+          <w:tcPr>
+            <w:tcW w:type="dxa" w:w="600"/>
+          </w:tcPr>
+          <w:p/>
+        </w:tc>
+        <w:tc>
+          <w:tcPr>
+            <w:tcW w:type="dxa" w:w="2300"/>
+          </w:tcPr>
+          <w:p/>
+        </w:tc>
+        <w:tc>
+          <w:tcPr>
+            <w:tcW w:type="dxa" w:w="4500"/>
+          </w:tcPr>
+          <w:p>
+            <w:pPr>
+              <w:spacing w:after="0"/>
+            </w:pPr>
+            <w:r/>
+            <w:r>
+              <w:rPr>
+                <w:rFonts w:ascii="Calibri" w:hAnsi="Calibri"/>
+                <w:sz w:val="21"/>
+              </w:rPr>
+              <w:t>Check if Jump to finds a product: press Ctrl + J (Cmd + J on a Mac), type the name of a product, then press Enter</w:t>
+            </w:r>
+          </w:p>
+        </w:tc>
+        <w:tc>
+          <w:tcPr>
+            <w:tcW w:type="dxa" w:w="4700"/>
+          </w:tcPr>
+          <w:p>
+            <w:pPr>
+              <w:spacing w:after="0"/>
+            </w:pPr>
+            <w:r/>
+            <w:r>
+              <w:rPr>
+                <w:rFonts w:ascii="Calibri" w:hAnsi="Calibri"/>
+                <w:sz w:val="21"/>
+              </w:rPr>
+              <w:t>The product is listed among the matches (5 at most) and Enter opens that product</w:t>
             </w:r>
           </w:p>
         </w:tc>
@@ -3961,7 +4127,7 @@
                 <w:rFonts w:ascii="Calibri" w:hAnsi="Calibri"/>
                 <w:sz w:val="21"/>
               </w:rPr>
-              <w:t>Check if a voided sale is left out of revenue: void a sale, then look at Recent Sales and Total Revenue</w:t>
+              <w:t>Check if a well-stocked product is left out: look at the Needs restocking list for a product whose stock is above its reorder level</w:t>
             </w:r>
           </w:p>
         </w:tc>
@@ -3979,7 +4145,7 @@
                 <w:rFonts w:ascii="Calibri" w:hAnsi="Calibri"/>
                 <w:sz w:val="21"/>
               </w:rPr>
-              <w:t>The sale is marked "Voided" and is not counted in Total Revenue</w:t>
+              <w:t>That product is not listed</w:t>
             </w:r>
           </w:p>
         </w:tc>
@@ -4013,48 +4179,131 @@
         <w:tc>
           <w:tcPr>
             <w:tcW w:type="dxa" w:w="600"/>
-          </w:tcPr>
-          <w:p/>
+            <w:shd w:val="clear" w:color="auto" w:fill="D0CECE"/>
+          </w:tcPr>
+          <w:p>
+            <w:pPr>
+              <w:spacing w:after="0"/>
+              <w:jc w:val="right"/>
+            </w:pPr>
+            <w:r/>
+            <w:r>
+              <w:rPr>
+                <w:rFonts w:ascii="Calibri" w:hAnsi="Calibri"/>
+                <w:sz w:val="21"/>
+              </w:rPr>
+              <w:t>2</w:t>
+            </w:r>
+          </w:p>
         </w:tc>
         <w:tc>
           <w:tcPr>
             <w:tcW w:type="dxa" w:w="2300"/>
-          </w:tcPr>
-          <w:p/>
+            <w:shd w:val="clear" w:color="auto" w:fill="D0CECE"/>
+          </w:tcPr>
+          <w:p>
+            <w:pPr>
+              <w:spacing w:after="0"/>
+            </w:pPr>
+            <w:r/>
+            <w:r>
+              <w:rPr>
+                <w:rFonts w:ascii="Calibri" w:hAnsi="Calibri"/>
+                <w:sz w:val="21"/>
+              </w:rPr>
+              <w:t>System Check</w:t>
+            </w:r>
+          </w:p>
         </w:tc>
         <w:tc>
           <w:tcPr>
             <w:tcW w:type="dxa" w:w="4500"/>
-          </w:tcPr>
-          <w:p>
-            <w:pPr>
-              <w:spacing w:after="0"/>
-            </w:pPr>
-            <w:r/>
-            <w:r>
-              <w:rPr>
-                <w:rFonts w:ascii="Calibri" w:hAnsi="Calibri"/>
-                <w:sz w:val="21"/>
-              </w:rPr>
-              <w:t>Check if a well-stocked product is left out: look at the Needs restocking list for a product whose stock is above its reorder level</w:t>
-            </w:r>
-          </w:p>
+            <w:shd w:val="clear" w:color="auto" w:fill="D0CECE"/>
+          </w:tcPr>
+          <w:p/>
         </w:tc>
         <w:tc>
           <w:tcPr>
             <w:tcW w:type="dxa" w:w="4700"/>
-          </w:tcPr>
-          <w:p>
-            <w:pPr>
-              <w:spacing w:after="0"/>
-            </w:pPr>
-            <w:r/>
-            <w:r>
-              <w:rPr>
-                <w:rFonts w:ascii="Calibri" w:hAnsi="Calibri"/>
-                <w:sz w:val="21"/>
-              </w:rPr>
-              <w:t>That product is not listed</w:t>
+            <w:shd w:val="clear" w:color="auto" w:fill="D0CECE"/>
+          </w:tcPr>
+          <w:p/>
+        </w:tc>
+        <w:tc>
+          <w:tcPr>
+            <w:tcW w:type="dxa" w:w="2100"/>
+            <w:shd w:val="clear" w:color="auto" w:fill="D0CECE"/>
+          </w:tcPr>
+          <w:p/>
+        </w:tc>
+        <w:tc>
+          <w:tcPr>
+            <w:tcW w:type="dxa" w:w="1520"/>
+            <w:shd w:val="clear" w:color="auto" w:fill="D0CECE"/>
+          </w:tcPr>
+          <w:p/>
+        </w:tc>
+        <w:tc>
+          <w:tcPr>
+            <w:tcW w:type="dxa" w:w="1100"/>
+            <w:shd w:val="clear" w:color="auto" w:fill="D0CECE"/>
+          </w:tcPr>
+          <w:p/>
+        </w:tc>
+      </w:tr>
+      <w:tr>
+        <w:tc>
+          <w:tcPr>
+            <w:tcW w:type="dxa" w:w="1900"/>
+            <w:vMerge/>
+          </w:tcPr>
+          <w:p/>
+        </w:tc>
+        <w:tc>
+          <w:tcPr>
+            <w:tcW w:type="dxa" w:w="600"/>
+          </w:tcPr>
+          <w:p/>
+        </w:tc>
+        <w:tc>
+          <w:tcPr>
+            <w:tcW w:type="dxa" w:w="2300"/>
+          </w:tcPr>
+          <w:p/>
+        </w:tc>
+        <w:tc>
+          <w:tcPr>
+            <w:tcW w:type="dxa" w:w="4500"/>
+          </w:tcPr>
+          <w:p>
+            <w:pPr>
+              <w:spacing w:after="0"/>
+            </w:pPr>
+            <w:r/>
+            <w:r>
+              <w:rPr>
+                <w:rFonts w:ascii="Calibri" w:hAnsi="Calibri"/>
+                <w:sz w:val="21"/>
+              </w:rPr>
+              <w:t>Check if a voided sale is left out of revenue: void a sale, then look at Recent Sales and Total Revenue</w:t>
+            </w:r>
+          </w:p>
+        </w:tc>
+        <w:tc>
+          <w:tcPr>
+            <w:tcW w:type="dxa" w:w="4700"/>
+          </w:tcPr>
+          <w:p>
+            <w:pPr>
+              <w:spacing w:after="0"/>
+            </w:pPr>
+            <w:r/>
+            <w:r>
+              <w:rPr>
+                <w:rFonts w:ascii="Calibri" w:hAnsi="Calibri"/>
+                <w:sz w:val="21"/>
+              </w:rPr>
+              <w:t>The sale reads "Voided" in Recent Sales and Total Revenue goes down by its final_amount</w:t>
             </w:r>
           </w:p>
         </w:tc>
@@ -4446,7 +4695,7 @@
                 <w:rFonts w:ascii="Calibri" w:hAnsi="Calibri"/>
                 <w:sz w:val="21"/>
               </w:rPr>
-              <w:t>A message "Enter the product name." is displayed under Product name</w:t>
+              <w:t>"Enter the product name." is displayed under Product name and no row is inserted in products</w:t>
             </w:r>
           </w:p>
         </w:tc>
@@ -5054,7 +5303,7 @@
                 <w:rFonts w:ascii="Calibri" w:hAnsi="Calibri"/>
                 <w:sz w:val="21"/>
               </w:rPr>
-              <w:t>The letters are not typed: Unit price takes numbers only</w:t>
+              <w:t>The letters are not accepted: the field holds numbers only</w:t>
             </w:r>
           </w:p>
         </w:tc>
@@ -7527,7 +7776,7 @@
                 <w:rFonts w:ascii="Calibri" w:hAnsi="Calibri"/>
                 <w:sz w:val="21"/>
               </w:rPr>
-              <w:t>Check if a deleted product leaves the till: delete a product, then look for it at the Point of Sale</w:t>
+              <w:t>Check if a search with no match says so: type a name no product has in the search box</w:t>
             </w:r>
           </w:p>
         </w:tc>
@@ -7545,7 +7794,7 @@
                 <w:rFonts w:ascii="Calibri" w:hAnsi="Calibri"/>
                 <w:sz w:val="21"/>
               </w:rPr>
-              <w:t>The product is no longer in the till or the reorder list</w:t>
+              <w:t>"No products match your filters" is displayed</w:t>
             </w:r>
           </w:p>
         </w:tc>
@@ -7579,66 +7828,74 @@
         <w:tc>
           <w:tcPr>
             <w:tcW w:type="dxa" w:w="600"/>
-          </w:tcPr>
-          <w:p/>
+            <w:shd w:val="clear" w:color="auto" w:fill="D0CECE"/>
+          </w:tcPr>
+          <w:p>
+            <w:pPr>
+              <w:spacing w:after="0"/>
+              <w:jc w:val="right"/>
+            </w:pPr>
+            <w:r/>
+            <w:r>
+              <w:rPr>
+                <w:rFonts w:ascii="Calibri" w:hAnsi="Calibri"/>
+                <w:sz w:val="21"/>
+              </w:rPr>
+              <w:t>5</w:t>
+            </w:r>
+          </w:p>
         </w:tc>
         <w:tc>
           <w:tcPr>
             <w:tcW w:type="dxa" w:w="2300"/>
-          </w:tcPr>
-          <w:p/>
+            <w:shd w:val="clear" w:color="auto" w:fill="D0CECE"/>
+          </w:tcPr>
+          <w:p>
+            <w:pPr>
+              <w:spacing w:after="0"/>
+            </w:pPr>
+            <w:r/>
+            <w:r>
+              <w:rPr>
+                <w:rFonts w:ascii="Calibri" w:hAnsi="Calibri"/>
+                <w:sz w:val="21"/>
+              </w:rPr>
+              <w:t>Database Check</w:t>
+            </w:r>
+          </w:p>
         </w:tc>
         <w:tc>
           <w:tcPr>
             <w:tcW w:type="dxa" w:w="4500"/>
-          </w:tcPr>
-          <w:p>
-            <w:pPr>
-              <w:spacing w:after="0"/>
-            </w:pPr>
-            <w:r/>
-            <w:r>
-              <w:rPr>
-                <w:rFonts w:ascii="Calibri" w:hAnsi="Calibri"/>
-                <w:sz w:val="21"/>
-              </w:rPr>
-              <w:t>Check if a search with no match says so: type a name no product has in the search box</w:t>
-            </w:r>
-          </w:p>
+            <w:shd w:val="clear" w:color="auto" w:fill="D0CECE"/>
+          </w:tcPr>
+          <w:p/>
         </w:tc>
         <w:tc>
           <w:tcPr>
             <w:tcW w:type="dxa" w:w="4700"/>
-          </w:tcPr>
-          <w:p>
-            <w:pPr>
-              <w:spacing w:after="0"/>
-            </w:pPr>
-            <w:r/>
-            <w:r>
-              <w:rPr>
-                <w:rFonts w:ascii="Calibri" w:hAnsi="Calibri"/>
-                <w:sz w:val="21"/>
-              </w:rPr>
-              <w:t>"No products match your filters" is displayed</w:t>
-            </w:r>
-          </w:p>
+            <w:shd w:val="clear" w:color="auto" w:fill="D0CECE"/>
+          </w:tcPr>
+          <w:p/>
         </w:tc>
         <w:tc>
           <w:tcPr>
             <w:tcW w:type="dxa" w:w="2100"/>
+            <w:shd w:val="clear" w:color="auto" w:fill="D0CECE"/>
           </w:tcPr>
           <w:p/>
         </w:tc>
         <w:tc>
           <w:tcPr>
             <w:tcW w:type="dxa" w:w="1520"/>
+            <w:shd w:val="clear" w:color="auto" w:fill="D0CECE"/>
           </w:tcPr>
           <w:p/>
         </w:tc>
         <w:tc>
           <w:tcPr>
             <w:tcW w:type="dxa" w:w="1100"/>
+            <w:shd w:val="clear" w:color="auto" w:fill="D0CECE"/>
           </w:tcPr>
           <w:p/>
         </w:tc>
@@ -7654,6 +7911,606 @@
         <w:tc>
           <w:tcPr>
             <w:tcW w:type="dxa" w:w="600"/>
+          </w:tcPr>
+          <w:p/>
+        </w:tc>
+        <w:tc>
+          <w:tcPr>
+            <w:tcW w:type="dxa" w:w="2300"/>
+          </w:tcPr>
+          <w:p/>
+        </w:tc>
+        <w:tc>
+          <w:tcPr>
+            <w:tcW w:type="dxa" w:w="4500"/>
+          </w:tcPr>
+          <w:p>
+            <w:pPr>
+              <w:spacing w:after="0"/>
+            </w:pPr>
+            <w:r/>
+            <w:r>
+              <w:rPr>
+                <w:rFonts w:ascii="Calibri" w:hAnsi="Calibri"/>
+                <w:sz w:val="21"/>
+              </w:rPr>
+              <w:t>Check if a new product gets the next SKU: click Add, choose a Product type and enter a name and a barcode no other product has, then click Save product</w:t>
+            </w:r>
+          </w:p>
+        </w:tc>
+        <w:tc>
+          <w:tcPr>
+            <w:tcW w:type="dxa" w:w="4700"/>
+          </w:tcPr>
+          <w:p>
+            <w:pPr>
+              <w:spacing w:after="0"/>
+            </w:pPr>
+            <w:r/>
+            <w:r>
+              <w:rPr>
+                <w:rFonts w:ascii="Calibri" w:hAnsi="Calibri"/>
+                <w:sz w:val="21"/>
+              </w:rPr>
+              <w:t>A products row is inserted with sku = the prefix and the highest number in use + 1 (for example DRY-121; deleted products still count, so a number is never given twice), the name and barcode typed, and is_active = TRUE</w:t>
+            </w:r>
+          </w:p>
+        </w:tc>
+        <w:tc>
+          <w:tcPr>
+            <w:tcW w:type="dxa" w:w="2100"/>
+          </w:tcPr>
+          <w:p/>
+        </w:tc>
+        <w:tc>
+          <w:tcPr>
+            <w:tcW w:type="dxa" w:w="1520"/>
+          </w:tcPr>
+          <w:p/>
+        </w:tc>
+        <w:tc>
+          <w:tcPr>
+            <w:tcW w:type="dxa" w:w="1100"/>
+          </w:tcPr>
+          <w:p/>
+        </w:tc>
+      </w:tr>
+      <w:tr>
+        <w:tc>
+          <w:tcPr>
+            <w:tcW w:type="dxa" w:w="1900"/>
+            <w:vMerge/>
+          </w:tcPr>
+          <w:p/>
+        </w:tc>
+        <w:tc>
+          <w:tcPr>
+            <w:tcW w:type="dxa" w:w="600"/>
+          </w:tcPr>
+          <w:p/>
+        </w:tc>
+        <w:tc>
+          <w:tcPr>
+            <w:tcW w:type="dxa" w:w="2300"/>
+          </w:tcPr>
+          <w:p/>
+        </w:tc>
+        <w:tc>
+          <w:tcPr>
+            <w:tcW w:type="dxa" w:w="4500"/>
+          </w:tcPr>
+          <w:p>
+            <w:pPr>
+              <w:spacing w:after="0"/>
+            </w:pPr>
+            <w:r/>
+            <w:r>
+              <w:rPr>
+                <w:rFonts w:ascii="Calibri" w:hAnsi="Calibri"/>
+                <w:sz w:val="21"/>
+              </w:rPr>
+              <w:t>Check if a product edit is saved: open a product, click Edit, change the Unit price, then click Save product</w:t>
+            </w:r>
+          </w:p>
+        </w:tc>
+        <w:tc>
+          <w:tcPr>
+            <w:tcW w:type="dxa" w:w="4700"/>
+          </w:tcPr>
+          <w:p>
+            <w:pPr>
+              <w:spacing w:after="0"/>
+            </w:pPr>
+            <w:r/>
+            <w:r>
+              <w:rPr>
+                <w:rFonts w:ascii="Calibri" w:hAnsi="Calibri"/>
+                <w:sz w:val="21"/>
+              </w:rPr>
+              <w:t>PUT /api/products/(id) updates products.unit_price, an audit_logs row (update, products) keeps the old and new values, and "Product updated" is displayed</w:t>
+            </w:r>
+          </w:p>
+        </w:tc>
+        <w:tc>
+          <w:tcPr>
+            <w:tcW w:type="dxa" w:w="2100"/>
+          </w:tcPr>
+          <w:p/>
+        </w:tc>
+        <w:tc>
+          <w:tcPr>
+            <w:tcW w:type="dxa" w:w="1520"/>
+          </w:tcPr>
+          <w:p/>
+        </w:tc>
+        <w:tc>
+          <w:tcPr>
+            <w:tcW w:type="dxa" w:w="1100"/>
+          </w:tcPr>
+          <w:p/>
+        </w:tc>
+      </w:tr>
+      <w:tr>
+        <w:tc>
+          <w:tcPr>
+            <w:tcW w:type="dxa" w:w="1900"/>
+            <w:vMerge/>
+          </w:tcPr>
+          <w:p/>
+        </w:tc>
+        <w:tc>
+          <w:tcPr>
+            <w:tcW w:type="dxa" w:w="600"/>
+          </w:tcPr>
+          <w:p/>
+        </w:tc>
+        <w:tc>
+          <w:tcPr>
+            <w:tcW w:type="dxa" w:w="2300"/>
+          </w:tcPr>
+          <w:p/>
+        </w:tc>
+        <w:tc>
+          <w:tcPr>
+            <w:tcW w:type="dxa" w:w="4500"/>
+          </w:tcPr>
+          <w:p>
+            <w:pPr>
+              <w:spacing w:after="0"/>
+            </w:pPr>
+            <w:r/>
+            <w:r>
+              <w:rPr>
+                <w:rFonts w:ascii="Calibri" w:hAnsi="Calibri"/>
+                <w:sz w:val="21"/>
+              </w:rPr>
+              <w:t>Check if a product is deleted: click the Delete (trash) button on a product, then click Yes, Delete</w:t>
+            </w:r>
+          </w:p>
+        </w:tc>
+        <w:tc>
+          <w:tcPr>
+            <w:tcW w:type="dxa" w:w="4700"/>
+          </w:tcPr>
+          <w:p>
+            <w:pPr>
+              <w:spacing w:after="0"/>
+            </w:pPr>
+            <w:r/>
+            <w:r>
+              <w:rPr>
+                <w:rFonts w:ascii="Calibri" w:hAnsi="Calibri"/>
+                <w:sz w:val="21"/>
+              </w:rPr>
+              <w:t>products.is_active is set to FALSE (the row and its sales history stay), so the product leaves Inventory, the till and the reorder list; "Product deleted" is displayed</w:t>
+            </w:r>
+          </w:p>
+        </w:tc>
+        <w:tc>
+          <w:tcPr>
+            <w:tcW w:type="dxa" w:w="2100"/>
+          </w:tcPr>
+          <w:p/>
+        </w:tc>
+        <w:tc>
+          <w:tcPr>
+            <w:tcW w:type="dxa" w:w="1520"/>
+          </w:tcPr>
+          <w:p/>
+        </w:tc>
+        <w:tc>
+          <w:tcPr>
+            <w:tcW w:type="dxa" w:w="1100"/>
+          </w:tcPr>
+          <w:p/>
+        </w:tc>
+      </w:tr>
+      <w:tr>
+        <w:tc>
+          <w:tcPr>
+            <w:tcW w:type="dxa" w:w="1900"/>
+            <w:vMerge/>
+          </w:tcPr>
+          <w:p/>
+        </w:tc>
+        <w:tc>
+          <w:tcPr>
+            <w:tcW w:type="dxa" w:w="600"/>
+          </w:tcPr>
+          <w:p/>
+        </w:tc>
+        <w:tc>
+          <w:tcPr>
+            <w:tcW w:type="dxa" w:w="2300"/>
+          </w:tcPr>
+          <w:p/>
+        </w:tc>
+        <w:tc>
+          <w:tcPr>
+            <w:tcW w:type="dxa" w:w="4500"/>
+          </w:tcPr>
+          <w:p>
+            <w:pPr>
+              <w:spacing w:after="0"/>
+            </w:pPr>
+            <w:r/>
+            <w:r>
+              <w:rPr>
+                <w:rFonts w:ascii="Calibri" w:hAnsi="Calibri"/>
+                <w:sz w:val="21"/>
+              </w:rPr>
+              <w:t>Check if the SKU can be changed: open a saved product, click Edit and look at the SKU</w:t>
+            </w:r>
+          </w:p>
+        </w:tc>
+        <w:tc>
+          <w:tcPr>
+            <w:tcW w:type="dxa" w:w="4700"/>
+          </w:tcPr>
+          <w:p>
+            <w:pPr>
+              <w:spacing w:after="0"/>
+            </w:pPr>
+            <w:r/>
+            <w:r>
+              <w:rPr>
+                <w:rFonts w:ascii="Calibri" w:hAnsi="Calibri"/>
+                <w:sz w:val="21"/>
+              </w:rPr>
+              <w:t>The SKU field is read-only, and PUT /api/products/(id) with a different sku is refused with HTTP 400 "The SKU cannot be changed once the product is saved. It stays (sku)."</w:t>
+            </w:r>
+          </w:p>
+        </w:tc>
+        <w:tc>
+          <w:tcPr>
+            <w:tcW w:type="dxa" w:w="2100"/>
+          </w:tcPr>
+          <w:p/>
+        </w:tc>
+        <w:tc>
+          <w:tcPr>
+            <w:tcW w:type="dxa" w:w="1520"/>
+          </w:tcPr>
+          <w:p/>
+        </w:tc>
+        <w:tc>
+          <w:tcPr>
+            <w:tcW w:type="dxa" w:w="1100"/>
+          </w:tcPr>
+          <w:p/>
+        </w:tc>
+      </w:tr>
+      <w:tr>
+        <w:tc>
+          <w:tcPr>
+            <w:tcW w:type="dxa" w:w="1900"/>
+            <w:vMerge/>
+          </w:tcPr>
+          <w:p/>
+        </w:tc>
+        <w:tc>
+          <w:tcPr>
+            <w:tcW w:type="dxa" w:w="600"/>
+          </w:tcPr>
+          <w:p/>
+        </w:tc>
+        <w:tc>
+          <w:tcPr>
+            <w:tcW w:type="dxa" w:w="2300"/>
+          </w:tcPr>
+          <w:p/>
+        </w:tc>
+        <w:tc>
+          <w:tcPr>
+            <w:tcW w:type="dxa" w:w="4500"/>
+          </w:tcPr>
+          <w:p>
+            <w:pPr>
+              <w:spacing w:after="0"/>
+            </w:pPr>
+            <w:r/>
+            <w:r>
+              <w:rPr>
+                <w:rFonts w:ascii="Calibri" w:hAnsi="Calibri"/>
+                <w:sz w:val="21"/>
+              </w:rPr>
+              <w:t>Check if the product name is already used: click Add and enter a Product name another product already has, then click Save product</w:t>
+            </w:r>
+          </w:p>
+        </w:tc>
+        <w:tc>
+          <w:tcPr>
+            <w:tcW w:type="dxa" w:w="4700"/>
+          </w:tcPr>
+          <w:p>
+            <w:pPr>
+              <w:spacing w:after="0"/>
+            </w:pPr>
+            <w:r/>
+            <w:r>
+              <w:rPr>
+                <w:rFonts w:ascii="Calibri" w:hAnsi="Calibri"/>
+                <w:sz w:val="21"/>
+              </w:rPr>
+              <w:t>POST /api/products finds an active product with the same name and answers HTTP 409; the question "This name is already in use" names that product and its SKU, and no row is inserted unless the user chooses to keep both</w:t>
+            </w:r>
+          </w:p>
+        </w:tc>
+        <w:tc>
+          <w:tcPr>
+            <w:tcW w:type="dxa" w:w="2100"/>
+          </w:tcPr>
+          <w:p/>
+        </w:tc>
+        <w:tc>
+          <w:tcPr>
+            <w:tcW w:type="dxa" w:w="1520"/>
+          </w:tcPr>
+          <w:p/>
+        </w:tc>
+        <w:tc>
+          <w:tcPr>
+            <w:tcW w:type="dxa" w:w="1100"/>
+          </w:tcPr>
+          <w:p/>
+        </w:tc>
+      </w:tr>
+      <w:tr>
+        <w:tc>
+          <w:tcPr>
+            <w:tcW w:type="dxa" w:w="1900"/>
+            <w:vMerge/>
+          </w:tcPr>
+          <w:p/>
+        </w:tc>
+        <w:tc>
+          <w:tcPr>
+            <w:tcW w:type="dxa" w:w="600"/>
+          </w:tcPr>
+          <w:p/>
+        </w:tc>
+        <w:tc>
+          <w:tcPr>
+            <w:tcW w:type="dxa" w:w="2300"/>
+          </w:tcPr>
+          <w:p/>
+        </w:tc>
+        <w:tc>
+          <w:tcPr>
+            <w:tcW w:type="dxa" w:w="4500"/>
+          </w:tcPr>
+          <w:p>
+            <w:pPr>
+              <w:spacing w:after="0"/>
+            </w:pPr>
+            <w:r/>
+            <w:r>
+              <w:rPr>
+                <w:rFonts w:ascii="Calibri" w:hAnsi="Calibri"/>
+                <w:sz w:val="21"/>
+              </w:rPr>
+              <w:t>Check if the barcode is already used: click Barcodes, tick Show all, type a barcode that another product already uses, then press Enter</w:t>
+            </w:r>
+          </w:p>
+        </w:tc>
+        <w:tc>
+          <w:tcPr>
+            <w:tcW w:type="dxa" w:w="4700"/>
+          </w:tcPr>
+          <w:p>
+            <w:pPr>
+              <w:spacing w:after="0"/>
+            </w:pPr>
+            <w:r/>
+            <w:r>
+              <w:rPr>
+                <w:rFonts w:ascii="Calibri" w:hAnsi="Calibri"/>
+                <w:sz w:val="21"/>
+              </w:rPr>
+              <w:t>HTTP 409 with "The barcode (code) is already used by (product) (SKU (sku)). Each product needs its own barcode." and products.barcode is not changed</w:t>
+            </w:r>
+          </w:p>
+        </w:tc>
+        <w:tc>
+          <w:tcPr>
+            <w:tcW w:type="dxa" w:w="2100"/>
+          </w:tcPr>
+          <w:p/>
+        </w:tc>
+        <w:tc>
+          <w:tcPr>
+            <w:tcW w:type="dxa" w:w="1520"/>
+          </w:tcPr>
+          <w:p/>
+        </w:tc>
+        <w:tc>
+          <w:tcPr>
+            <w:tcW w:type="dxa" w:w="1100"/>
+          </w:tcPr>
+          <w:p/>
+        </w:tc>
+      </w:tr>
+      <w:tr>
+        <w:tc>
+          <w:tcPr>
+            <w:tcW w:type="dxa" w:w="1900"/>
+            <w:vMerge/>
+          </w:tcPr>
+          <w:p/>
+        </w:tc>
+        <w:tc>
+          <w:tcPr>
+            <w:tcW w:type="dxa" w:w="600"/>
+          </w:tcPr>
+          <w:p/>
+        </w:tc>
+        <w:tc>
+          <w:tcPr>
+            <w:tcW w:type="dxa" w:w="2300"/>
+          </w:tcPr>
+          <w:p/>
+        </w:tc>
+        <w:tc>
+          <w:tcPr>
+            <w:tcW w:type="dxa" w:w="4500"/>
+          </w:tcPr>
+          <w:p>
+            <w:pPr>
+              <w:spacing w:after="0"/>
+            </w:pPr>
+            <w:r/>
+            <w:r>
+              <w:rPr>
+                <w:rFonts w:ascii="Calibri" w:hAnsi="Calibri"/>
+                <w:sz w:val="21"/>
+              </w:rPr>
+              <w:t>Check if Reorder is clicked when nothing is low: click Reorder when no product is at or below its reorder level</w:t>
+            </w:r>
+          </w:p>
+        </w:tc>
+        <w:tc>
+          <w:tcPr>
+            <w:tcW w:type="dxa" w:w="4700"/>
+          </w:tcPr>
+          <w:p>
+            <w:pPr>
+              <w:spacing w:after="0"/>
+            </w:pPr>
+            <w:r/>
+            <w:r>
+              <w:rPr>
+                <w:rFonts w:ascii="Calibri" w:hAnsi="Calibri"/>
+                <w:sz w:val="21"/>
+              </w:rPr>
+              <w:t>GET /api/products/low-stock returns no product with stock_quantity at or below reorder_level, so "No products need reordering" is displayed and no purchase_orders row is inserted</w:t>
+            </w:r>
+          </w:p>
+        </w:tc>
+        <w:tc>
+          <w:tcPr>
+            <w:tcW w:type="dxa" w:w="2100"/>
+          </w:tcPr>
+          <w:p/>
+        </w:tc>
+        <w:tc>
+          <w:tcPr>
+            <w:tcW w:type="dxa" w:w="1520"/>
+          </w:tcPr>
+          <w:p/>
+        </w:tc>
+        <w:tc>
+          <w:tcPr>
+            <w:tcW w:type="dxa" w:w="1100"/>
+          </w:tcPr>
+          <w:p/>
+        </w:tc>
+      </w:tr>
+      <w:tr>
+        <w:tc>
+          <w:tcPr>
+            <w:tcW w:type="dxa" w:w="1900"/>
+            <w:vMerge/>
+          </w:tcPr>
+          <w:p/>
+        </w:tc>
+        <w:tc>
+          <w:tcPr>
+            <w:tcW w:type="dxa" w:w="600"/>
+          </w:tcPr>
+          <w:p/>
+        </w:tc>
+        <w:tc>
+          <w:tcPr>
+            <w:tcW w:type="dxa" w:w="2300"/>
+          </w:tcPr>
+          <w:p/>
+        </w:tc>
+        <w:tc>
+          <w:tcPr>
+            <w:tcW w:type="dxa" w:w="4500"/>
+          </w:tcPr>
+          <w:p>
+            <w:pPr>
+              <w:spacing w:after="0"/>
+            </w:pPr>
+            <w:r/>
+            <w:r>
+              <w:rPr>
+                <w:rFonts w:ascii="Calibri" w:hAnsi="Calibri"/>
+                <w:sz w:val="21"/>
+              </w:rPr>
+              <w:t>Check if Save product is clicked twice: click Save product twice quickly</w:t>
+            </w:r>
+          </w:p>
+        </w:tc>
+        <w:tc>
+          <w:tcPr>
+            <w:tcW w:type="dxa" w:w="4700"/>
+          </w:tcPr>
+          <w:p>
+            <w:pPr>
+              <w:spacing w:after="0"/>
+            </w:pPr>
+            <w:r/>
+            <w:r>
+              <w:rPr>
+                <w:rFonts w:ascii="Calibri" w:hAnsi="Calibri"/>
+                <w:sz w:val="21"/>
+              </w:rPr>
+              <w:t>The Save button reads "Saving…" and ignores a second press while POST /api/products is on its way, so only one products row is inserted</w:t>
+            </w:r>
+          </w:p>
+        </w:tc>
+        <w:tc>
+          <w:tcPr>
+            <w:tcW w:type="dxa" w:w="2100"/>
+          </w:tcPr>
+          <w:p/>
+        </w:tc>
+        <w:tc>
+          <w:tcPr>
+            <w:tcW w:type="dxa" w:w="1520"/>
+          </w:tcPr>
+          <w:p/>
+        </w:tc>
+        <w:tc>
+          <w:tcPr>
+            <w:tcW w:type="dxa" w:w="1100"/>
+          </w:tcPr>
+          <w:p/>
+        </w:tc>
+      </w:tr>
+      <w:tr>
+        <w:tc>
+          <w:tcPr>
+            <w:tcW w:type="dxa" w:w="1900"/>
+            <w:vMerge/>
+          </w:tcPr>
+          <w:p/>
+        </w:tc>
+        <w:tc>
+          <w:tcPr>
+            <w:tcW w:type="dxa" w:w="600"/>
             <w:shd w:val="clear" w:color="auto" w:fill="D0CECE"/>
           </w:tcPr>
           <w:p>
@@ -7667,7 +8524,7 @@
                 <w:rFonts w:ascii="Calibri" w:hAnsi="Calibri"/>
                 <w:sz w:val="21"/>
               </w:rPr>
-              <w:t>5</w:t>
+              <w:t>6</w:t>
             </w:r>
           </w:p>
         </w:tc>
@@ -7686,7 +8543,7 @@
                 <w:rFonts w:ascii="Calibri" w:hAnsi="Calibri"/>
                 <w:sz w:val="21"/>
               </w:rPr>
-              <w:t>Database Check</w:t>
+              <w:t>System Check</w:t>
             </w:r>
           </w:p>
         </w:tc>
@@ -7760,7 +8617,7 @@
                 <w:rFonts w:ascii="Calibri" w:hAnsi="Calibri"/>
                 <w:sz w:val="21"/>
               </w:rPr>
-              <w:t>Check if a new product gets the next SKU: click Add, choose a Product type and enter a name and a barcode no other product has, then click Save product</w:t>
+              <w:t>Check if a deleted product leaves the till: delete a product, then look for it at the Point of Sale</w:t>
             </w:r>
           </w:p>
         </w:tc>
@@ -7778,7 +8635,7 @@
                 <w:rFonts w:ascii="Calibri" w:hAnsi="Calibri"/>
                 <w:sz w:val="21"/>
               </w:rPr>
-              <w:t>The product is saved with the next number of the shop's SKUs, for example DRY-121 (a number is never given twice, even after a product is deleted)</w:t>
+              <w:t>The product is no longer in the till or the reorder list</w:t>
             </w:r>
           </w:p>
         </w:tc>
@@ -7835,7 +8692,7 @@
                 <w:rFonts w:ascii="Calibri" w:hAnsi="Calibri"/>
                 <w:sz w:val="21"/>
               </w:rPr>
-              <w:t>Check if a product edit is saved: open a product, click Edit, change the Unit price, then click Save product</w:t>
+              <w:t>Check if reordering creates purchase orders: click Reorder, tick the products, click Reorder Selected, then click Yes, Create Orders</w:t>
             </w:r>
           </w:p>
         </w:tc>
@@ -7853,7 +8710,7 @@
                 <w:rFonts w:ascii="Calibri" w:hAnsi="Calibri"/>
                 <w:sz w:val="21"/>
               </w:rPr>
-              <w:t>A message "Product updated" is displayed and the new price is shown</w:t>
+              <w:t>A message "Purchase orders sent" is displayed with how many orders were made and the suppliers they were emailed to; any notes are listed in the same message</w:t>
             </w:r>
           </w:p>
         </w:tc>
@@ -7910,7 +8767,7 @@
                 <w:rFonts w:ascii="Calibri" w:hAnsi="Calibri"/>
                 <w:sz w:val="21"/>
               </w:rPr>
-              <w:t>Check if a product is deleted: click the Delete (trash) button on a product, then click Yes, Delete</w:t>
+              <w:t>Check if expired stock is written off: in Suppliers, open the Orders view, click Receive into stock on an order for a product that has expired, enter the new batch's expiration date, then confirm</w:t>
             </w:r>
           </w:p>
         </w:tc>
@@ -7928,532 +8785,7 @@
                 <w:rFonts w:ascii="Calibri" w:hAnsi="Calibri"/>
                 <w:sz w:val="21"/>
               </w:rPr>
-              <w:t>A message "Product deleted" is displayed and the product leaves the list</w:t>
-            </w:r>
-          </w:p>
-        </w:tc>
-        <w:tc>
-          <w:tcPr>
-            <w:tcW w:type="dxa" w:w="2100"/>
-          </w:tcPr>
-          <w:p/>
-        </w:tc>
-        <w:tc>
-          <w:tcPr>
-            <w:tcW w:type="dxa" w:w="1520"/>
-          </w:tcPr>
-          <w:p/>
-        </w:tc>
-        <w:tc>
-          <w:tcPr>
-            <w:tcW w:type="dxa" w:w="1100"/>
-          </w:tcPr>
-          <w:p/>
-        </w:tc>
-      </w:tr>
-      <w:tr>
-        <w:tc>
-          <w:tcPr>
-            <w:tcW w:type="dxa" w:w="1900"/>
-            <w:vMerge/>
-          </w:tcPr>
-          <w:p/>
-        </w:tc>
-        <w:tc>
-          <w:tcPr>
-            <w:tcW w:type="dxa" w:w="600"/>
-          </w:tcPr>
-          <w:p/>
-        </w:tc>
-        <w:tc>
-          <w:tcPr>
-            <w:tcW w:type="dxa" w:w="2300"/>
-          </w:tcPr>
-          <w:p/>
-        </w:tc>
-        <w:tc>
-          <w:tcPr>
-            <w:tcW w:type="dxa" w:w="4500"/>
-          </w:tcPr>
-          <w:p>
-            <w:pPr>
-              <w:spacing w:after="0"/>
-            </w:pPr>
-            <w:r/>
-            <w:r>
-              <w:rPr>
-                <w:rFonts w:ascii="Calibri" w:hAnsi="Calibri"/>
-                <w:sz w:val="21"/>
-              </w:rPr>
-              <w:t>Check if reordering creates purchase orders: click Reorder, tick the products, click Reorder Selected, then click Yes, Create Orders</w:t>
-            </w:r>
-          </w:p>
-        </w:tc>
-        <w:tc>
-          <w:tcPr>
-            <w:tcW w:type="dxa" w:w="4700"/>
-          </w:tcPr>
-          <w:p>
-            <w:pPr>
-              <w:spacing w:after="0"/>
-            </w:pPr>
-            <w:r/>
-            <w:r>
-              <w:rPr>
-                <w:rFonts w:ascii="Calibri" w:hAnsi="Calibri"/>
-                <w:sz w:val="21"/>
-              </w:rPr>
-              <w:t>A message "Purchase orders sent" is displayed with how many orders were made and the suppliers they were emailed to; any notes are listed in the same message</w:t>
-            </w:r>
-          </w:p>
-        </w:tc>
-        <w:tc>
-          <w:tcPr>
-            <w:tcW w:type="dxa" w:w="2100"/>
-          </w:tcPr>
-          <w:p/>
-        </w:tc>
-        <w:tc>
-          <w:tcPr>
-            <w:tcW w:type="dxa" w:w="1520"/>
-          </w:tcPr>
-          <w:p/>
-        </w:tc>
-        <w:tc>
-          <w:tcPr>
-            <w:tcW w:type="dxa" w:w="1100"/>
-          </w:tcPr>
-          <w:p/>
-        </w:tc>
-      </w:tr>
-      <w:tr>
-        <w:tc>
-          <w:tcPr>
-            <w:tcW w:type="dxa" w:w="1900"/>
-            <w:vMerge/>
-          </w:tcPr>
-          <w:p/>
-        </w:tc>
-        <w:tc>
-          <w:tcPr>
-            <w:tcW w:type="dxa" w:w="600"/>
-          </w:tcPr>
-          <w:p/>
-        </w:tc>
-        <w:tc>
-          <w:tcPr>
-            <w:tcW w:type="dxa" w:w="2300"/>
-          </w:tcPr>
-          <w:p/>
-        </w:tc>
-        <w:tc>
-          <w:tcPr>
-            <w:tcW w:type="dxa" w:w="4500"/>
-          </w:tcPr>
-          <w:p>
-            <w:pPr>
-              <w:spacing w:after="0"/>
-            </w:pPr>
-            <w:r/>
-            <w:r>
-              <w:rPr>
-                <w:rFonts w:ascii="Calibri" w:hAnsi="Calibri"/>
-                <w:sz w:val="21"/>
-              </w:rPr>
-              <w:t>Check if expired stock is written off: in Suppliers, open the Orders view, click Receive into stock on an order for a product that has expired, enter the new batch's expiration date, then confirm</w:t>
-            </w:r>
-          </w:p>
-        </w:tc>
-        <w:tc>
-          <w:tcPr>
-            <w:tcW w:type="dxa" w:w="4700"/>
-          </w:tcPr>
-          <w:p>
-            <w:pPr>
-              <w:spacing w:after="0"/>
-            </w:pPr>
-            <w:r/>
-            <w:r>
-              <w:rPr>
-                <w:rFonts w:ascii="Calibri" w:hAnsi="Calibri"/>
-                <w:sz w:val="21"/>
-              </w:rPr>
               <w:t>The expired stock is written off, the received quantity is added, and the new expiration date is set so the product can be sold again</w:t>
-            </w:r>
-          </w:p>
-        </w:tc>
-        <w:tc>
-          <w:tcPr>
-            <w:tcW w:type="dxa" w:w="2100"/>
-          </w:tcPr>
-          <w:p/>
-        </w:tc>
-        <w:tc>
-          <w:tcPr>
-            <w:tcW w:type="dxa" w:w="1520"/>
-          </w:tcPr>
-          <w:p/>
-        </w:tc>
-        <w:tc>
-          <w:tcPr>
-            <w:tcW w:type="dxa" w:w="1100"/>
-          </w:tcPr>
-          <w:p/>
-        </w:tc>
-      </w:tr>
-      <w:tr>
-        <w:tc>
-          <w:tcPr>
-            <w:tcW w:type="dxa" w:w="1900"/>
-            <w:vMerge/>
-          </w:tcPr>
-          <w:p/>
-        </w:tc>
-        <w:tc>
-          <w:tcPr>
-            <w:tcW w:type="dxa" w:w="600"/>
-          </w:tcPr>
-          <w:p/>
-        </w:tc>
-        <w:tc>
-          <w:tcPr>
-            <w:tcW w:type="dxa" w:w="2300"/>
-          </w:tcPr>
-          <w:p/>
-        </w:tc>
-        <w:tc>
-          <w:tcPr>
-            <w:tcW w:type="dxa" w:w="4500"/>
-          </w:tcPr>
-          <w:p>
-            <w:pPr>
-              <w:spacing w:after="0"/>
-            </w:pPr>
-            <w:r/>
-            <w:r>
-              <w:rPr>
-                <w:rFonts w:ascii="Calibri" w:hAnsi="Calibri"/>
-                <w:sz w:val="21"/>
-              </w:rPr>
-              <w:t>Check if the SKU can be changed: open a saved product, click Edit and look at the SKU</w:t>
-            </w:r>
-          </w:p>
-        </w:tc>
-        <w:tc>
-          <w:tcPr>
-            <w:tcW w:type="dxa" w:w="4700"/>
-          </w:tcPr>
-          <w:p>
-            <w:pPr>
-              <w:spacing w:after="0"/>
-            </w:pPr>
-            <w:r/>
-            <w:r>
-              <w:rPr>
-                <w:rFonts w:ascii="Calibri" w:hAnsi="Calibri"/>
-                <w:sz w:val="21"/>
-              </w:rPr>
-              <w:t>The SKU is shown but cannot be changed, and there is no Product type to choose</w:t>
-            </w:r>
-          </w:p>
-        </w:tc>
-        <w:tc>
-          <w:tcPr>
-            <w:tcW w:type="dxa" w:w="2100"/>
-          </w:tcPr>
-          <w:p/>
-        </w:tc>
-        <w:tc>
-          <w:tcPr>
-            <w:tcW w:type="dxa" w:w="1520"/>
-          </w:tcPr>
-          <w:p/>
-        </w:tc>
-        <w:tc>
-          <w:tcPr>
-            <w:tcW w:type="dxa" w:w="1100"/>
-          </w:tcPr>
-          <w:p/>
-        </w:tc>
-      </w:tr>
-      <w:tr>
-        <w:tc>
-          <w:tcPr>
-            <w:tcW w:type="dxa" w:w="1900"/>
-            <w:vMerge/>
-          </w:tcPr>
-          <w:p/>
-        </w:tc>
-        <w:tc>
-          <w:tcPr>
-            <w:tcW w:type="dxa" w:w="600"/>
-          </w:tcPr>
-          <w:p/>
-        </w:tc>
-        <w:tc>
-          <w:tcPr>
-            <w:tcW w:type="dxa" w:w="2300"/>
-          </w:tcPr>
-          <w:p/>
-        </w:tc>
-        <w:tc>
-          <w:tcPr>
-            <w:tcW w:type="dxa" w:w="4500"/>
-          </w:tcPr>
-          <w:p>
-            <w:pPr>
-              <w:spacing w:after="0"/>
-            </w:pPr>
-            <w:r/>
-            <w:r>
-              <w:rPr>
-                <w:rFonts w:ascii="Calibri" w:hAnsi="Calibri"/>
-                <w:sz w:val="21"/>
-              </w:rPr>
-              <w:t>Check if the product name is already used: click Add and enter a Product name another product already has, then click Save product</w:t>
-            </w:r>
-          </w:p>
-        </w:tc>
-        <w:tc>
-          <w:tcPr>
-            <w:tcW w:type="dxa" w:w="4700"/>
-          </w:tcPr>
-          <w:p>
-            <w:pPr>
-              <w:spacing w:after="0"/>
-            </w:pPr>
-            <w:r/>
-            <w:r>
-              <w:rPr>
-                <w:rFonts w:ascii="Calibri" w:hAnsi="Calibri"/>
-                <w:sz w:val="21"/>
-              </w:rPr>
-              <w:t>A question "This name is already in use" names the other product and its SKU</w:t>
-            </w:r>
-          </w:p>
-        </w:tc>
-        <w:tc>
-          <w:tcPr>
-            <w:tcW w:type="dxa" w:w="2100"/>
-          </w:tcPr>
-          <w:p/>
-        </w:tc>
-        <w:tc>
-          <w:tcPr>
-            <w:tcW w:type="dxa" w:w="1520"/>
-          </w:tcPr>
-          <w:p/>
-        </w:tc>
-        <w:tc>
-          <w:tcPr>
-            <w:tcW w:type="dxa" w:w="1100"/>
-          </w:tcPr>
-          <w:p/>
-        </w:tc>
-      </w:tr>
-      <w:tr>
-        <w:tc>
-          <w:tcPr>
-            <w:tcW w:type="dxa" w:w="1900"/>
-            <w:vMerge/>
-          </w:tcPr>
-          <w:p/>
-        </w:tc>
-        <w:tc>
-          <w:tcPr>
-            <w:tcW w:type="dxa" w:w="600"/>
-          </w:tcPr>
-          <w:p/>
-        </w:tc>
-        <w:tc>
-          <w:tcPr>
-            <w:tcW w:type="dxa" w:w="2300"/>
-          </w:tcPr>
-          <w:p/>
-        </w:tc>
-        <w:tc>
-          <w:tcPr>
-            <w:tcW w:type="dxa" w:w="4500"/>
-          </w:tcPr>
-          <w:p>
-            <w:pPr>
-              <w:spacing w:after="0"/>
-            </w:pPr>
-            <w:r/>
-            <w:r>
-              <w:rPr>
-                <w:rFonts w:ascii="Calibri" w:hAnsi="Calibri"/>
-                <w:sz w:val="21"/>
-              </w:rPr>
-              <w:t>Check if the barcode is already used: click Barcodes, tick Show all, type a barcode that another product already uses, then press Enter</w:t>
-            </w:r>
-          </w:p>
-        </w:tc>
-        <w:tc>
-          <w:tcPr>
-            <w:tcW w:type="dxa" w:w="4700"/>
-          </w:tcPr>
-          <w:p>
-            <w:pPr>
-              <w:spacing w:after="0"/>
-            </w:pPr>
-            <w:r/>
-            <w:r>
-              <w:rPr>
-                <w:rFonts w:ascii="Calibri" w:hAnsi="Calibri"/>
-                <w:sz w:val="21"/>
-              </w:rPr>
-              <w:t>A message "The barcode (code) is already used by (product) (SKU (sku)). Each product needs its own barcode." is displayed</w:t>
-            </w:r>
-          </w:p>
-        </w:tc>
-        <w:tc>
-          <w:tcPr>
-            <w:tcW w:type="dxa" w:w="2100"/>
-          </w:tcPr>
-          <w:p/>
-        </w:tc>
-        <w:tc>
-          <w:tcPr>
-            <w:tcW w:type="dxa" w:w="1520"/>
-          </w:tcPr>
-          <w:p/>
-        </w:tc>
-        <w:tc>
-          <w:tcPr>
-            <w:tcW w:type="dxa" w:w="1100"/>
-          </w:tcPr>
-          <w:p/>
-        </w:tc>
-      </w:tr>
-      <w:tr>
-        <w:tc>
-          <w:tcPr>
-            <w:tcW w:type="dxa" w:w="1900"/>
-            <w:vMerge/>
-          </w:tcPr>
-          <w:p/>
-        </w:tc>
-        <w:tc>
-          <w:tcPr>
-            <w:tcW w:type="dxa" w:w="600"/>
-          </w:tcPr>
-          <w:p/>
-        </w:tc>
-        <w:tc>
-          <w:tcPr>
-            <w:tcW w:type="dxa" w:w="2300"/>
-          </w:tcPr>
-          <w:p/>
-        </w:tc>
-        <w:tc>
-          <w:tcPr>
-            <w:tcW w:type="dxa" w:w="4500"/>
-          </w:tcPr>
-          <w:p>
-            <w:pPr>
-              <w:spacing w:after="0"/>
-            </w:pPr>
-            <w:r/>
-            <w:r>
-              <w:rPr>
-                <w:rFonts w:ascii="Calibri" w:hAnsi="Calibri"/>
-                <w:sz w:val="21"/>
-              </w:rPr>
-              <w:t>Check if Reorder is clicked when nothing is low: click Reorder when no product is at or below its reorder level</w:t>
-            </w:r>
-          </w:p>
-        </w:tc>
-        <w:tc>
-          <w:tcPr>
-            <w:tcW w:type="dxa" w:w="4700"/>
-          </w:tcPr>
-          <w:p>
-            <w:pPr>
-              <w:spacing w:after="0"/>
-            </w:pPr>
-            <w:r/>
-            <w:r>
-              <w:rPr>
-                <w:rFonts w:ascii="Calibri" w:hAnsi="Calibri"/>
-                <w:sz w:val="21"/>
-              </w:rPr>
-              <w:t>A message "No products need reordering" is displayed</w:t>
-            </w:r>
-          </w:p>
-        </w:tc>
-        <w:tc>
-          <w:tcPr>
-            <w:tcW w:type="dxa" w:w="2100"/>
-          </w:tcPr>
-          <w:p/>
-        </w:tc>
-        <w:tc>
-          <w:tcPr>
-            <w:tcW w:type="dxa" w:w="1520"/>
-          </w:tcPr>
-          <w:p/>
-        </w:tc>
-        <w:tc>
-          <w:tcPr>
-            <w:tcW w:type="dxa" w:w="1100"/>
-          </w:tcPr>
-          <w:p/>
-        </w:tc>
-      </w:tr>
-      <w:tr>
-        <w:tc>
-          <w:tcPr>
-            <w:tcW w:type="dxa" w:w="1900"/>
-            <w:vMerge/>
-          </w:tcPr>
-          <w:p/>
-        </w:tc>
-        <w:tc>
-          <w:tcPr>
-            <w:tcW w:type="dxa" w:w="600"/>
-          </w:tcPr>
-          <w:p/>
-        </w:tc>
-        <w:tc>
-          <w:tcPr>
-            <w:tcW w:type="dxa" w:w="2300"/>
-          </w:tcPr>
-          <w:p/>
-        </w:tc>
-        <w:tc>
-          <w:tcPr>
-            <w:tcW w:type="dxa" w:w="4500"/>
-          </w:tcPr>
-          <w:p>
-            <w:pPr>
-              <w:spacing w:after="0"/>
-            </w:pPr>
-            <w:r/>
-            <w:r>
-              <w:rPr>
-                <w:rFonts w:ascii="Calibri" w:hAnsi="Calibri"/>
-                <w:sz w:val="21"/>
-              </w:rPr>
-              <w:t>Check if Save product is clicked twice: click Save product twice quickly</w:t>
-            </w:r>
-          </w:p>
-        </w:tc>
-        <w:tc>
-          <w:tcPr>
-            <w:tcW w:type="dxa" w:w="4700"/>
-          </w:tcPr>
-          <w:p>
-            <w:pPr>
-              <w:spacing w:after="0"/>
-            </w:pPr>
-            <w:r/>
-            <w:r>
-              <w:rPr>
-                <w:rFonts w:ascii="Calibri" w:hAnsi="Calibri"/>
-                <w:sz w:val="21"/>
-              </w:rPr>
-              <w:t>The button shows "Saving…" and only one product is saved</w:t>
             </w:r>
           </w:p>
         </w:tc>
@@ -8845,7 +9177,7 @@
                 <w:rFonts w:ascii="Calibri" w:hAnsi="Calibri"/>
                 <w:sz w:val="21"/>
               </w:rPr>
-              <w:t>A message "A reason is required to void a sale" is displayed</w:t>
+              <w:t>"A reason is required to void a sale" is displayed and sales.payment_status stays 'completed'</w:t>
             </w:r>
           </w:p>
         </w:tc>
@@ -9153,7 +9485,7 @@
                 <w:rFonts w:ascii="Calibri" w:hAnsi="Calibri"/>
                 <w:sz w:val="21"/>
               </w:rPr>
-              <w:t>A message "The start date is after the end date" is displayed</w:t>
+              <w:t>"The start date is after the end date" is displayed and no sales are listed for the reversed range</w:t>
             </w:r>
           </w:p>
         </w:tc>
@@ -9911,7 +10243,7 @@
                 <w:rFonts w:ascii="Calibri" w:hAnsi="Calibri"/>
                 <w:sz w:val="21"/>
               </w:rPr>
-              <w:t>It is marked Voided and is not counted in Total Sales Amount</w:t>
+              <w:t>Its row reads Voided and its final_amount is not part of Total Sales Amount, which sums only sales that are not voided</w:t>
             </w:r>
           </w:p>
         </w:tc>
@@ -10144,7 +10476,7 @@
                 <w:rFonts w:ascii="Calibri" w:hAnsi="Calibri"/>
                 <w:sz w:val="21"/>
               </w:rPr>
-              <w:t>The CSV file is saved and a message "Sales exported successfully" is displayed</w:t>
+              <w:t>The sales listed are written to a CSV file that downloads, and "Sales exported successfully" is displayed</w:t>
             </w:r>
           </w:p>
         </w:tc>
@@ -10201,7 +10533,7 @@
                 <w:rFonts w:ascii="Calibri" w:hAnsi="Calibri"/>
                 <w:sz w:val="21"/>
               </w:rPr>
-              <w:t>Check if a sale is voided: click Void on a sale, enter the reason, then click Void Sale</w:t>
+              <w:t>Check if a sale is deleted: click the Delete (trash) button in a sale's row, then click Yes, Delete</w:t>
             </w:r>
           </w:p>
         </w:tc>
@@ -10219,7 +10551,7 @@
                 <w:rFonts w:ascii="Calibri" w:hAnsi="Calibri"/>
                 <w:sz w:val="21"/>
               </w:rPr>
-              <w:t>A message "Sale voided" is displayed, the items return to stock and the status reads Voided</w:t>
+              <w:t>DELETE /api/sales/(id) runs as one transaction: for a sale that was not voided each item's stock_quantity goes back up with an 'in' stock_movements row (reference sale_delete), then its sale_items and sales rows are deleted; an audit_logs row (delete, sales) keeps a copy</w:t>
             </w:r>
           </w:p>
         </w:tc>
@@ -10276,7 +10608,7 @@
                 <w:rFonts w:ascii="Calibri" w:hAnsi="Calibri"/>
                 <w:sz w:val="21"/>
               </w:rPr>
-              <w:t>Check if a sale is deleted: click the Delete (trash) button in a sale's row, then click Yes, Delete</w:t>
+              <w:t>Check if the end-of-day count is saved: click End of day, enter the cash counted, then click Save count</w:t>
             </w:r>
           </w:p>
         </w:tc>
@@ -10294,7 +10626,7 @@
                 <w:rFonts w:ascii="Calibri" w:hAnsi="Calibri"/>
                 <w:sz w:val="21"/>
               </w:rPr>
-              <w:t>A message "Sale deleted" is displayed; the Activity log keeps a record of it</w:t>
+              <w:t>A cash_reconciliations row is saved with expected_cash, counted_cash and discrepancy (counted − expected), shown as Balanced, Over by or Short by</w:t>
             </w:r>
           </w:p>
         </w:tc>
@@ -10351,7 +10683,7 @@
                 <w:rFonts w:ascii="Calibri" w:hAnsi="Calibri"/>
                 <w:sz w:val="21"/>
               </w:rPr>
-              <w:t>Check if the end-of-day count is saved: click End of day, enter the cash counted, then click Save count</w:t>
+              <w:t>Check if there are no sales to export: click Export CSV when no sale is listed</w:t>
             </w:r>
           </w:p>
         </w:tc>
@@ -10369,7 +10701,7 @@
                 <w:rFonts w:ascii="Calibri" w:hAnsi="Calibri"/>
                 <w:sz w:val="21"/>
               </w:rPr>
-              <w:t>The count is saved with Balanced, Over by or Short by</w:t>
+              <w:t>"No sales to export" is displayed and no file is made</w:t>
             </w:r>
           </w:p>
         </w:tc>
@@ -10403,48 +10735,131 @@
         <w:tc>
           <w:tcPr>
             <w:tcW w:type="dxa" w:w="600"/>
-          </w:tcPr>
-          <w:p/>
+            <w:shd w:val="clear" w:color="auto" w:fill="D0CECE"/>
+          </w:tcPr>
+          <w:p>
+            <w:pPr>
+              <w:spacing w:after="0"/>
+              <w:jc w:val="right"/>
+            </w:pPr>
+            <w:r/>
+            <w:r>
+              <w:rPr>
+                <w:rFonts w:ascii="Calibri" w:hAnsi="Calibri"/>
+                <w:sz w:val="21"/>
+              </w:rPr>
+              <w:t>5</w:t>
+            </w:r>
+          </w:p>
         </w:tc>
         <w:tc>
           <w:tcPr>
             <w:tcW w:type="dxa" w:w="2300"/>
-          </w:tcPr>
-          <w:p/>
+            <w:shd w:val="clear" w:color="auto" w:fill="D0CECE"/>
+          </w:tcPr>
+          <w:p>
+            <w:pPr>
+              <w:spacing w:after="0"/>
+            </w:pPr>
+            <w:r/>
+            <w:r>
+              <w:rPr>
+                <w:rFonts w:ascii="Calibri" w:hAnsi="Calibri"/>
+                <w:sz w:val="21"/>
+              </w:rPr>
+              <w:t>System Check</w:t>
+            </w:r>
+          </w:p>
         </w:tc>
         <w:tc>
           <w:tcPr>
             <w:tcW w:type="dxa" w:w="4500"/>
-          </w:tcPr>
-          <w:p>
-            <w:pPr>
-              <w:spacing w:after="0"/>
-            </w:pPr>
-            <w:r/>
-            <w:r>
-              <w:rPr>
-                <w:rFonts w:ascii="Calibri" w:hAnsi="Calibri"/>
-                <w:sz w:val="21"/>
-              </w:rPr>
-              <w:t>Check if there are no sales to export: click Export CSV when no sale is listed</w:t>
-            </w:r>
-          </w:p>
+            <w:shd w:val="clear" w:color="auto" w:fill="D0CECE"/>
+          </w:tcPr>
+          <w:p/>
         </w:tc>
         <w:tc>
           <w:tcPr>
             <w:tcW w:type="dxa" w:w="4700"/>
-          </w:tcPr>
-          <w:p>
-            <w:pPr>
-              <w:spacing w:after="0"/>
-            </w:pPr>
-            <w:r/>
-            <w:r>
-              <w:rPr>
-                <w:rFonts w:ascii="Calibri" w:hAnsi="Calibri"/>
-                <w:sz w:val="21"/>
-              </w:rPr>
-              <w:t>A message "No sales to export" is displayed</w:t>
+            <w:shd w:val="clear" w:color="auto" w:fill="D0CECE"/>
+          </w:tcPr>
+          <w:p/>
+        </w:tc>
+        <w:tc>
+          <w:tcPr>
+            <w:tcW w:type="dxa" w:w="2100"/>
+            <w:shd w:val="clear" w:color="auto" w:fill="D0CECE"/>
+          </w:tcPr>
+          <w:p/>
+        </w:tc>
+        <w:tc>
+          <w:tcPr>
+            <w:tcW w:type="dxa" w:w="1520"/>
+            <w:shd w:val="clear" w:color="auto" w:fill="D0CECE"/>
+          </w:tcPr>
+          <w:p/>
+        </w:tc>
+        <w:tc>
+          <w:tcPr>
+            <w:tcW w:type="dxa" w:w="1100"/>
+            <w:shd w:val="clear" w:color="auto" w:fill="D0CECE"/>
+          </w:tcPr>
+          <w:p/>
+        </w:tc>
+      </w:tr>
+      <w:tr>
+        <w:tc>
+          <w:tcPr>
+            <w:tcW w:type="dxa" w:w="1900"/>
+            <w:vMerge/>
+          </w:tcPr>
+          <w:p/>
+        </w:tc>
+        <w:tc>
+          <w:tcPr>
+            <w:tcW w:type="dxa" w:w="600"/>
+          </w:tcPr>
+          <w:p/>
+        </w:tc>
+        <w:tc>
+          <w:tcPr>
+            <w:tcW w:type="dxa" w:w="2300"/>
+          </w:tcPr>
+          <w:p/>
+        </w:tc>
+        <w:tc>
+          <w:tcPr>
+            <w:tcW w:type="dxa" w:w="4500"/>
+          </w:tcPr>
+          <w:p>
+            <w:pPr>
+              <w:spacing w:after="0"/>
+            </w:pPr>
+            <w:r/>
+            <w:r>
+              <w:rPr>
+                <w:rFonts w:ascii="Calibri" w:hAnsi="Calibri"/>
+                <w:sz w:val="21"/>
+              </w:rPr>
+              <w:t>Check if a sale is voided: click Void on a sale, enter the reason, then click Void Sale</w:t>
+            </w:r>
+          </w:p>
+        </w:tc>
+        <w:tc>
+          <w:tcPr>
+            <w:tcW w:type="dxa" w:w="4700"/>
+          </w:tcPr>
+          <w:p>
+            <w:pPr>
+              <w:spacing w:after="0"/>
+            </w:pPr>
+            <w:r/>
+            <w:r>
+              <w:rPr>
+                <w:rFonts w:ascii="Calibri" w:hAnsi="Calibri"/>
+                <w:sz w:val="21"/>
+              </w:rPr>
+              <w:t>sales.payment_status becomes 'voided' with the reason added to notes, each item's stock_quantity goes back up with an 'in' stock_movements row (reference 'sale_void'), an audit_logs row is written, and "Sale voided" is displayed</w:t>
             </w:r>
           </w:p>
         </w:tc>
@@ -10761,7 +11176,7 @@
                 <w:rFonts w:ascii="Calibri" w:hAnsi="Calibri"/>
                 <w:sz w:val="21"/>
               </w:rPr>
-              <w:t>A tooltip "Please fill out this field." is displayed on Supplier name</w:t>
+              <w:t>The tooltip "Please fill out this field." is displayed on Supplier name and no row is inserted in suppliers</w:t>
             </w:r>
           </w:p>
         </w:tc>
@@ -11369,7 +11784,7 @@
                 <w:rFonts w:ascii="Calibri" w:hAnsi="Calibri"/>
                 <w:sz w:val="21"/>
               </w:rPr>
-              <w:t>A tooltip "Please include an '@' in the email address." is displayed</w:t>
+              <w:t>The tooltip "Please include an '@' in the email address." is displayed and the supplier is not saved</w:t>
             </w:r>
           </w:p>
         </w:tc>
@@ -12518,7 +12933,7 @@
                 <w:rFonts w:ascii="Calibri" w:hAnsi="Calibri"/>
                 <w:sz w:val="21"/>
               </w:rPr>
-              <w:t>The supplier is saved</w:t>
+              <w:t>POST /api/suppliers inserts a suppliers row with the name typed and is_active = TRUE, and the supplier is listed</w:t>
             </w:r>
           </w:p>
         </w:tc>
@@ -12593,7 +13008,7 @@
                 <w:rFonts w:ascii="Calibri" w:hAnsi="Calibri"/>
                 <w:sz w:val="21"/>
               </w:rPr>
-              <w:t>A message "Supplier updated" is displayed</w:t>
+              <w:t>PUT /api/suppliers/(id) updates suppliers.phone and "Supplier updated" is displayed</w:t>
             </w:r>
           </w:p>
         </w:tc>
@@ -12668,7 +13083,7 @@
                 <w:rFonts w:ascii="Calibri" w:hAnsi="Calibri"/>
                 <w:sz w:val="21"/>
               </w:rPr>
-              <w:t>A message "Supplier deleted" is displayed</w:t>
+              <w:t>suppliers.is_active is set to FALSE (its orders and products keep their history), the supplier leaves the list and "Supplier deleted" is displayed</w:t>
             </w:r>
           </w:p>
         </w:tc>
@@ -12725,7 +13140,7 @@
                 <w:rFonts w:ascii="Calibri" w:hAnsi="Calibri"/>
                 <w:sz w:val="21"/>
               </w:rPr>
-              <w:t>Check if receiving an order adds the stock: open the Orders view, click Receive into stock on an order, then confirm</w:t>
+              <w:t>Check if an order is marked paid: in "Delivered, not yet paid", click Mark paid, then click Mark paid</w:t>
             </w:r>
           </w:p>
         </w:tc>
@@ -12743,7 +13158,7 @@
                 <w:rFonts w:ascii="Calibri" w:hAnsi="Calibri"/>
                 <w:sz w:val="21"/>
               </w:rPr>
-              <w:t>The order is received and the stock goes up by the quantities received</w:t>
+              <w:t>PUT /api/purchase-orders/(id)/payment sets purchase_orders.paid_at to now; "Marked as paid." is displayed and the order leaves "Delivered, not yet paid"</w:t>
             </w:r>
           </w:p>
         </w:tc>
@@ -12800,7 +13215,7 @@
                 <w:rFonts w:ascii="Calibri" w:hAnsi="Calibri"/>
                 <w:sz w:val="21"/>
               </w:rPr>
-              <w:t>Check if an order is marked paid: in "Delivered, not yet paid", click Mark paid, then click Mark paid</w:t>
+              <w:t>Check if the supplier name is already used: click Add supplier and enter a name that is already on the list, then click Save supplier</w:t>
             </w:r>
           </w:p>
         </w:tc>
@@ -12818,7 +13233,7 @@
                 <w:rFonts w:ascii="Calibri" w:hAnsi="Calibri"/>
                 <w:sz w:val="21"/>
               </w:rPr>
-              <w:t>A message "Marked as paid." is displayed</w:t>
+              <w:t>HTTP 409 with "A supplier with this name is already on the list." and no second row is inserted</w:t>
             </w:r>
           </w:p>
         </w:tc>
@@ -12852,48 +13267,131 @@
         <w:tc>
           <w:tcPr>
             <w:tcW w:type="dxa" w:w="600"/>
-          </w:tcPr>
-          <w:p/>
+            <w:shd w:val="clear" w:color="auto" w:fill="D0CECE"/>
+          </w:tcPr>
+          <w:p>
+            <w:pPr>
+              <w:spacing w:after="0"/>
+              <w:jc w:val="right"/>
+            </w:pPr>
+            <w:r/>
+            <w:r>
+              <w:rPr>
+                <w:rFonts w:ascii="Calibri" w:hAnsi="Calibri"/>
+                <w:sz w:val="21"/>
+              </w:rPr>
+              <w:t>6</w:t>
+            </w:r>
+          </w:p>
         </w:tc>
         <w:tc>
           <w:tcPr>
             <w:tcW w:type="dxa" w:w="2300"/>
-          </w:tcPr>
-          <w:p/>
+            <w:shd w:val="clear" w:color="auto" w:fill="D0CECE"/>
+          </w:tcPr>
+          <w:p>
+            <w:pPr>
+              <w:spacing w:after="0"/>
+            </w:pPr>
+            <w:r/>
+            <w:r>
+              <w:rPr>
+                <w:rFonts w:ascii="Calibri" w:hAnsi="Calibri"/>
+                <w:sz w:val="21"/>
+              </w:rPr>
+              <w:t>System Check</w:t>
+            </w:r>
+          </w:p>
         </w:tc>
         <w:tc>
           <w:tcPr>
             <w:tcW w:type="dxa" w:w="4500"/>
-          </w:tcPr>
-          <w:p>
-            <w:pPr>
-              <w:spacing w:after="0"/>
-            </w:pPr>
-            <w:r/>
-            <w:r>
-              <w:rPr>
-                <w:rFonts w:ascii="Calibri" w:hAnsi="Calibri"/>
-                <w:sz w:val="21"/>
-              </w:rPr>
-              <w:t>Check if the supplier name is already used: click Add supplier and enter a name that is already on the list, then click Save supplier</w:t>
-            </w:r>
-          </w:p>
+            <w:shd w:val="clear" w:color="auto" w:fill="D0CECE"/>
+          </w:tcPr>
+          <w:p/>
         </w:tc>
         <w:tc>
           <w:tcPr>
             <w:tcW w:type="dxa" w:w="4700"/>
-          </w:tcPr>
-          <w:p>
-            <w:pPr>
-              <w:spacing w:after="0"/>
-            </w:pPr>
-            <w:r/>
-            <w:r>
-              <w:rPr>
-                <w:rFonts w:ascii="Calibri" w:hAnsi="Calibri"/>
-                <w:sz w:val="21"/>
-              </w:rPr>
-              <w:t>A message "A supplier with this name is already on the list." is displayed</w:t>
+            <w:shd w:val="clear" w:color="auto" w:fill="D0CECE"/>
+          </w:tcPr>
+          <w:p/>
+        </w:tc>
+        <w:tc>
+          <w:tcPr>
+            <w:tcW w:type="dxa" w:w="2100"/>
+            <w:shd w:val="clear" w:color="auto" w:fill="D0CECE"/>
+          </w:tcPr>
+          <w:p/>
+        </w:tc>
+        <w:tc>
+          <w:tcPr>
+            <w:tcW w:type="dxa" w:w="1520"/>
+            <w:shd w:val="clear" w:color="auto" w:fill="D0CECE"/>
+          </w:tcPr>
+          <w:p/>
+        </w:tc>
+        <w:tc>
+          <w:tcPr>
+            <w:tcW w:type="dxa" w:w="1100"/>
+            <w:shd w:val="clear" w:color="auto" w:fill="D0CECE"/>
+          </w:tcPr>
+          <w:p/>
+        </w:tc>
+      </w:tr>
+      <w:tr>
+        <w:tc>
+          <w:tcPr>
+            <w:tcW w:type="dxa" w:w="1900"/>
+            <w:vMerge/>
+          </w:tcPr>
+          <w:p/>
+        </w:tc>
+        <w:tc>
+          <w:tcPr>
+            <w:tcW w:type="dxa" w:w="600"/>
+          </w:tcPr>
+          <w:p/>
+        </w:tc>
+        <w:tc>
+          <w:tcPr>
+            <w:tcW w:type="dxa" w:w="2300"/>
+          </w:tcPr>
+          <w:p/>
+        </w:tc>
+        <w:tc>
+          <w:tcPr>
+            <w:tcW w:type="dxa" w:w="4500"/>
+          </w:tcPr>
+          <w:p>
+            <w:pPr>
+              <w:spacing w:after="0"/>
+            </w:pPr>
+            <w:r/>
+            <w:r>
+              <w:rPr>
+                <w:rFonts w:ascii="Calibri" w:hAnsi="Calibri"/>
+                <w:sz w:val="21"/>
+              </w:rPr>
+              <w:t>Check if receiving an order adds the stock: open the Orders view, click Receive into stock on an order, then confirm</w:t>
+            </w:r>
+          </w:p>
+        </w:tc>
+        <w:tc>
+          <w:tcPr>
+            <w:tcW w:type="dxa" w:w="4700"/>
+          </w:tcPr>
+          <w:p>
+            <w:pPr>
+              <w:spacing w:after="0"/>
+            </w:pPr>
+            <w:r/>
+            <w:r>
+              <w:rPr>
+                <w:rFonts w:ascii="Calibri" w:hAnsi="Calibri"/>
+                <w:sz w:val="21"/>
+              </w:rPr>
+              <w:t>purchase_orders.status becomes 'received' with received_at set, each product's stock_quantity goes up by the quantity received, and a stock_movements row 'purchase' (reference 'purchase_order') is added for each item</w:t>
             </w:r>
           </w:p>
         </w:tc>
@@ -13210,7 +13708,7 @@
                 <w:rFonts w:ascii="Calibri" w:hAnsi="Calibri"/>
                 <w:sz w:val="21"/>
               </w:rPr>
-              <w:t>A message "Choose both a start and an end date" is displayed</w:t>
+              <w:t>"Choose both a start and an end date" is displayed and no report is produced</w:t>
             </w:r>
           </w:p>
         </w:tc>
@@ -13443,7 +13941,7 @@
                 <w:rFonts w:ascii="Calibri" w:hAnsi="Calibri"/>
                 <w:sz w:val="21"/>
               </w:rPr>
-              <w:t>A message "The start date is after the end date" is displayed</w:t>
+              <w:t>"The start date is after the end date" is displayed and no report is produced</w:t>
             </w:r>
           </w:p>
         </w:tc>
@@ -13751,7 +14249,7 @@
                 <w:rFonts w:ascii="Calibri" w:hAnsi="Calibri"/>
                 <w:sz w:val="21"/>
               </w:rPr>
-              <w:t>"Items sold, all categories", "Sales recorded without items", "Discounts given" and "Revenue" are listed and add up to Revenue</w:t>
+              <w:t>"Items sold, all categories" + "Sales recorded without items" − "Discounts given" equals "Revenue", the sum of sales.final_amount for sales that are not voided</w:t>
             </w:r>
           </w:p>
         </w:tc>
@@ -13785,66 +14283,74 @@
         <w:tc>
           <w:tcPr>
             <w:tcW w:type="dxa" w:w="600"/>
-          </w:tcPr>
-          <w:p/>
+            <w:shd w:val="clear" w:color="auto" w:fill="D0CECE"/>
+          </w:tcPr>
+          <w:p>
+            <w:pPr>
+              <w:spacing w:after="0"/>
+              <w:jc w:val="right"/>
+            </w:pPr>
+            <w:r/>
+            <w:r>
+              <w:rPr>
+                <w:rFonts w:ascii="Calibri" w:hAnsi="Calibri"/>
+                <w:sz w:val="21"/>
+              </w:rPr>
+              <w:t>4</w:t>
+            </w:r>
+          </w:p>
         </w:tc>
         <w:tc>
           <w:tcPr>
             <w:tcW w:type="dxa" w:w="2300"/>
-          </w:tcPr>
-          <w:p/>
+            <w:shd w:val="clear" w:color="auto" w:fill="D0CECE"/>
+          </w:tcPr>
+          <w:p>
+            <w:pPr>
+              <w:spacing w:after="0"/>
+            </w:pPr>
+            <w:r/>
+            <w:r>
+              <w:rPr>
+                <w:rFonts w:ascii="Calibri" w:hAnsi="Calibri"/>
+                <w:sz w:val="21"/>
+              </w:rPr>
+              <w:t>Database Check</w:t>
+            </w:r>
+          </w:p>
         </w:tc>
         <w:tc>
           <w:tcPr>
             <w:tcW w:type="dxa" w:w="4500"/>
-          </w:tcPr>
-          <w:p>
-            <w:pPr>
-              <w:spacing w:after="0"/>
-            </w:pPr>
-            <w:r/>
-            <w:r>
-              <w:rPr>
-                <w:rFonts w:ascii="Calibri" w:hAnsi="Calibri"/>
-                <w:sz w:val="21"/>
-              </w:rPr>
-              <w:t>Check if a voided sale is left out of revenue: void a sale, then look at Revenue for that day</w:t>
-            </w:r>
-          </w:p>
+            <w:shd w:val="clear" w:color="auto" w:fill="D0CECE"/>
+          </w:tcPr>
+          <w:p/>
         </w:tc>
         <w:tc>
           <w:tcPr>
             <w:tcW w:type="dxa" w:w="4700"/>
-          </w:tcPr>
-          <w:p>
-            <w:pPr>
-              <w:spacing w:after="0"/>
-            </w:pPr>
-            <w:r/>
-            <w:r>
-              <w:rPr>
-                <w:rFonts w:ascii="Calibri" w:hAnsi="Calibri"/>
-                <w:sz w:val="21"/>
-              </w:rPr>
-              <w:t>The voided sale is not counted</w:t>
-            </w:r>
-          </w:p>
+            <w:shd w:val="clear" w:color="auto" w:fill="D0CECE"/>
+          </w:tcPr>
+          <w:p/>
         </w:tc>
         <w:tc>
           <w:tcPr>
             <w:tcW w:type="dxa" w:w="2100"/>
+            <w:shd w:val="clear" w:color="auto" w:fill="D0CECE"/>
           </w:tcPr>
           <w:p/>
         </w:tc>
         <w:tc>
           <w:tcPr>
             <w:tcW w:type="dxa" w:w="1520"/>
+            <w:shd w:val="clear" w:color="auto" w:fill="D0CECE"/>
           </w:tcPr>
           <w:p/>
         </w:tc>
         <w:tc>
           <w:tcPr>
             <w:tcW w:type="dxa" w:w="1100"/>
+            <w:shd w:val="clear" w:color="auto" w:fill="D0CECE"/>
           </w:tcPr>
           <w:p/>
         </w:tc>
@@ -13860,6 +14366,156 @@
         <w:tc>
           <w:tcPr>
             <w:tcW w:type="dxa" w:w="600"/>
+          </w:tcPr>
+          <w:p/>
+        </w:tc>
+        <w:tc>
+          <w:tcPr>
+            <w:tcW w:type="dxa" w:w="2300"/>
+          </w:tcPr>
+          <w:p/>
+        </w:tc>
+        <w:tc>
+          <w:tcPr>
+            <w:tcW w:type="dxa" w:w="4500"/>
+          </w:tcPr>
+          <w:p>
+            <w:pPr>
+              <w:spacing w:after="0"/>
+            </w:pPr>
+            <w:r/>
+            <w:r>
+              <w:rPr>
+                <w:rFonts w:ascii="Calibri" w:hAnsi="Calibri"/>
+                <w:sz w:val="21"/>
+              </w:rPr>
+              <w:t>Check if the sales report is exported: click Export CSV for a period with sales</w:t>
+            </w:r>
+          </w:p>
+        </w:tc>
+        <w:tc>
+          <w:tcPr>
+            <w:tcW w:type="dxa" w:w="4700"/>
+          </w:tcPr>
+          <w:p>
+            <w:pPr>
+              <w:spacing w:after="0"/>
+            </w:pPr>
+            <w:r/>
+            <w:r>
+              <w:rPr>
+                <w:rFonts w:ascii="Calibri" w:hAnsi="Calibri"/>
+                <w:sz w:val="21"/>
+              </w:rPr>
+              <w:t>The report for the period is written to a CSV file that downloads, and "Sales report exported" is displayed</w:t>
+            </w:r>
+          </w:p>
+        </w:tc>
+        <w:tc>
+          <w:tcPr>
+            <w:tcW w:type="dxa" w:w="2100"/>
+          </w:tcPr>
+          <w:p/>
+        </w:tc>
+        <w:tc>
+          <w:tcPr>
+            <w:tcW w:type="dxa" w:w="1520"/>
+          </w:tcPr>
+          <w:p/>
+        </w:tc>
+        <w:tc>
+          <w:tcPr>
+            <w:tcW w:type="dxa" w:w="1100"/>
+          </w:tcPr>
+          <w:p/>
+        </w:tc>
+      </w:tr>
+      <w:tr>
+        <w:tc>
+          <w:tcPr>
+            <w:tcW w:type="dxa" w:w="1900"/>
+            <w:vMerge/>
+          </w:tcPr>
+          <w:p/>
+        </w:tc>
+        <w:tc>
+          <w:tcPr>
+            <w:tcW w:type="dxa" w:w="600"/>
+          </w:tcPr>
+          <w:p/>
+        </w:tc>
+        <w:tc>
+          <w:tcPr>
+            <w:tcW w:type="dxa" w:w="2300"/>
+          </w:tcPr>
+          <w:p/>
+        </w:tc>
+        <w:tc>
+          <w:tcPr>
+            <w:tcW w:type="dxa" w:w="4500"/>
+          </w:tcPr>
+          <w:p>
+            <w:pPr>
+              <w:spacing w:after="0"/>
+            </w:pPr>
+            <w:r/>
+            <w:r>
+              <w:rPr>
+                <w:rFonts w:ascii="Calibri" w:hAnsi="Calibri"/>
+                <w:sz w:val="21"/>
+              </w:rPr>
+              <w:t>Check if the period has no sales to export: click Export CSV for a period with no sales</w:t>
+            </w:r>
+          </w:p>
+        </w:tc>
+        <w:tc>
+          <w:tcPr>
+            <w:tcW w:type="dxa" w:w="4700"/>
+          </w:tcPr>
+          <w:p>
+            <w:pPr>
+              <w:spacing w:after="0"/>
+            </w:pPr>
+            <w:r/>
+            <w:r>
+              <w:rPr>
+                <w:rFonts w:ascii="Calibri" w:hAnsi="Calibri"/>
+                <w:sz w:val="21"/>
+              </w:rPr>
+              <w:t>"There is nothing to export for this period" is displayed and no file is made</w:t>
+            </w:r>
+          </w:p>
+        </w:tc>
+        <w:tc>
+          <w:tcPr>
+            <w:tcW w:type="dxa" w:w="2100"/>
+          </w:tcPr>
+          <w:p/>
+        </w:tc>
+        <w:tc>
+          <w:tcPr>
+            <w:tcW w:type="dxa" w:w="1520"/>
+          </w:tcPr>
+          <w:p/>
+        </w:tc>
+        <w:tc>
+          <w:tcPr>
+            <w:tcW w:type="dxa" w:w="1100"/>
+          </w:tcPr>
+          <w:p/>
+        </w:tc>
+      </w:tr>
+      <w:tr>
+        <w:tc>
+          <w:tcPr>
+            <w:tcW w:type="dxa" w:w="1900"/>
+            <w:vMerge/>
+          </w:tcPr>
+          <w:p/>
+        </w:tc>
+        <w:tc>
+          <w:tcPr>
+            <w:tcW w:type="dxa" w:w="600"/>
             <w:shd w:val="clear" w:color="auto" w:fill="D0CECE"/>
           </w:tcPr>
           <w:p>
@@ -13873,7 +14529,7 @@
                 <w:rFonts w:ascii="Calibri" w:hAnsi="Calibri"/>
                 <w:sz w:val="21"/>
               </w:rPr>
-              <w:t>4</w:t>
+              <w:t>5</w:t>
             </w:r>
           </w:p>
         </w:tc>
@@ -13892,7 +14548,7 @@
                 <w:rFonts w:ascii="Calibri" w:hAnsi="Calibri"/>
                 <w:sz w:val="21"/>
               </w:rPr>
-              <w:t>Database Check</w:t>
+              <w:t>System Check</w:t>
             </w:r>
           </w:p>
         </w:tc>
@@ -13966,7 +14622,7 @@
                 <w:rFonts w:ascii="Calibri" w:hAnsi="Calibri"/>
                 <w:sz w:val="21"/>
               </w:rPr>
-              <w:t>Check if the sales report is exported: click Export CSV for a period with sales</w:t>
+              <w:t>Check if a voided sale is left out of revenue: void a sale, then look at Revenue for that day</w:t>
             </w:r>
           </w:p>
         </w:tc>
@@ -13984,82 +14640,7 @@
                 <w:rFonts w:ascii="Calibri" w:hAnsi="Calibri"/>
                 <w:sz w:val="21"/>
               </w:rPr>
-              <w:t>The CSV file is saved and a message "Sales report exported" is displayed</w:t>
-            </w:r>
-          </w:p>
-        </w:tc>
-        <w:tc>
-          <w:tcPr>
-            <w:tcW w:type="dxa" w:w="2100"/>
-          </w:tcPr>
-          <w:p/>
-        </w:tc>
-        <w:tc>
-          <w:tcPr>
-            <w:tcW w:type="dxa" w:w="1520"/>
-          </w:tcPr>
-          <w:p/>
-        </w:tc>
-        <w:tc>
-          <w:tcPr>
-            <w:tcW w:type="dxa" w:w="1100"/>
-          </w:tcPr>
-          <w:p/>
-        </w:tc>
-      </w:tr>
-      <w:tr>
-        <w:tc>
-          <w:tcPr>
-            <w:tcW w:type="dxa" w:w="1900"/>
-            <w:vMerge/>
-          </w:tcPr>
-          <w:p/>
-        </w:tc>
-        <w:tc>
-          <w:tcPr>
-            <w:tcW w:type="dxa" w:w="600"/>
-          </w:tcPr>
-          <w:p/>
-        </w:tc>
-        <w:tc>
-          <w:tcPr>
-            <w:tcW w:type="dxa" w:w="2300"/>
-          </w:tcPr>
-          <w:p/>
-        </w:tc>
-        <w:tc>
-          <w:tcPr>
-            <w:tcW w:type="dxa" w:w="4500"/>
-          </w:tcPr>
-          <w:p>
-            <w:pPr>
-              <w:spacing w:after="0"/>
-            </w:pPr>
-            <w:r/>
-            <w:r>
-              <w:rPr>
-                <w:rFonts w:ascii="Calibri" w:hAnsi="Calibri"/>
-                <w:sz w:val="21"/>
-              </w:rPr>
-              <w:t>Check if the period has no sales to export: click Export CSV for a period with no sales</w:t>
-            </w:r>
-          </w:p>
-        </w:tc>
-        <w:tc>
-          <w:tcPr>
-            <w:tcW w:type="dxa" w:w="4700"/>
-          </w:tcPr>
-          <w:p>
-            <w:pPr>
-              <w:spacing w:after="0"/>
-            </w:pPr>
-            <w:r/>
-            <w:r>
-              <w:rPr>
-                <w:rFonts w:ascii="Calibri" w:hAnsi="Calibri"/>
-                <w:sz w:val="21"/>
-              </w:rPr>
-              <w:t>A message "There is nothing to export for this period" is displayed</w:t>
+              <w:t>Revenue for that day goes down by the voided sale's final_amount</w:t>
             </w:r>
           </w:p>
         </w:tc>
@@ -14759,7 +15340,7 @@
                 <w:rFonts w:ascii="Calibri" w:hAnsi="Calibri"/>
                 <w:sz w:val="21"/>
               </w:rPr>
-              <w:t>The reorder list is saved and a message "Reorder list exported" is displayed</w:t>
+              <w:t>reorder_list_(YYYY-MM-DD).csv is downloaded with the columns Product, SKU, Supplier, Status, Why, In stock, On order … Suggested order, and "Reorder list exported" is displayed</w:t>
             </w:r>
           </w:p>
         </w:tc>
@@ -14834,7 +15415,7 @@
                 <w:rFonts w:ascii="Calibri" w:hAnsi="Calibri"/>
                 <w:sz w:val="21"/>
               </w:rPr>
-              <w:t>A message "Nothing needs reordering right now" is displayed</w:t>
+              <w:t>"Nothing needs reordering right now" is displayed and no file is made</w:t>
             </w:r>
           </w:p>
         </w:tc>
@@ -14909,7 +15490,7 @@
                 <w:rFonts w:ascii="Calibri" w:hAnsi="Calibri"/>
                 <w:sz w:val="21"/>
               </w:rPr>
-              <w:t>The Create purchase orders button is not shown, so no order can be made</w:t>
+              <w:t>No product on the list has the supplier_id of a current supplier, so the Create purchase orders button is not shown and no purchase_orders row can be made</w:t>
             </w:r>
           </w:p>
         </w:tc>
@@ -15208,7 +15789,7 @@
                 <w:rFonts w:ascii="Calibri" w:hAnsi="Calibri"/>
                 <w:sz w:val="21"/>
               </w:rPr>
-              <w:t>Check if a requested sale is voided: click Void sale on a request, then confirm</w:t>
+              <w:t>Check if a requested sale is kept: click Keep sale on a request, then confirm</w:t>
             </w:r>
           </w:p>
         </w:tc>
@@ -15226,7 +15807,7 @@
                 <w:rFonts w:ascii="Calibri" w:hAnsi="Calibri"/>
                 <w:sz w:val="21"/>
               </w:rPr>
-              <w:t>"Sale voided and its items returned to stock" is displayed and the request leaves Waiting for a decision</w:t>
+              <w:t>"Request dismissed. The sale stands." is displayed and the request leaves Waiting for a decision</w:t>
             </w:r>
           </w:p>
         </w:tc>
@@ -15283,7 +15864,7 @@
                 <w:rFonts w:ascii="Calibri" w:hAnsi="Calibri"/>
                 <w:sz w:val="21"/>
               </w:rPr>
-              <w:t>Check if a requested sale is kept: click Keep sale on a request, then confirm</w:t>
+              <w:t>Check if the activity log filters match: click the Activity log tab, then choose an action and an area</w:t>
             </w:r>
           </w:p>
         </w:tc>
@@ -15301,7 +15882,7 @@
                 <w:rFonts w:ascii="Calibri" w:hAnsi="Calibri"/>
                 <w:sz w:val="21"/>
               </w:rPr>
-              <w:t>"Request dismissed. The sale stands." is displayed and the request leaves Waiting for a decision</w:t>
+              <w:t>Only audit_logs rows with that action and that table_name are listed</w:t>
             </w:r>
           </w:p>
         </w:tc>
@@ -15358,7 +15939,7 @@
                 <w:rFonts w:ascii="Calibri" w:hAnsi="Calibri"/>
                 <w:sz w:val="21"/>
               </w:rPr>
-              <w:t>Check if the activity log filters match: click the Activity log tab, then choose an action and an area</w:t>
+              <w:t>Check if there are no void requests: open Waiting for a decision when no cashier has asked for a void</w:t>
             </w:r>
           </w:p>
         </w:tc>
@@ -15376,7 +15957,7 @@
                 <w:rFonts w:ascii="Calibri" w:hAnsi="Calibri"/>
                 <w:sz w:val="21"/>
               </w:rPr>
-              <w:t>Only the records of that action and that area are listed</w:t>
+              <w:t>No request is listed</w:t>
             </w:r>
           </w:p>
         </w:tc>
@@ -15410,48 +15991,131 @@
         <w:tc>
           <w:tcPr>
             <w:tcW w:type="dxa" w:w="600"/>
-          </w:tcPr>
-          <w:p/>
+            <w:shd w:val="clear" w:color="auto" w:fill="D0CECE"/>
+          </w:tcPr>
+          <w:p>
+            <w:pPr>
+              <w:spacing w:after="0"/>
+              <w:jc w:val="right"/>
+            </w:pPr>
+            <w:r/>
+            <w:r>
+              <w:rPr>
+                <w:rFonts w:ascii="Calibri" w:hAnsi="Calibri"/>
+                <w:sz w:val="21"/>
+              </w:rPr>
+              <w:t>2</w:t>
+            </w:r>
+          </w:p>
         </w:tc>
         <w:tc>
           <w:tcPr>
             <w:tcW w:type="dxa" w:w="2300"/>
-          </w:tcPr>
-          <w:p/>
+            <w:shd w:val="clear" w:color="auto" w:fill="D0CECE"/>
+          </w:tcPr>
+          <w:p>
+            <w:pPr>
+              <w:spacing w:after="0"/>
+            </w:pPr>
+            <w:r/>
+            <w:r>
+              <w:rPr>
+                <w:rFonts w:ascii="Calibri" w:hAnsi="Calibri"/>
+                <w:sz w:val="21"/>
+              </w:rPr>
+              <w:t>System Check</w:t>
+            </w:r>
+          </w:p>
         </w:tc>
         <w:tc>
           <w:tcPr>
             <w:tcW w:type="dxa" w:w="4500"/>
-          </w:tcPr>
-          <w:p>
-            <w:pPr>
-              <w:spacing w:after="0"/>
-            </w:pPr>
-            <w:r/>
-            <w:r>
-              <w:rPr>
-                <w:rFonts w:ascii="Calibri" w:hAnsi="Calibri"/>
-                <w:sz w:val="21"/>
-              </w:rPr>
-              <w:t>Check if there are no void requests: open Waiting for a decision when no cashier has asked for a void</w:t>
-            </w:r>
-          </w:p>
+            <w:shd w:val="clear" w:color="auto" w:fill="D0CECE"/>
+          </w:tcPr>
+          <w:p/>
         </w:tc>
         <w:tc>
           <w:tcPr>
             <w:tcW w:type="dxa" w:w="4700"/>
-          </w:tcPr>
-          <w:p>
-            <w:pPr>
-              <w:spacing w:after="0"/>
-            </w:pPr>
-            <w:r/>
-            <w:r>
-              <w:rPr>
-                <w:rFonts w:ascii="Calibri" w:hAnsi="Calibri"/>
-                <w:sz w:val="21"/>
-              </w:rPr>
-              <w:t>No request is listed</w:t>
+            <w:shd w:val="clear" w:color="auto" w:fill="D0CECE"/>
+          </w:tcPr>
+          <w:p/>
+        </w:tc>
+        <w:tc>
+          <w:tcPr>
+            <w:tcW w:type="dxa" w:w="2100"/>
+            <w:shd w:val="clear" w:color="auto" w:fill="D0CECE"/>
+          </w:tcPr>
+          <w:p/>
+        </w:tc>
+        <w:tc>
+          <w:tcPr>
+            <w:tcW w:type="dxa" w:w="1520"/>
+            <w:shd w:val="clear" w:color="auto" w:fill="D0CECE"/>
+          </w:tcPr>
+          <w:p/>
+        </w:tc>
+        <w:tc>
+          <w:tcPr>
+            <w:tcW w:type="dxa" w:w="1100"/>
+            <w:shd w:val="clear" w:color="auto" w:fill="D0CECE"/>
+          </w:tcPr>
+          <w:p/>
+        </w:tc>
+      </w:tr>
+      <w:tr>
+        <w:tc>
+          <w:tcPr>
+            <w:tcW w:type="dxa" w:w="1900"/>
+            <w:vMerge/>
+          </w:tcPr>
+          <w:p/>
+        </w:tc>
+        <w:tc>
+          <w:tcPr>
+            <w:tcW w:type="dxa" w:w="600"/>
+          </w:tcPr>
+          <w:p/>
+        </w:tc>
+        <w:tc>
+          <w:tcPr>
+            <w:tcW w:type="dxa" w:w="2300"/>
+          </w:tcPr>
+          <w:p/>
+        </w:tc>
+        <w:tc>
+          <w:tcPr>
+            <w:tcW w:type="dxa" w:w="4500"/>
+          </w:tcPr>
+          <w:p>
+            <w:pPr>
+              <w:spacing w:after="0"/>
+            </w:pPr>
+            <w:r/>
+            <w:r>
+              <w:rPr>
+                <w:rFonts w:ascii="Calibri" w:hAnsi="Calibri"/>
+                <w:sz w:val="21"/>
+              </w:rPr>
+              <w:t>Check if a requested sale is voided: click Void sale on a request, then confirm</w:t>
+            </w:r>
+          </w:p>
+        </w:tc>
+        <w:tc>
+          <w:tcPr>
+            <w:tcW w:type="dxa" w:w="4700"/>
+          </w:tcPr>
+          <w:p>
+            <w:pPr>
+              <w:spacing w:after="0"/>
+            </w:pPr>
+            <w:r/>
+            <w:r>
+              <w:rPr>
+                <w:rFonts w:ascii="Calibri" w:hAnsi="Calibri"/>
+                <w:sz w:val="21"/>
+              </w:rPr>
+              <w:t>sales.payment_status becomes 'voided', the items go back into stock_quantity with 'in' stock_movements rows, "Sale voided and its items returned to stock" is displayed and the request leaves Waiting for a decision</w:t>
             </w:r>
           </w:p>
         </w:tc>
@@ -15918,7 +16582,7 @@
                 <w:rFonts w:ascii="Calibri" w:hAnsi="Calibri"/>
                 <w:sz w:val="21"/>
               </w:rPr>
-              <w:t>A message "All notifications marked as read" is displayed and the unread count is 0</w:t>
+              <w:t>"All notifications marked as read" is displayed, every notice shows as read and the unread count on the bell is 0</w:t>
             </w:r>
           </w:p>
         </w:tc>
@@ -16310,7 +16974,7 @@
                 <w:rFonts w:ascii="Calibri" w:hAnsi="Calibri"/>
                 <w:sz w:val="21"/>
               </w:rPr>
-              <w:t>A tooltip "Please fill out this field." is displayed on Full name</w:t>
+              <w:t>The tooltip "Please fill out this field." is displayed on Full name and no row is inserted in users</w:t>
             </w:r>
           </w:p>
         </w:tc>
@@ -16993,7 +17657,7 @@
                 <w:rFonts w:ascii="Calibri" w:hAnsi="Calibri"/>
                 <w:sz w:val="21"/>
               </w:rPr>
-              <w:t>A message "Password too weak" is displayed with "Add at least one number (0–9)."</w:t>
+              <w:t>"Password too weak" is displayed with "Add at least one number (0–9)." and no row is inserted in users</w:t>
             </w:r>
           </w:p>
         </w:tc>
@@ -17301,7 +17965,7 @@
                 <w:rFonts w:ascii="Calibri" w:hAnsi="Calibri"/>
                 <w:sz w:val="21"/>
               </w:rPr>
-              <w:t>A tooltip "Please lengthen this text to 6 characters or more (you are currently using (number) characters)." is displayed on Password</w:t>
+              <w:t>The tooltip "Please lengthen this text to 6 characters or more (you are currently using (number) characters)." is displayed on Password and the account is not created</w:t>
             </w:r>
           </w:p>
         </w:tc>
@@ -17759,7 +18423,7 @@
                 <w:rFonts w:ascii="Calibri" w:hAnsi="Calibri"/>
                 <w:sz w:val="21"/>
               </w:rPr>
-              <w:t>There is no Deactivate button on your own account</w:t>
+              <w:t>There is no Deactivate button on your own row, so an Administrator cannot lock themselves out</w:t>
             </w:r>
           </w:p>
         </w:tc>
@@ -17992,7 +18656,7 @@
                 <w:rFonts w:ascii="Calibri" w:hAnsi="Calibri"/>
                 <w:sz w:val="21"/>
               </w:rPr>
-              <w:t>The user is created</w:t>
+              <w:t>A users row is inserted with the username, email and role, a bcrypt hash in password, is_active = TRUE and email_verified = 1 (the code proved the email)</w:t>
             </w:r>
           </w:p>
         </w:tc>
@@ -18067,7 +18731,7 @@
                 <w:rFonts w:ascii="Calibri" w:hAnsi="Calibri"/>
                 <w:sz w:val="21"/>
               </w:rPr>
-              <w:t>A message "Account restored" is displayed</w:t>
+              <w:t>users.is_active is set back to TRUE, "Account restored" is displayed and the user can sign in again</w:t>
             </w:r>
           </w:p>
         </w:tc>
@@ -18124,7 +18788,7 @@
                 <w:rFonts w:ascii="Calibri" w:hAnsi="Calibri"/>
                 <w:sz w:val="21"/>
               </w:rPr>
-              <w:t>Check if an account is deactivated: click Deactivate on another user, then click Yes, deactivate</w:t>
+              <w:t>Check if the username is already taken: enter a username that is already taken</w:t>
             </w:r>
           </w:p>
         </w:tc>
@@ -18142,7 +18806,7 @@
                 <w:rFonts w:ascii="Calibri" w:hAnsi="Calibri"/>
                 <w:sz w:val="21"/>
               </w:rPr>
-              <w:t>A message "Account deactivated" is displayed and that user can no longer sign in</w:t>
+              <w:t>HTTP 400 with "Username already taken" and no row is inserted in users</w:t>
             </w:r>
           </w:p>
         </w:tc>
@@ -18199,7 +18863,7 @@
                 <w:rFonts w:ascii="Calibri" w:hAnsi="Calibri"/>
                 <w:sz w:val="21"/>
               </w:rPr>
-              <w:t>Check if the username is already taken: enter a username that is already taken</w:t>
+              <w:t>Check if the email is already used: enter an email that another account already uses</w:t>
             </w:r>
           </w:p>
         </w:tc>
@@ -18217,7 +18881,7 @@
                 <w:rFonts w:ascii="Calibri" w:hAnsi="Calibri"/>
                 <w:sz w:val="21"/>
               </w:rPr>
-              <w:t>A message "Username already taken" is displayed</w:t>
+              <w:t>"That email address is already used by (username)." is displayed and no users row is inserted</w:t>
             </w:r>
           </w:p>
         </w:tc>
@@ -18274,7 +18938,7 @@
                 <w:rFonts w:ascii="Calibri" w:hAnsi="Calibri"/>
                 <w:sz w:val="21"/>
               </w:rPr>
-              <w:t>Check if the email is already used: enter an email that another account already uses</w:t>
+              <w:t>Check if the code is wrong: enter a wrong 6-digit code, then click Create user</w:t>
             </w:r>
           </w:p>
         </w:tc>
@@ -18292,7 +18956,7 @@
                 <w:rFonts w:ascii="Calibri" w:hAnsi="Calibri"/>
                 <w:sz w:val="21"/>
               </w:rPr>
-              <w:t>A message "That email address is already used by (username)." is displayed</w:t>
+              <w:t>The code does not match the code_hash in email_verification_codes: attempts goes up by 1 and "That code is not correct. (n) attempt(s) left." is displayed</w:t>
             </w:r>
           </w:p>
         </w:tc>
@@ -18349,7 +19013,7 @@
                 <w:rFonts w:ascii="Calibri" w:hAnsi="Calibri"/>
                 <w:sz w:val="21"/>
               </w:rPr>
-              <w:t>Check if the code is wrong: enter a wrong 6-digit code, then click Create user</w:t>
+              <w:t>Check if the code has expired: enter a code that has expired</w:t>
             </w:r>
           </w:p>
         </w:tc>
@@ -18367,7 +19031,7 @@
                 <w:rFonts w:ascii="Calibri" w:hAnsi="Calibri"/>
                 <w:sz w:val="21"/>
               </w:rPr>
-              <w:t>A message "That code is not correct. (n) attempt(s) left." is displayed</w:t>
+              <w:t>email_verification_codes.expires_at has passed, so "That code has expired. Send a new one." is displayed and no users row is inserted</w:t>
             </w:r>
           </w:p>
         </w:tc>
@@ -18401,48 +19065,131 @@
         <w:tc>
           <w:tcPr>
             <w:tcW w:type="dxa" w:w="600"/>
-          </w:tcPr>
-          <w:p/>
+            <w:shd w:val="clear" w:color="auto" w:fill="D0CECE"/>
+          </w:tcPr>
+          <w:p>
+            <w:pPr>
+              <w:spacing w:after="0"/>
+              <w:jc w:val="right"/>
+            </w:pPr>
+            <w:r/>
+            <w:r>
+              <w:rPr>
+                <w:rFonts w:ascii="Calibri" w:hAnsi="Calibri"/>
+                <w:sz w:val="21"/>
+              </w:rPr>
+              <w:t>6</w:t>
+            </w:r>
+          </w:p>
         </w:tc>
         <w:tc>
           <w:tcPr>
             <w:tcW w:type="dxa" w:w="2300"/>
-          </w:tcPr>
-          <w:p/>
+            <w:shd w:val="clear" w:color="auto" w:fill="D0CECE"/>
+          </w:tcPr>
+          <w:p>
+            <w:pPr>
+              <w:spacing w:after="0"/>
+            </w:pPr>
+            <w:r/>
+            <w:r>
+              <w:rPr>
+                <w:rFonts w:ascii="Calibri" w:hAnsi="Calibri"/>
+                <w:sz w:val="21"/>
+              </w:rPr>
+              <w:t>System Check</w:t>
+            </w:r>
+          </w:p>
         </w:tc>
         <w:tc>
           <w:tcPr>
             <w:tcW w:type="dxa" w:w="4500"/>
-          </w:tcPr>
-          <w:p>
-            <w:pPr>
-              <w:spacing w:after="0"/>
-            </w:pPr>
-            <w:r/>
-            <w:r>
-              <w:rPr>
-                <w:rFonts w:ascii="Calibri" w:hAnsi="Calibri"/>
-                <w:sz w:val="21"/>
-              </w:rPr>
-              <w:t>Check if the code has expired: enter a code that has expired</w:t>
-            </w:r>
-          </w:p>
+            <w:shd w:val="clear" w:color="auto" w:fill="D0CECE"/>
+          </w:tcPr>
+          <w:p/>
         </w:tc>
         <w:tc>
           <w:tcPr>
             <w:tcW w:type="dxa" w:w="4700"/>
-          </w:tcPr>
-          <w:p>
-            <w:pPr>
-              <w:spacing w:after="0"/>
-            </w:pPr>
-            <w:r/>
-            <w:r>
-              <w:rPr>
-                <w:rFonts w:ascii="Calibri" w:hAnsi="Calibri"/>
-                <w:sz w:val="21"/>
-              </w:rPr>
-              <w:t>A message "That code has expired. Send a new one." is displayed</w:t>
+            <w:shd w:val="clear" w:color="auto" w:fill="D0CECE"/>
+          </w:tcPr>
+          <w:p/>
+        </w:tc>
+        <w:tc>
+          <w:tcPr>
+            <w:tcW w:type="dxa" w:w="2100"/>
+            <w:shd w:val="clear" w:color="auto" w:fill="D0CECE"/>
+          </w:tcPr>
+          <w:p/>
+        </w:tc>
+        <w:tc>
+          <w:tcPr>
+            <w:tcW w:type="dxa" w:w="1520"/>
+            <w:shd w:val="clear" w:color="auto" w:fill="D0CECE"/>
+          </w:tcPr>
+          <w:p/>
+        </w:tc>
+        <w:tc>
+          <w:tcPr>
+            <w:tcW w:type="dxa" w:w="1100"/>
+            <w:shd w:val="clear" w:color="auto" w:fill="D0CECE"/>
+          </w:tcPr>
+          <w:p/>
+        </w:tc>
+      </w:tr>
+      <w:tr>
+        <w:tc>
+          <w:tcPr>
+            <w:tcW w:type="dxa" w:w="1900"/>
+            <w:vMerge/>
+          </w:tcPr>
+          <w:p/>
+        </w:tc>
+        <w:tc>
+          <w:tcPr>
+            <w:tcW w:type="dxa" w:w="600"/>
+          </w:tcPr>
+          <w:p/>
+        </w:tc>
+        <w:tc>
+          <w:tcPr>
+            <w:tcW w:type="dxa" w:w="2300"/>
+          </w:tcPr>
+          <w:p/>
+        </w:tc>
+        <w:tc>
+          <w:tcPr>
+            <w:tcW w:type="dxa" w:w="4500"/>
+          </w:tcPr>
+          <w:p>
+            <w:pPr>
+              <w:spacing w:after="0"/>
+            </w:pPr>
+            <w:r/>
+            <w:r>
+              <w:rPr>
+                <w:rFonts w:ascii="Calibri" w:hAnsi="Calibri"/>
+                <w:sz w:val="21"/>
+              </w:rPr>
+              <w:t>Check if an account is deactivated: click Deactivate on another user, then click Yes, deactivate</w:t>
+            </w:r>
+          </w:p>
+        </w:tc>
+        <w:tc>
+          <w:tcPr>
+            <w:tcW w:type="dxa" w:w="4700"/>
+          </w:tcPr>
+          <w:p>
+            <w:pPr>
+              <w:spacing w:after="0"/>
+            </w:pPr>
+            <w:r/>
+            <w:r>
+              <w:rPr>
+                <w:rFonts w:ascii="Calibri" w:hAnsi="Calibri"/>
+                <w:sz w:val="21"/>
+              </w:rPr>
+              <w:t>"Account deactivated" is displayed, that user's open sessions stop working at their next request, and a new sign-in is refused with "Invalid username or password"</w:t>
             </w:r>
           </w:p>
         </w:tc>
@@ -18759,7 +19506,7 @@
                 <w:rFonts w:ascii="Calibri" w:hAnsi="Calibri"/>
                 <w:sz w:val="21"/>
               </w:rPr>
-              <w:t>A message "Please enter your full name" is displayed</w:t>
+              <w:t>"Please enter your full name" is displayed and users.full_name is not changed</w:t>
             </w:r>
           </w:p>
         </w:tc>
@@ -19217,7 +19964,7 @@
                 <w:rFonts w:ascii="Calibri" w:hAnsi="Calibri"/>
                 <w:sz w:val="21"/>
               </w:rPr>
-              <w:t>A message "Please enter a valid email address" is displayed</w:t>
+              <w:t>"Please enter a valid email address" is displayed and users.email is not changed</w:t>
             </w:r>
           </w:p>
         </w:tc>
@@ -19600,7 +20347,7 @@
                 <w:rFonts w:ascii="Calibri" w:hAnsi="Calibri"/>
                 <w:sz w:val="21"/>
               </w:rPr>
-              <w:t>A message "Enter a limit between 0 and 100" is displayed</w:t>
+              <w:t>"Enter a limit between 0 and 100" is displayed and the saved limit does not change</w:t>
             </w:r>
           </w:p>
         </w:tc>
@@ -19983,7 +20730,7 @@
                 <w:rFonts w:ascii="Calibri" w:hAnsi="Calibri"/>
                 <w:sz w:val="21"/>
               </w:rPr>
-              <w:t>A message "Passwords do not match" is displayed</w:t>
+              <w:t>"Passwords do not match" is displayed and the password is not changed</w:t>
             </w:r>
           </w:p>
         </w:tc>
@@ -20141,7 +20888,7 @@
                 <w:rFonts w:ascii="Calibri" w:hAnsi="Calibri"/>
                 <w:sz w:val="21"/>
               </w:rPr>
-              <w:t>The profile is saved</w:t>
+              <w:t>PUT /api/auth/profile updates users.email after checking no other account has it, and the profile is saved</w:t>
             </w:r>
           </w:p>
         </w:tc>
@@ -20216,7 +20963,7 @@
                 <w:rFonts w:ascii="Calibri" w:hAnsi="Calibri"/>
                 <w:sz w:val="21"/>
               </w:rPr>
-              <w:t>A message "Appearance saved" is displayed</w:t>
+              <w:t>The mode, accent colour, font and text size are kept in this browser's storage (localStorage) and applied at once; "Appearance saved" is displayed</w:t>
             </w:r>
           </w:p>
         </w:tc>
@@ -20273,7 +21020,7 @@
                 <w:rFonts w:ascii="Calibri" w:hAnsi="Calibri"/>
                 <w:sz w:val="21"/>
               </w:rPr>
-              <w:t>Check if the password is changed: in Password, enter the current password and the same new password twice, then click Update password</w:t>
+              <w:t>Check if the current password is wrong: in Password, enter a wrong current password, then click Update password</w:t>
             </w:r>
           </w:p>
         </w:tc>
@@ -20291,7 +21038,7 @@
                 <w:rFonts w:ascii="Calibri" w:hAnsi="Calibri"/>
                 <w:sz w:val="21"/>
               </w:rPr>
-              <w:t>A message "Password changed" is displayed</w:t>
+              <w:t>HTTP 400: "Password not changed" is displayed with "Current password is incorrect" and users.password is not changed</w:t>
             </w:r>
           </w:p>
         </w:tc>
@@ -20348,7 +21095,7 @@
                 <w:rFonts w:ascii="Calibri" w:hAnsi="Calibri"/>
                 <w:sz w:val="21"/>
               </w:rPr>
-              <w:t>Check if the current password is wrong: in Password, enter a wrong current password, then click Update password</w:t>
+              <w:t>Check if the email is already used: in Profile, enter an email another account uses</w:t>
             </w:r>
           </w:p>
         </w:tc>
@@ -20366,7 +21113,7 @@
                 <w:rFonts w:ascii="Calibri" w:hAnsi="Calibri"/>
                 <w:sz w:val="21"/>
               </w:rPr>
-              <w:t>A message "Password not changed" is displayed with "Current password is incorrect"</w:t>
+              <w:t>HTTP 400 "That email is already used by another account" and users.email is not changed</w:t>
             </w:r>
           </w:p>
         </w:tc>
@@ -20400,48 +21147,131 @@
         <w:tc>
           <w:tcPr>
             <w:tcW w:type="dxa" w:w="600"/>
-          </w:tcPr>
-          <w:p/>
+            <w:shd w:val="clear" w:color="auto" w:fill="D0CECE"/>
+          </w:tcPr>
+          <w:p>
+            <w:pPr>
+              <w:spacing w:after="0"/>
+              <w:jc w:val="right"/>
+            </w:pPr>
+            <w:r/>
+            <w:r>
+              <w:rPr>
+                <w:rFonts w:ascii="Calibri" w:hAnsi="Calibri"/>
+                <w:sz w:val="21"/>
+              </w:rPr>
+              <w:t>6</w:t>
+            </w:r>
+          </w:p>
         </w:tc>
         <w:tc>
           <w:tcPr>
             <w:tcW w:type="dxa" w:w="2300"/>
-          </w:tcPr>
-          <w:p/>
+            <w:shd w:val="clear" w:color="auto" w:fill="D0CECE"/>
+          </w:tcPr>
+          <w:p>
+            <w:pPr>
+              <w:spacing w:after="0"/>
+            </w:pPr>
+            <w:r/>
+            <w:r>
+              <w:rPr>
+                <w:rFonts w:ascii="Calibri" w:hAnsi="Calibri"/>
+                <w:sz w:val="21"/>
+              </w:rPr>
+              <w:t>System Check</w:t>
+            </w:r>
+          </w:p>
         </w:tc>
         <w:tc>
           <w:tcPr>
             <w:tcW w:type="dxa" w:w="4500"/>
-          </w:tcPr>
-          <w:p>
-            <w:pPr>
-              <w:spacing w:after="0"/>
-            </w:pPr>
-            <w:r/>
-            <w:r>
-              <w:rPr>
-                <w:rFonts w:ascii="Calibri" w:hAnsi="Calibri"/>
-                <w:sz w:val="21"/>
-              </w:rPr>
-              <w:t>Check if the email is already used: in Profile, enter an email another account uses</w:t>
-            </w:r>
-          </w:p>
+            <w:shd w:val="clear" w:color="auto" w:fill="D0CECE"/>
+          </w:tcPr>
+          <w:p/>
         </w:tc>
         <w:tc>
           <w:tcPr>
             <w:tcW w:type="dxa" w:w="4700"/>
-          </w:tcPr>
-          <w:p>
-            <w:pPr>
-              <w:spacing w:after="0"/>
-            </w:pPr>
-            <w:r/>
-            <w:r>
-              <w:rPr>
-                <w:rFonts w:ascii="Calibri" w:hAnsi="Calibri"/>
-                <w:sz w:val="21"/>
-              </w:rPr>
-              <w:t>A message "That email is already used by another account" is displayed</w:t>
+            <w:shd w:val="clear" w:color="auto" w:fill="D0CECE"/>
+          </w:tcPr>
+          <w:p/>
+        </w:tc>
+        <w:tc>
+          <w:tcPr>
+            <w:tcW w:type="dxa" w:w="2100"/>
+            <w:shd w:val="clear" w:color="auto" w:fill="D0CECE"/>
+          </w:tcPr>
+          <w:p/>
+        </w:tc>
+        <w:tc>
+          <w:tcPr>
+            <w:tcW w:type="dxa" w:w="1520"/>
+            <w:shd w:val="clear" w:color="auto" w:fill="D0CECE"/>
+          </w:tcPr>
+          <w:p/>
+        </w:tc>
+        <w:tc>
+          <w:tcPr>
+            <w:tcW w:type="dxa" w:w="1100"/>
+            <w:shd w:val="clear" w:color="auto" w:fill="D0CECE"/>
+          </w:tcPr>
+          <w:p/>
+        </w:tc>
+      </w:tr>
+      <w:tr>
+        <w:tc>
+          <w:tcPr>
+            <w:tcW w:type="dxa" w:w="1900"/>
+            <w:vMerge/>
+          </w:tcPr>
+          <w:p/>
+        </w:tc>
+        <w:tc>
+          <w:tcPr>
+            <w:tcW w:type="dxa" w:w="600"/>
+          </w:tcPr>
+          <w:p/>
+        </w:tc>
+        <w:tc>
+          <w:tcPr>
+            <w:tcW w:type="dxa" w:w="2300"/>
+          </w:tcPr>
+          <w:p/>
+        </w:tc>
+        <w:tc>
+          <w:tcPr>
+            <w:tcW w:type="dxa" w:w="4500"/>
+          </w:tcPr>
+          <w:p>
+            <w:pPr>
+              <w:spacing w:after="0"/>
+            </w:pPr>
+            <w:r/>
+            <w:r>
+              <w:rPr>
+                <w:rFonts w:ascii="Calibri" w:hAnsi="Calibri"/>
+                <w:sz w:val="21"/>
+              </w:rPr>
+              <w:t>Check if the password is changed: in Password, enter the current password and the same new password twice, then click Update password</w:t>
+            </w:r>
+          </w:p>
+        </w:tc>
+        <w:tc>
+          <w:tcPr>
+            <w:tcW w:type="dxa" w:w="4700"/>
+          </w:tcPr>
+          <w:p>
+            <w:pPr>
+              <w:spacing w:after="0"/>
+            </w:pPr>
+            <w:r/>
+            <w:r>
+              <w:rPr>
+                <w:rFonts w:ascii="Calibri" w:hAnsi="Calibri"/>
+                <w:sz w:val="21"/>
+              </w:rPr>
+              <w:t>users.password is replaced by a new bcrypt hash and token_version goes up (other sessions are signed out); "Password changed" is displayed and the new password works at the next sign-in</w:t>
             </w:r>
           </w:p>
         </w:tc>
@@ -20857,7 +21687,7 @@
                 <w:rFonts w:ascii="Calibri" w:hAnsi="Calibri"/>
                 <w:sz w:val="21"/>
               </w:rPr>
-              <w:t>A message "Cart is empty" is displayed</w:t>
+              <w:t>"Cart is empty" is displayed and no sale is recorded</w:t>
             </w:r>
           </w:p>
         </w:tc>
@@ -21465,7 +22295,7 @@
                 <w:rFonts w:ascii="Calibri" w:hAnsi="Calibri"/>
                 <w:sz w:val="21"/>
               </w:rPr>
-              <w:t>The letters are not typed: the field takes numbers only</w:t>
+              <w:t>The letters are not accepted: the field holds numbers only</w:t>
             </w:r>
           </w:p>
         </w:tc>
@@ -21773,7 +22603,7 @@
                 <w:rFonts w:ascii="Calibri" w:hAnsi="Calibri"/>
                 <w:sz w:val="21"/>
               </w:rPr>
-              <w:t>A message "Only (n) in stock" is displayed and the quantity is set to the (n) in stock</w:t>
+              <w:t>"Only (n) in stock" is displayed and the quantity is set to n; the server also refuses more than stock_quantity with HTTP 400</w:t>
             </w:r>
           </w:p>
         </w:tc>
@@ -21998,7 +22828,7 @@
                 <w:rFonts w:ascii="Calibri" w:hAnsi="Calibri"/>
                 <w:sz w:val="21"/>
               </w:rPr>
-              <w:t>A message "(product) has expired and cannot be sold" is displayed</w:t>
+              <w:t>"(product) has expired and cannot be sold" is displayed and the product is not added to the cart; POST /api/sales also refuses it with HTTP 400</w:t>
             </w:r>
           </w:p>
         </w:tc>
@@ -22513,7 +23343,7 @@
                 <w:rFonts w:ascii="Calibri" w:hAnsi="Calibri"/>
                 <w:sz w:val="21"/>
               </w:rPr>
-              <w:t>Check if the card updates by itself: change a product's stock in Inventory while the till is open, then wait 10 seconds</w:t>
+              <w:t>Check if the subtotal and total add up: add two items and a discount</w:t>
             </w:r>
           </w:p>
         </w:tc>
@@ -22531,7 +23361,7 @@
                 <w:rFonts w:ascii="Calibri" w:hAnsi="Calibri"/>
                 <w:sz w:val="21"/>
               </w:rPr>
-              <w:t>The product's card shows the new "(n) left" without reloading the page</w:t>
+              <w:t>Subtotal = the sum of quantity × unit price of the lines; Total = Subtotal less the discount %. The server works out the same figures and saves them in sales.total_amount and sales.final_amount</w:t>
             </w:r>
           </w:p>
         </w:tc>
@@ -22588,7 +23418,7 @@
                 <w:rFonts w:ascii="Calibri" w:hAnsi="Calibri"/>
                 <w:sz w:val="21"/>
               </w:rPr>
-              <w:t>Check if the subtotal and total add up: add two items and a discount</w:t>
+              <w:t>Check if the receipt matches the sale: look at the receipt after Complete sale</w:t>
             </w:r>
           </w:p>
         </w:tc>
@@ -22606,7 +23436,7 @@
                 <w:rFonts w:ascii="Calibri" w:hAnsi="Calibri"/>
                 <w:sz w:val="21"/>
               </w:rPr>
-              <w:t>The subtotal is the sum of the lines, and the total is the subtotal less the discount</w:t>
+              <w:t>The items, quantities, discount, total, cash received and change are the same as in the Confirm cash sale window</w:t>
             </w:r>
           </w:p>
         </w:tc>
@@ -22663,7 +23493,7 @@
                 <w:rFonts w:ascii="Calibri" w:hAnsi="Calibri"/>
                 <w:sz w:val="21"/>
               </w:rPr>
-              <w:t>Check if a sale lowers the stock: complete a sale of 2 of a product, then look at its card and at Inventory</w:t>
+              <w:t>Check if My sales today shows only this cashier's sales: click My sales today</w:t>
             </w:r>
           </w:p>
         </w:tc>
@@ -22681,7 +23511,7 @@
                 <w:rFonts w:ascii="Calibri" w:hAnsi="Calibri"/>
                 <w:sz w:val="21"/>
               </w:rPr>
-              <w:t>The card's "(n) left" has gone down by 2, and Inventory shows the same new stock</w:t>
+              <w:t>Only this cashier's sales of today are listed</w:t>
             </w:r>
           </w:p>
         </w:tc>
@@ -22738,7 +23568,7 @@
                 <w:rFonts w:ascii="Calibri" w:hAnsi="Calibri"/>
                 <w:sz w:val="21"/>
               </w:rPr>
-              <w:t>Check if the receipt matches the sale: look at the receipt after Complete sale</w:t>
+              <w:t>Check if the cash in and out totals add up: click Cash in / out</w:t>
             </w:r>
           </w:p>
         </w:tc>
@@ -22756,7 +23586,7 @@
                 <w:rFonts w:ascii="Calibri" w:hAnsi="Calibri"/>
                 <w:sz w:val="21"/>
               </w:rPr>
-              <w:t>The items, quantities, discount, total, cash received and change are the same as in the Confirm cash sale window</w:t>
+              <w:t>The totals line reads "Put in ₱(amount) · Taken out ₱(amount)" for this drawer today</w:t>
             </w:r>
           </w:p>
         </w:tc>
@@ -22813,7 +23643,7 @@
                 <w:rFonts w:ascii="Calibri" w:hAnsi="Calibri"/>
                 <w:sz w:val="21"/>
               </w:rPr>
-              <w:t>Check if the sale matches in Sales: sign in as Administrator and open the same sale in Sales</w:t>
+              <w:t>Check if the expected cash adds up: click End of day, type the counted cash, then save the count</w:t>
             </w:r>
           </w:p>
         </w:tc>
@@ -22831,7 +23661,7 @@
                 <w:rFonts w:ascii="Calibri" w:hAnsi="Calibri"/>
                 <w:sz w:val="21"/>
               </w:rPr>
-              <w:t>It shows the same items, total and cashier as the receipt</w:t>
+              <w:t>The expected cash is not shown before saving (a blind count); after saving it equals starting cash + cash sales + cash put in − cash taken out</w:t>
             </w:r>
           </w:p>
         </w:tc>
@@ -22888,7 +23718,7 @@
                 <w:rFonts w:ascii="Calibri" w:hAnsi="Calibri"/>
                 <w:sz w:val="21"/>
               </w:rPr>
-              <w:t>Check if My sales today shows only this cashier's sales: click My sales today</w:t>
+              <w:t>Check if "Can't be sold" lists only those products: click "Can't be sold"</w:t>
             </w:r>
           </w:p>
         </w:tc>
@@ -22906,7 +23736,7 @@
                 <w:rFonts w:ascii="Calibri" w:hAnsi="Calibri"/>
                 <w:sz w:val="21"/>
               </w:rPr>
-              <w:t>Only this cashier's sales of today are listed</w:t>
+              <w:t>Only expired and sold-out products are listed, each marked "Expired (date)" or "None left"</w:t>
             </w:r>
           </w:p>
         </w:tc>
@@ -22963,7 +23793,7 @@
                 <w:rFonts w:ascii="Calibri" w:hAnsi="Calibri"/>
                 <w:sz w:val="21"/>
               </w:rPr>
-              <w:t>Check if the cash in and out totals add up: click Cash in / out</w:t>
+              <w:t>Check if an unsellable product is among the cards: look for an expired or sold-out product among the product cards</w:t>
             </w:r>
           </w:p>
         </w:tc>
@@ -22981,7 +23811,7 @@
                 <w:rFonts w:ascii="Calibri" w:hAnsi="Calibri"/>
                 <w:sz w:val="21"/>
               </w:rPr>
-              <w:t>The totals line reads "Put in ₱(amount) · Taken out ₱(amount)" for this drawer today</w:t>
+              <w:t>It is not among the cards; it is listed under "Can't be sold"</w:t>
             </w:r>
           </w:p>
         </w:tc>
@@ -23038,7 +23868,7 @@
                 <w:rFonts w:ascii="Calibri" w:hAnsi="Calibri"/>
                 <w:sz w:val="21"/>
               </w:rPr>
-              <w:t>Check if the expected cash adds up: click End of day, type the counted cash, then save the count</w:t>
+              <w:t>Check if a deleted product leaves the till: delete a product in Inventory while the till is open, then wait 10 seconds</w:t>
             </w:r>
           </w:p>
         </w:tc>
@@ -23056,7 +23886,7 @@
                 <w:rFonts w:ascii="Calibri" w:hAnsi="Calibri"/>
                 <w:sz w:val="21"/>
               </w:rPr>
-              <w:t>The expected cash is not shown before saving (a blind count); after saving it equals starting cash + cash sales + cash put in − cash taken out</w:t>
+              <w:t>The product's card disappears from the till</w:t>
             </w:r>
           </w:p>
         </w:tc>
@@ -23113,7 +23943,7 @@
                 <w:rFonts w:ascii="Calibri" w:hAnsi="Calibri"/>
                 <w:sz w:val="21"/>
               </w:rPr>
-              <w:t>Check if "Can't be sold" lists only those products: click "Can't be sold"</w:t>
+              <w:t>Check if another cashier's sales are listed: click My sales today after another cashier has made sales</w:t>
             </w:r>
           </w:p>
         </w:tc>
@@ -23131,7 +23961,7 @@
                 <w:rFonts w:ascii="Calibri" w:hAnsi="Calibri"/>
                 <w:sz w:val="21"/>
               </w:rPr>
-              <w:t>Only expired and sold-out products are listed, each marked "Expired (date)" or "None left"</w:t>
+              <w:t>Only your own sales are listed, not the other cashier's</w:t>
             </w:r>
           </w:p>
         </w:tc>
@@ -23188,7 +24018,7 @@
                 <w:rFonts w:ascii="Calibri" w:hAnsi="Calibri"/>
                 <w:sz w:val="21"/>
               </w:rPr>
-              <w:t>Check if an unsellable product is among the cards: look for an expired or sold-out product among the product cards</w:t>
+              <w:t>Check if a voided sale is left out of the expected cash: void one of today's sales (administrator), then click End of day at the till</w:t>
             </w:r>
           </w:p>
         </w:tc>
@@ -23206,7 +24036,7 @@
                 <w:rFonts w:ascii="Calibri" w:hAnsi="Calibri"/>
                 <w:sz w:val="21"/>
               </w:rPr>
-              <w:t>It is not among the cards; it is listed under "Can't be sold"</w:t>
+              <w:t>The voided sale is not counted in the expected cash</w:t>
             </w:r>
           </w:p>
         </w:tc>
@@ -23240,66 +24070,74 @@
         <w:tc>
           <w:tcPr>
             <w:tcW w:type="dxa" w:w="600"/>
-          </w:tcPr>
-          <w:p/>
+            <w:shd w:val="clear" w:color="auto" w:fill="D0CECE"/>
+          </w:tcPr>
+          <w:p>
+            <w:pPr>
+              <w:spacing w:after="0"/>
+              <w:jc w:val="right"/>
+            </w:pPr>
+            <w:r/>
+            <w:r>
+              <w:rPr>
+                <w:rFonts w:ascii="Calibri" w:hAnsi="Calibri"/>
+                <w:sz w:val="21"/>
+              </w:rPr>
+              <w:t>5</w:t>
+            </w:r>
+          </w:p>
         </w:tc>
         <w:tc>
           <w:tcPr>
             <w:tcW w:type="dxa" w:w="2300"/>
-          </w:tcPr>
-          <w:p/>
+            <w:shd w:val="clear" w:color="auto" w:fill="D0CECE"/>
+          </w:tcPr>
+          <w:p>
+            <w:pPr>
+              <w:spacing w:after="0"/>
+            </w:pPr>
+            <w:r/>
+            <w:r>
+              <w:rPr>
+                <w:rFonts w:ascii="Calibri" w:hAnsi="Calibri"/>
+                <w:sz w:val="21"/>
+              </w:rPr>
+              <w:t>Database Check</w:t>
+            </w:r>
+          </w:p>
         </w:tc>
         <w:tc>
           <w:tcPr>
             <w:tcW w:type="dxa" w:w="4500"/>
-          </w:tcPr>
-          <w:p>
-            <w:pPr>
-              <w:spacing w:after="0"/>
-            </w:pPr>
-            <w:r/>
-            <w:r>
-              <w:rPr>
-                <w:rFonts w:ascii="Calibri" w:hAnsi="Calibri"/>
-                <w:sz w:val="21"/>
-              </w:rPr>
-              <w:t>Check if a deleted product leaves the till: delete a product in Inventory while the till is open, then wait 10 seconds</w:t>
-            </w:r>
-          </w:p>
+            <w:shd w:val="clear" w:color="auto" w:fill="D0CECE"/>
+          </w:tcPr>
+          <w:p/>
         </w:tc>
         <w:tc>
           <w:tcPr>
             <w:tcW w:type="dxa" w:w="4700"/>
-          </w:tcPr>
-          <w:p>
-            <w:pPr>
-              <w:spacing w:after="0"/>
-            </w:pPr>
-            <w:r/>
-            <w:r>
-              <w:rPr>
-                <w:rFonts w:ascii="Calibri" w:hAnsi="Calibri"/>
-                <w:sz w:val="21"/>
-              </w:rPr>
-              <w:t>The product's card disappears from the till</w:t>
-            </w:r>
-          </w:p>
+            <w:shd w:val="clear" w:color="auto" w:fill="D0CECE"/>
+          </w:tcPr>
+          <w:p/>
         </w:tc>
         <w:tc>
           <w:tcPr>
             <w:tcW w:type="dxa" w:w="2100"/>
+            <w:shd w:val="clear" w:color="auto" w:fill="D0CECE"/>
           </w:tcPr>
           <w:p/>
         </w:tc>
         <w:tc>
           <w:tcPr>
             <w:tcW w:type="dxa" w:w="1520"/>
+            <w:shd w:val="clear" w:color="auto" w:fill="D0CECE"/>
           </w:tcPr>
           <w:p/>
         </w:tc>
         <w:tc>
           <w:tcPr>
             <w:tcW w:type="dxa" w:w="1100"/>
+            <w:shd w:val="clear" w:color="auto" w:fill="D0CECE"/>
           </w:tcPr>
           <w:p/>
         </w:tc>
@@ -23338,7 +24176,7 @@
                 <w:rFonts w:ascii="Calibri" w:hAnsi="Calibri"/>
                 <w:sz w:val="21"/>
               </w:rPr>
-              <w:t>Check if another cashier's sales are listed: click My sales today after another cashier has made sales</w:t>
+              <w:t>Check if a barcode on record adds the product: scan the barcode of a product on record</w:t>
             </w:r>
           </w:p>
         </w:tc>
@@ -23356,7 +24194,7 @@
                 <w:rFonts w:ascii="Calibri" w:hAnsi="Calibri"/>
                 <w:sz w:val="21"/>
               </w:rPr>
-              <w:t>Only your own sales are listed, not the other cashier's</w:t>
+              <w:t>The barcode matches products.barcode of a product that can be sold, so it is added to the cart with its unit price and "(n) left"</w:t>
             </w:r>
           </w:p>
         </w:tc>
@@ -23413,7 +24251,7 @@
                 <w:rFonts w:ascii="Calibri" w:hAnsi="Calibri"/>
                 <w:sz w:val="21"/>
               </w:rPr>
-              <w:t>Check if a voided sale is left out of the expected cash: void one of today's sales (administrator), then click End of day at the till</w:t>
+              <w:t>Check if a sale is completed: add items, enter Cash received, click Charge, then click Complete sale</w:t>
             </w:r>
           </w:p>
         </w:tc>
@@ -23431,7 +24269,7 @@
                 <w:rFonts w:ascii="Calibri" w:hAnsi="Calibri"/>
                 <w:sz w:val="21"/>
               </w:rPr>
-              <w:t>The voided sale is not counted in the expected cash</w:t>
+              <w:t>A sales row (payment_status completed) and its sale_items rows are inserted, each products.stock_quantity goes down with an 'out' stock_movements row, "Sale completed! Change: ₱(amount)" is displayed and the receipt is shown</w:t>
             </w:r>
           </w:p>
         </w:tc>
@@ -23465,6 +24303,456 @@
         <w:tc>
           <w:tcPr>
             <w:tcW w:type="dxa" w:w="600"/>
+          </w:tcPr>
+          <w:p/>
+        </w:tc>
+        <w:tc>
+          <w:tcPr>
+            <w:tcW w:type="dxa" w:w="2300"/>
+          </w:tcPr>
+          <w:p/>
+        </w:tc>
+        <w:tc>
+          <w:tcPr>
+            <w:tcW w:type="dxa" w:w="4500"/>
+          </w:tcPr>
+          <w:p>
+            <w:pPr>
+              <w:spacing w:after="0"/>
+            </w:pPr>
+            <w:r/>
+            <w:r>
+              <w:rPr>
+                <w:rFonts w:ascii="Calibri" w:hAnsi="Calibri"/>
+                <w:sz w:val="21"/>
+              </w:rPr>
+              <w:t>Check if cash taken out is recorded: click Cash in / out, choose Taken out, enter the amount and reason, click Record cash taken out, then Record it</w:t>
+            </w:r>
+          </w:p>
+        </w:tc>
+        <w:tc>
+          <w:tcPr>
+            <w:tcW w:type="dxa" w:w="4700"/>
+          </w:tcPr>
+          <w:p>
+            <w:pPr>
+              <w:spacing w:after="0"/>
+            </w:pPr>
+            <w:r/>
+            <w:r>
+              <w:rPr>
+                <w:rFonts w:ascii="Calibri" w:hAnsi="Calibri"/>
+                <w:sz w:val="21"/>
+              </w:rPr>
+              <w:t>A till_cash_moves row (kind out, amount, reason) is inserted for today and this cashier; "Recorded" is displayed and the expected cash goes down by that amount</w:t>
+            </w:r>
+          </w:p>
+        </w:tc>
+        <w:tc>
+          <w:tcPr>
+            <w:tcW w:type="dxa" w:w="2100"/>
+          </w:tcPr>
+          <w:p/>
+        </w:tc>
+        <w:tc>
+          <w:tcPr>
+            <w:tcW w:type="dxa" w:w="1520"/>
+          </w:tcPr>
+          <w:p/>
+        </w:tc>
+        <w:tc>
+          <w:tcPr>
+            <w:tcW w:type="dxa" w:w="1100"/>
+          </w:tcPr>
+          <w:p/>
+        </w:tc>
+      </w:tr>
+      <w:tr>
+        <w:tc>
+          <w:tcPr>
+            <w:tcW w:type="dxa" w:w="1900"/>
+            <w:vMerge/>
+          </w:tcPr>
+          <w:p/>
+        </w:tc>
+        <w:tc>
+          <w:tcPr>
+            <w:tcW w:type="dxa" w:w="600"/>
+          </w:tcPr>
+          <w:p/>
+        </w:tc>
+        <w:tc>
+          <w:tcPr>
+            <w:tcW w:type="dxa" w:w="2300"/>
+          </w:tcPr>
+          <w:p/>
+        </w:tc>
+        <w:tc>
+          <w:tcPr>
+            <w:tcW w:type="dxa" w:w="4500"/>
+          </w:tcPr>
+          <w:p>
+            <w:pPr>
+              <w:spacing w:after="0"/>
+            </w:pPr>
+            <w:r/>
+            <w:r>
+              <w:rPr>
+                <w:rFonts w:ascii="Calibri" w:hAnsi="Calibri"/>
+                <w:sz w:val="21"/>
+              </w:rPr>
+              <w:t>Check if the end-of-day count is saved: click End of day, enter the cash counted, then click Save count and close drawer</w:t>
+            </w:r>
+          </w:p>
+        </w:tc>
+        <w:tc>
+          <w:tcPr>
+            <w:tcW w:type="dxa" w:w="4700"/>
+          </w:tcPr>
+          <w:p>
+            <w:pPr>
+              <w:spacing w:after="0"/>
+            </w:pPr>
+            <w:r/>
+            <w:r>
+              <w:rPr>
+                <w:rFonts w:ascii="Calibri" w:hAnsi="Calibri"/>
+                <w:sz w:val="21"/>
+              </w:rPr>
+              <w:t>A cash_reconciliations row is saved for today and this cashier with expected_cash, counted_cash and discrepancy, shown as "Balanced", "Over by ₱(amount)" or "Short by ₱(amount)"</w:t>
+            </w:r>
+          </w:p>
+        </w:tc>
+        <w:tc>
+          <w:tcPr>
+            <w:tcW w:type="dxa" w:w="2100"/>
+          </w:tcPr>
+          <w:p/>
+        </w:tc>
+        <w:tc>
+          <w:tcPr>
+            <w:tcW w:type="dxa" w:w="1520"/>
+          </w:tcPr>
+          <w:p/>
+        </w:tc>
+        <w:tc>
+          <w:tcPr>
+            <w:tcW w:type="dxa" w:w="1100"/>
+          </w:tcPr>
+          <w:p/>
+        </w:tc>
+      </w:tr>
+      <w:tr>
+        <w:tc>
+          <w:tcPr>
+            <w:tcW w:type="dxa" w:w="1900"/>
+            <w:vMerge/>
+          </w:tcPr>
+          <w:p/>
+        </w:tc>
+        <w:tc>
+          <w:tcPr>
+            <w:tcW w:type="dxa" w:w="600"/>
+          </w:tcPr>
+          <w:p/>
+        </w:tc>
+        <w:tc>
+          <w:tcPr>
+            <w:tcW w:type="dxa" w:w="2300"/>
+          </w:tcPr>
+          <w:p/>
+        </w:tc>
+        <w:tc>
+          <w:tcPr>
+            <w:tcW w:type="dxa" w:w="4500"/>
+          </w:tcPr>
+          <w:p>
+            <w:pPr>
+              <w:spacing w:after="0"/>
+            </w:pPr>
+            <w:r/>
+            <w:r>
+              <w:rPr>
+                <w:rFonts w:ascii="Calibri" w:hAnsi="Calibri"/>
+                <w:sz w:val="21"/>
+              </w:rPr>
+              <w:t>Check if the barcode is not on record: scan or type a barcode that is not on record</w:t>
+            </w:r>
+          </w:p>
+        </w:tc>
+        <w:tc>
+          <w:tcPr>
+            <w:tcW w:type="dxa" w:w="4700"/>
+          </w:tcPr>
+          <w:p>
+            <w:pPr>
+              <w:spacing w:after="0"/>
+            </w:pPr>
+            <w:r/>
+            <w:r>
+              <w:rPr>
+                <w:rFonts w:ascii="Calibri" w:hAnsi="Calibri"/>
+                <w:sz w:val="21"/>
+              </w:rPr>
+              <w:t>"No product found for "(barcode)"" is displayed and nothing is added to the cart</w:t>
+            </w:r>
+          </w:p>
+        </w:tc>
+        <w:tc>
+          <w:tcPr>
+            <w:tcW w:type="dxa" w:w="2100"/>
+          </w:tcPr>
+          <w:p/>
+        </w:tc>
+        <w:tc>
+          <w:tcPr>
+            <w:tcW w:type="dxa" w:w="1520"/>
+          </w:tcPr>
+          <w:p/>
+        </w:tc>
+        <w:tc>
+          <w:tcPr>
+            <w:tcW w:type="dxa" w:w="1100"/>
+          </w:tcPr>
+          <w:p/>
+        </w:tc>
+      </w:tr>
+      <w:tr>
+        <w:tc>
+          <w:tcPr>
+            <w:tcW w:type="dxa" w:w="1900"/>
+            <w:vMerge/>
+          </w:tcPr>
+          <w:p/>
+        </w:tc>
+        <w:tc>
+          <w:tcPr>
+            <w:tcW w:type="dxa" w:w="600"/>
+          </w:tcPr>
+          <w:p/>
+        </w:tc>
+        <w:tc>
+          <w:tcPr>
+            <w:tcW w:type="dxa" w:w="2300"/>
+          </w:tcPr>
+          <w:p/>
+        </w:tc>
+        <w:tc>
+          <w:tcPr>
+            <w:tcW w:type="dxa" w:w="4500"/>
+          </w:tcPr>
+          <w:p>
+            <w:pPr>
+              <w:spacing w:after="0"/>
+            </w:pPr>
+            <w:r/>
+            <w:r>
+              <w:rPr>
+                <w:rFonts w:ascii="Calibri" w:hAnsi="Calibri"/>
+                <w:sz w:val="21"/>
+              </w:rPr>
+              <w:t>Check if a void can be asked for twice: look at a sale that already has a void request in My sales today</w:t>
+            </w:r>
+          </w:p>
+        </w:tc>
+        <w:tc>
+          <w:tcPr>
+            <w:tcW w:type="dxa" w:w="4700"/>
+          </w:tcPr>
+          <w:p>
+            <w:pPr>
+              <w:spacing w:after="0"/>
+            </w:pPr>
+            <w:r/>
+            <w:r>
+              <w:rPr>
+                <w:rFonts w:ascii="Calibri" w:hAnsi="Calibri"/>
+                <w:sz w:val="21"/>
+              </w:rPr>
+              <w:t>sales.void_requested_at is already set for that sale, so the Ask for void button is not shown</w:t>
+            </w:r>
+          </w:p>
+        </w:tc>
+        <w:tc>
+          <w:tcPr>
+            <w:tcW w:type="dxa" w:w="2100"/>
+          </w:tcPr>
+          <w:p/>
+        </w:tc>
+        <w:tc>
+          <w:tcPr>
+            <w:tcW w:type="dxa" w:w="1520"/>
+          </w:tcPr>
+          <w:p/>
+        </w:tc>
+        <w:tc>
+          <w:tcPr>
+            <w:tcW w:type="dxa" w:w="1100"/>
+          </w:tcPr>
+          <w:p/>
+        </w:tc>
+      </w:tr>
+      <w:tr>
+        <w:tc>
+          <w:tcPr>
+            <w:tcW w:type="dxa" w:w="1900"/>
+            <w:vMerge/>
+          </w:tcPr>
+          <w:p/>
+        </w:tc>
+        <w:tc>
+          <w:tcPr>
+            <w:tcW w:type="dxa" w:w="600"/>
+          </w:tcPr>
+          <w:p/>
+        </w:tc>
+        <w:tc>
+          <w:tcPr>
+            <w:tcW w:type="dxa" w:w="2300"/>
+          </w:tcPr>
+          <w:p/>
+        </w:tc>
+        <w:tc>
+          <w:tcPr>
+            <w:tcW w:type="dxa" w:w="4500"/>
+          </w:tcPr>
+          <w:p>
+            <w:pPr>
+              <w:spacing w:after="0"/>
+            </w:pPr>
+            <w:r/>
+            <w:r>
+              <w:rPr>
+                <w:rFonts w:ascii="Calibri" w:hAnsi="Calibri"/>
+                <w:sz w:val="21"/>
+              </w:rPr>
+              <w:t>Check if cash can be recorded after the count: after the count is saved, click Cash in / out</w:t>
+            </w:r>
+          </w:p>
+        </w:tc>
+        <w:tc>
+          <w:tcPr>
+            <w:tcW w:type="dxa" w:w="4700"/>
+          </w:tcPr>
+          <w:p>
+            <w:pPr>
+              <w:spacing w:after="0"/>
+            </w:pPr>
+            <w:r/>
+            <w:r>
+              <w:rPr>
+                <w:rFonts w:ascii="Calibri" w:hAnsi="Calibri"/>
+                <w:sz w:val="21"/>
+              </w:rPr>
+              <w:t>A cash_reconciliations row for today exists, so the window says "Today's cash count is already recorded, so nothing more can be added for today." and POST /api/sales/till/cash is refused with HTTP 400</w:t>
+            </w:r>
+          </w:p>
+        </w:tc>
+        <w:tc>
+          <w:tcPr>
+            <w:tcW w:type="dxa" w:w="2100"/>
+          </w:tcPr>
+          <w:p/>
+        </w:tc>
+        <w:tc>
+          <w:tcPr>
+            <w:tcW w:type="dxa" w:w="1520"/>
+          </w:tcPr>
+          <w:p/>
+        </w:tc>
+        <w:tc>
+          <w:tcPr>
+            <w:tcW w:type="dxa" w:w="1100"/>
+          </w:tcPr>
+          <w:p/>
+        </w:tc>
+      </w:tr>
+      <w:tr>
+        <w:tc>
+          <w:tcPr>
+            <w:tcW w:type="dxa" w:w="1900"/>
+            <w:vMerge/>
+          </w:tcPr>
+          <w:p/>
+        </w:tc>
+        <w:tc>
+          <w:tcPr>
+            <w:tcW w:type="dxa" w:w="600"/>
+          </w:tcPr>
+          <w:p/>
+        </w:tc>
+        <w:tc>
+          <w:tcPr>
+            <w:tcW w:type="dxa" w:w="2300"/>
+          </w:tcPr>
+          <w:p/>
+        </w:tc>
+        <w:tc>
+          <w:tcPr>
+            <w:tcW w:type="dxa" w:w="4500"/>
+          </w:tcPr>
+          <w:p>
+            <w:pPr>
+              <w:spacing w:after="0"/>
+            </w:pPr>
+            <w:r/>
+            <w:r>
+              <w:rPr>
+                <w:rFonts w:ascii="Calibri" w:hAnsi="Calibri"/>
+                <w:sz w:val="21"/>
+              </w:rPr>
+              <w:t>Check if a sale can be made after the count: after the count is saved, click a product card</w:t>
+            </w:r>
+          </w:p>
+        </w:tc>
+        <w:tc>
+          <w:tcPr>
+            <w:tcW w:type="dxa" w:w="4700"/>
+          </w:tcPr>
+          <w:p>
+            <w:pPr>
+              <w:spacing w:after="0"/>
+            </w:pPr>
+            <w:r/>
+            <w:r>
+              <w:rPr>
+                <w:rFonts w:ascii="Calibri" w:hAnsi="Calibri"/>
+                <w:sz w:val="21"/>
+              </w:rPr>
+              <w:t>A cash_reconciliations row for today and this cashier exists, so POST /api/sales is refused with HTTP 400 (drawer closed) and "Your drawer is closed for today" is displayed</w:t>
+            </w:r>
+          </w:p>
+        </w:tc>
+        <w:tc>
+          <w:tcPr>
+            <w:tcW w:type="dxa" w:w="2100"/>
+          </w:tcPr>
+          <w:p/>
+        </w:tc>
+        <w:tc>
+          <w:tcPr>
+            <w:tcW w:type="dxa" w:w="1520"/>
+          </w:tcPr>
+          <w:p/>
+        </w:tc>
+        <w:tc>
+          <w:tcPr>
+            <w:tcW w:type="dxa" w:w="1100"/>
+          </w:tcPr>
+          <w:p/>
+        </w:tc>
+      </w:tr>
+      <w:tr>
+        <w:tc>
+          <w:tcPr>
+            <w:tcW w:type="dxa" w:w="1900"/>
+            <w:vMerge/>
+          </w:tcPr>
+          <w:p/>
+        </w:tc>
+        <w:tc>
+          <w:tcPr>
+            <w:tcW w:type="dxa" w:w="600"/>
             <w:shd w:val="clear" w:color="auto" w:fill="D0CECE"/>
           </w:tcPr>
           <w:p>
@@ -23478,7 +24766,7 @@
                 <w:rFonts w:ascii="Calibri" w:hAnsi="Calibri"/>
                 <w:sz w:val="21"/>
               </w:rPr>
-              <w:t>5</w:t>
+              <w:t>6</w:t>
             </w:r>
           </w:p>
         </w:tc>
@@ -23497,7 +24785,7 @@
                 <w:rFonts w:ascii="Calibri" w:hAnsi="Calibri"/>
                 <w:sz w:val="21"/>
               </w:rPr>
-              <w:t>Database Check</w:t>
+              <w:t>System Check</w:t>
             </w:r>
           </w:p>
         </w:tc>
@@ -23571,7 +24859,7 @@
                 <w:rFonts w:ascii="Calibri" w:hAnsi="Calibri"/>
                 <w:sz w:val="21"/>
               </w:rPr>
-              <w:t>Check if a barcode on record adds the product: scan the barcode of a product on record</w:t>
+              <w:t>Check if the card updates by itself: change a product's stock in Inventory while the till is open, then wait 10 seconds</w:t>
             </w:r>
           </w:p>
         </w:tc>
@@ -23589,7 +24877,7 @@
                 <w:rFonts w:ascii="Calibri" w:hAnsi="Calibri"/>
                 <w:sz w:val="21"/>
               </w:rPr>
-              <w:t>The product is added to the cart</w:t>
+              <w:t>The product's card shows the new "(n) left" without reloading the page</w:t>
             </w:r>
           </w:p>
         </w:tc>
@@ -23646,7 +24934,7 @@
                 <w:rFonts w:ascii="Calibri" w:hAnsi="Calibri"/>
                 <w:sz w:val="21"/>
               </w:rPr>
-              <w:t>Check if a sale is completed: add items, enter Cash received, click Charge, then click Complete sale</w:t>
+              <w:t>Check if a sale lowers the stock: complete a sale of 2 of a product, then look at its card and at Inventory</w:t>
             </w:r>
           </w:p>
         </w:tc>
@@ -23664,7 +24952,7 @@
                 <w:rFonts w:ascii="Calibri" w:hAnsi="Calibri"/>
                 <w:sz w:val="21"/>
               </w:rPr>
-              <w:t>A message "Sale completed! Change: ₱(amount)" is displayed, the stock goes down and the receipt is shown</w:t>
+              <w:t>A sales row and a sale_items row (quantity 2) are inserted, products.stock_quantity goes down by 2 with a stock_movements row 'out' (−2, reference 'sale'), and the card's "(n) left" and Inventory show the same new stock</w:t>
             </w:r>
           </w:p>
         </w:tc>
@@ -23721,7 +25009,7 @@
                 <w:rFonts w:ascii="Calibri" w:hAnsi="Calibri"/>
                 <w:sz w:val="21"/>
               </w:rPr>
-              <w:t>Check if cash taken out is recorded: click Cash in / out, choose Taken out, enter the amount and reason, click Record cash taken out, then Record it</w:t>
+              <w:t>Check if the sale matches in Sales: sign in as Administrator and open the same sale in Sales</w:t>
             </w:r>
           </w:p>
         </w:tc>
@@ -23739,7 +25027,7 @@
                 <w:rFonts w:ascii="Calibri" w:hAnsi="Calibri"/>
                 <w:sz w:val="21"/>
               </w:rPr>
-              <w:t>A message "Recorded" is displayed and the expected cash goes down by that amount</w:t>
+              <w:t>It shows the same items, total and cashier as the receipt</w:t>
             </w:r>
           </w:p>
         </w:tc>
@@ -23796,7 +25084,7 @@
                 <w:rFonts w:ascii="Calibri" w:hAnsi="Calibri"/>
                 <w:sz w:val="21"/>
               </w:rPr>
-              <w:t>Check if the end-of-day count is saved: click End of day, enter the cash counted, then click Save count and close drawer</w:t>
+              <w:t>Check if Complete sale is clicked twice: click Complete sale twice quickly</w:t>
             </w:r>
           </w:p>
         </w:tc>
@@ -23814,382 +25102,7 @@
                 <w:rFonts w:ascii="Calibri" w:hAnsi="Calibri"/>
                 <w:sz w:val="21"/>
               </w:rPr>
-              <w:t>"Balanced" with a tick, "Over by ₱(amount)" or "Short by ₱(amount)" is shown and the count is saved</w:t>
-            </w:r>
-          </w:p>
-        </w:tc>
-        <w:tc>
-          <w:tcPr>
-            <w:tcW w:type="dxa" w:w="2100"/>
-          </w:tcPr>
-          <w:p/>
-        </w:tc>
-        <w:tc>
-          <w:tcPr>
-            <w:tcW w:type="dxa" w:w="1520"/>
-          </w:tcPr>
-          <w:p/>
-        </w:tc>
-        <w:tc>
-          <w:tcPr>
-            <w:tcW w:type="dxa" w:w="1100"/>
-          </w:tcPr>
-          <w:p/>
-        </w:tc>
-      </w:tr>
-      <w:tr>
-        <w:tc>
-          <w:tcPr>
-            <w:tcW w:type="dxa" w:w="1900"/>
-            <w:vMerge/>
-          </w:tcPr>
-          <w:p/>
-        </w:tc>
-        <w:tc>
-          <w:tcPr>
-            <w:tcW w:type="dxa" w:w="600"/>
-          </w:tcPr>
-          <w:p/>
-        </w:tc>
-        <w:tc>
-          <w:tcPr>
-            <w:tcW w:type="dxa" w:w="2300"/>
-          </w:tcPr>
-          <w:p/>
-        </w:tc>
-        <w:tc>
-          <w:tcPr>
-            <w:tcW w:type="dxa" w:w="4500"/>
-          </w:tcPr>
-          <w:p>
-            <w:pPr>
-              <w:spacing w:after="0"/>
-            </w:pPr>
-            <w:r/>
-            <w:r>
-              <w:rPr>
-                <w:rFonts w:ascii="Calibri" w:hAnsi="Calibri"/>
-                <w:sz w:val="21"/>
-              </w:rPr>
-              <w:t>Check if the barcode is not on record: scan or type a barcode that is not on record</w:t>
-            </w:r>
-          </w:p>
-        </w:tc>
-        <w:tc>
-          <w:tcPr>
-            <w:tcW w:type="dxa" w:w="4700"/>
-          </w:tcPr>
-          <w:p>
-            <w:pPr>
-              <w:spacing w:after="0"/>
-            </w:pPr>
-            <w:r/>
-            <w:r>
-              <w:rPr>
-                <w:rFonts w:ascii="Calibri" w:hAnsi="Calibri"/>
-                <w:sz w:val="21"/>
-              </w:rPr>
-              <w:t>A message "No product found for "(barcode)"" is displayed</w:t>
-            </w:r>
-          </w:p>
-        </w:tc>
-        <w:tc>
-          <w:tcPr>
-            <w:tcW w:type="dxa" w:w="2100"/>
-          </w:tcPr>
-          <w:p/>
-        </w:tc>
-        <w:tc>
-          <w:tcPr>
-            <w:tcW w:type="dxa" w:w="1520"/>
-          </w:tcPr>
-          <w:p/>
-        </w:tc>
-        <w:tc>
-          <w:tcPr>
-            <w:tcW w:type="dxa" w:w="1100"/>
-          </w:tcPr>
-          <w:p/>
-        </w:tc>
-      </w:tr>
-      <w:tr>
-        <w:tc>
-          <w:tcPr>
-            <w:tcW w:type="dxa" w:w="1900"/>
-            <w:vMerge/>
-          </w:tcPr>
-          <w:p/>
-        </w:tc>
-        <w:tc>
-          <w:tcPr>
-            <w:tcW w:type="dxa" w:w="600"/>
-          </w:tcPr>
-          <w:p/>
-        </w:tc>
-        <w:tc>
-          <w:tcPr>
-            <w:tcW w:type="dxa" w:w="2300"/>
-          </w:tcPr>
-          <w:p/>
-        </w:tc>
-        <w:tc>
-          <w:tcPr>
-            <w:tcW w:type="dxa" w:w="4500"/>
-          </w:tcPr>
-          <w:p>
-            <w:pPr>
-              <w:spacing w:after="0"/>
-            </w:pPr>
-            <w:r/>
-            <w:r>
-              <w:rPr>
-                <w:rFonts w:ascii="Calibri" w:hAnsi="Calibri"/>
-                <w:sz w:val="21"/>
-              </w:rPr>
-              <w:t>Check if a void can be asked for twice: look at a sale that already has a void request in My sales today</w:t>
-            </w:r>
-          </w:p>
-        </w:tc>
-        <w:tc>
-          <w:tcPr>
-            <w:tcW w:type="dxa" w:w="4700"/>
-          </w:tcPr>
-          <w:p>
-            <w:pPr>
-              <w:spacing w:after="0"/>
-            </w:pPr>
-            <w:r/>
-            <w:r>
-              <w:rPr>
-                <w:rFonts w:ascii="Calibri" w:hAnsi="Calibri"/>
-                <w:sz w:val="21"/>
-              </w:rPr>
-              <w:t>The Ask for void button is not shown</w:t>
-            </w:r>
-          </w:p>
-        </w:tc>
-        <w:tc>
-          <w:tcPr>
-            <w:tcW w:type="dxa" w:w="2100"/>
-          </w:tcPr>
-          <w:p/>
-        </w:tc>
-        <w:tc>
-          <w:tcPr>
-            <w:tcW w:type="dxa" w:w="1520"/>
-          </w:tcPr>
-          <w:p/>
-        </w:tc>
-        <w:tc>
-          <w:tcPr>
-            <w:tcW w:type="dxa" w:w="1100"/>
-          </w:tcPr>
-          <w:p/>
-        </w:tc>
-      </w:tr>
-      <w:tr>
-        <w:tc>
-          <w:tcPr>
-            <w:tcW w:type="dxa" w:w="1900"/>
-            <w:vMerge/>
-          </w:tcPr>
-          <w:p/>
-        </w:tc>
-        <w:tc>
-          <w:tcPr>
-            <w:tcW w:type="dxa" w:w="600"/>
-          </w:tcPr>
-          <w:p/>
-        </w:tc>
-        <w:tc>
-          <w:tcPr>
-            <w:tcW w:type="dxa" w:w="2300"/>
-          </w:tcPr>
-          <w:p/>
-        </w:tc>
-        <w:tc>
-          <w:tcPr>
-            <w:tcW w:type="dxa" w:w="4500"/>
-          </w:tcPr>
-          <w:p>
-            <w:pPr>
-              <w:spacing w:after="0"/>
-            </w:pPr>
-            <w:r/>
-            <w:r>
-              <w:rPr>
-                <w:rFonts w:ascii="Calibri" w:hAnsi="Calibri"/>
-                <w:sz w:val="21"/>
-              </w:rPr>
-              <w:t>Check if cash can be recorded after the count: after the count is saved, click Cash in / out</w:t>
-            </w:r>
-          </w:p>
-        </w:tc>
-        <w:tc>
-          <w:tcPr>
-            <w:tcW w:type="dxa" w:w="4700"/>
-          </w:tcPr>
-          <w:p>
-            <w:pPr>
-              <w:spacing w:after="0"/>
-            </w:pPr>
-            <w:r/>
-            <w:r>
-              <w:rPr>
-                <w:rFonts w:ascii="Calibri" w:hAnsi="Calibri"/>
-                <w:sz w:val="21"/>
-              </w:rPr>
-              <w:t>The window says "Today's cash count is already recorded, so nothing more can be added for today."</w:t>
-            </w:r>
-          </w:p>
-        </w:tc>
-        <w:tc>
-          <w:tcPr>
-            <w:tcW w:type="dxa" w:w="2100"/>
-          </w:tcPr>
-          <w:p/>
-        </w:tc>
-        <w:tc>
-          <w:tcPr>
-            <w:tcW w:type="dxa" w:w="1520"/>
-          </w:tcPr>
-          <w:p/>
-        </w:tc>
-        <w:tc>
-          <w:tcPr>
-            <w:tcW w:type="dxa" w:w="1100"/>
-          </w:tcPr>
-          <w:p/>
-        </w:tc>
-      </w:tr>
-      <w:tr>
-        <w:tc>
-          <w:tcPr>
-            <w:tcW w:type="dxa" w:w="1900"/>
-            <w:vMerge/>
-          </w:tcPr>
-          <w:p/>
-        </w:tc>
-        <w:tc>
-          <w:tcPr>
-            <w:tcW w:type="dxa" w:w="600"/>
-          </w:tcPr>
-          <w:p/>
-        </w:tc>
-        <w:tc>
-          <w:tcPr>
-            <w:tcW w:type="dxa" w:w="2300"/>
-          </w:tcPr>
-          <w:p/>
-        </w:tc>
-        <w:tc>
-          <w:tcPr>
-            <w:tcW w:type="dxa" w:w="4500"/>
-          </w:tcPr>
-          <w:p>
-            <w:pPr>
-              <w:spacing w:after="0"/>
-            </w:pPr>
-            <w:r/>
-            <w:r>
-              <w:rPr>
-                <w:rFonts w:ascii="Calibri" w:hAnsi="Calibri"/>
-                <w:sz w:val="21"/>
-              </w:rPr>
-              <w:t>Check if Complete sale is clicked twice: click Complete sale twice quickly</w:t>
-            </w:r>
-          </w:p>
-        </w:tc>
-        <w:tc>
-          <w:tcPr>
-            <w:tcW w:type="dxa" w:w="4700"/>
-          </w:tcPr>
-          <w:p>
-            <w:pPr>
-              <w:spacing w:after="0"/>
-            </w:pPr>
-            <w:r/>
-            <w:r>
-              <w:rPr>
-                <w:rFonts w:ascii="Calibri" w:hAnsi="Calibri"/>
-                <w:sz w:val="21"/>
-              </w:rPr>
-              <w:t>Only one sale is recorded and the stock goes down once</w:t>
-            </w:r>
-          </w:p>
-        </w:tc>
-        <w:tc>
-          <w:tcPr>
-            <w:tcW w:type="dxa" w:w="2100"/>
-          </w:tcPr>
-          <w:p/>
-        </w:tc>
-        <w:tc>
-          <w:tcPr>
-            <w:tcW w:type="dxa" w:w="1520"/>
-          </w:tcPr>
-          <w:p/>
-        </w:tc>
-        <w:tc>
-          <w:tcPr>
-            <w:tcW w:type="dxa" w:w="1100"/>
-          </w:tcPr>
-          <w:p/>
-        </w:tc>
-      </w:tr>
-      <w:tr>
-        <w:tc>
-          <w:tcPr>
-            <w:tcW w:type="dxa" w:w="1900"/>
-            <w:vMerge/>
-          </w:tcPr>
-          <w:p/>
-        </w:tc>
-        <w:tc>
-          <w:tcPr>
-            <w:tcW w:type="dxa" w:w="600"/>
-          </w:tcPr>
-          <w:p/>
-        </w:tc>
-        <w:tc>
-          <w:tcPr>
-            <w:tcW w:type="dxa" w:w="2300"/>
-          </w:tcPr>
-          <w:p/>
-        </w:tc>
-        <w:tc>
-          <w:tcPr>
-            <w:tcW w:type="dxa" w:w="4500"/>
-          </w:tcPr>
-          <w:p>
-            <w:pPr>
-              <w:spacing w:after="0"/>
-            </w:pPr>
-            <w:r/>
-            <w:r>
-              <w:rPr>
-                <w:rFonts w:ascii="Calibri" w:hAnsi="Calibri"/>
-                <w:sz w:val="21"/>
-              </w:rPr>
-              <w:t>Check if a sale can be made after the count: after the count is saved, click a product card</w:t>
-            </w:r>
-          </w:p>
-        </w:tc>
-        <w:tc>
-          <w:tcPr>
-            <w:tcW w:type="dxa" w:w="4700"/>
-          </w:tcPr>
-          <w:p>
-            <w:pPr>
-              <w:spacing w:after="0"/>
-            </w:pPr>
-            <w:r/>
-            <w:r>
-              <w:rPr>
-                <w:rFonts w:ascii="Calibri" w:hAnsi="Calibri"/>
-                <w:sz w:val="21"/>
-              </w:rPr>
-              <w:t>A message "Your drawer is closed for today" is displayed</w:t>
+              <w:t>Only one sales row is inserted (the second request gets back the sale already saved) and stock_quantity goes down once</w:t>
             </w:r>
           </w:p>
         </w:tc>
@@ -24530,7 +25443,7 @@
                 <w:rFonts w:ascii="Calibri" w:hAnsi="Calibri"/>
                 <w:sz w:val="21"/>
               </w:rPr>
-              <w:t>A message "Choose the date you will deliver" is displayed</w:t>
+              <w:t>"Choose the date you will deliver" is displayed and purchase_orders.status stays 'pending'</w:t>
             </w:r>
           </w:p>
         </w:tc>
@@ -25138,7 +26051,7 @@
                 <w:rFonts w:ascii="Calibri" w:hAnsi="Calibri"/>
                 <w:sz w:val="21"/>
               </w:rPr>
-              <w:t>A message "The receipt number can use letters, numbers, spaces and . / # _ - only." is displayed</w:t>
+              <w:t>"The receipt number can use letters, numbers, spaces and . / # _ - only." is displayed; the order stays 'confirmed' and delivery_ref is not saved</w:t>
             </w:r>
           </w:p>
         </w:tc>
@@ -25521,7 +26434,7 @@
                 <w:rFonts w:ascii="Calibri" w:hAnsi="Calibri"/>
                 <w:sz w:val="21"/>
               </w:rPr>
-              <w:t>A message "The delivery date cannot be in the past." is displayed</w:t>
+              <w:t>"The delivery date cannot be in the past." is displayed and purchase_orders.status stays 'pending'</w:t>
             </w:r>
           </w:p>
         </w:tc>
@@ -25961,7 +26874,7 @@
                 <w:rFonts w:ascii="Calibri" w:hAnsi="Calibri"/>
                 <w:sz w:val="21"/>
               </w:rPr>
-              <w:t>Check if the stars match the shop's: look at the star rating on the portal</w:t>
+              <w:t>Check if another supplier's order is listed: look for an order the shop placed with another supplier</w:t>
             </w:r>
           </w:p>
         </w:tc>
@@ -25979,7 +26892,7 @@
                 <w:rFonts w:ascii="Calibri" w:hAnsi="Calibri"/>
                 <w:sz w:val="21"/>
               </w:rPr>
-              <w:t>It shows the same stars and conditions as the shop's Performance window, and whether it meets the standard (4 stars or more)</w:t>
+              <w:t>It is not listed, and opening its id directly answers "not found"</w:t>
             </w:r>
           </w:p>
         </w:tc>
@@ -26036,7 +26949,7 @@
                 <w:rFonts w:ascii="Calibri" w:hAnsi="Calibri"/>
                 <w:sz w:val="21"/>
               </w:rPr>
-              <w:t>Check if another supplier's order is listed: look for an order the shop placed with another supplier</w:t>
+              <w:t>Check if a confirmed order can be confirmed again: look at an order that is already confirmed</w:t>
             </w:r>
           </w:p>
         </w:tc>
@@ -26054,7 +26967,7 @@
                 <w:rFonts w:ascii="Calibri" w:hAnsi="Calibri"/>
                 <w:sz w:val="21"/>
               </w:rPr>
-              <w:t>It is not listed</w:t>
+              <w:t>It has no Confirm order button</w:t>
             </w:r>
           </w:p>
         </w:tc>
@@ -26111,7 +27024,7 @@
                 <w:rFonts w:ascii="Calibri" w:hAnsi="Calibri"/>
                 <w:sz w:val="21"/>
               </w:rPr>
-              <w:t>Check if a confirmed order can be confirmed again: look at an order that is already confirmed</w:t>
+              <w:t>Check if a supplier with no orders is not rated: open the portal when no order was received in the last 12 months</w:t>
             </w:r>
           </w:p>
         </w:tc>
@@ -26129,7 +27042,7 @@
                 <w:rFonts w:ascii="Calibri" w:hAnsi="Calibri"/>
                 <w:sz w:val="21"/>
               </w:rPr>
-              <w:t>It has no Confirm order button</w:t>
+              <w:t>A message "Not rated yet: no order from this supplier was received in the last 12 months." is displayed</w:t>
             </w:r>
           </w:p>
         </w:tc>
@@ -26163,66 +27076,74 @@
         <w:tc>
           <w:tcPr>
             <w:tcW w:type="dxa" w:w="600"/>
-          </w:tcPr>
-          <w:p/>
+            <w:shd w:val="clear" w:color="auto" w:fill="D0CECE"/>
+          </w:tcPr>
+          <w:p>
+            <w:pPr>
+              <w:spacing w:after="0"/>
+              <w:jc w:val="right"/>
+            </w:pPr>
+            <w:r/>
+            <w:r>
+              <w:rPr>
+                <w:rFonts w:ascii="Calibri" w:hAnsi="Calibri"/>
+                <w:sz w:val="21"/>
+              </w:rPr>
+              <w:t>5</w:t>
+            </w:r>
+          </w:p>
         </w:tc>
         <w:tc>
           <w:tcPr>
             <w:tcW w:type="dxa" w:w="2300"/>
-          </w:tcPr>
-          <w:p/>
+            <w:shd w:val="clear" w:color="auto" w:fill="D0CECE"/>
+          </w:tcPr>
+          <w:p>
+            <w:pPr>
+              <w:spacing w:after="0"/>
+            </w:pPr>
+            <w:r/>
+            <w:r>
+              <w:rPr>
+                <w:rFonts w:ascii="Calibri" w:hAnsi="Calibri"/>
+                <w:sz w:val="21"/>
+              </w:rPr>
+              <w:t>Database Check</w:t>
+            </w:r>
+          </w:p>
         </w:tc>
         <w:tc>
           <w:tcPr>
             <w:tcW w:type="dxa" w:w="4500"/>
-          </w:tcPr>
-          <w:p>
-            <w:pPr>
-              <w:spacing w:after="0"/>
-            </w:pPr>
-            <w:r/>
-            <w:r>
-              <w:rPr>
-                <w:rFonts w:ascii="Calibri" w:hAnsi="Calibri"/>
-                <w:sz w:val="21"/>
-              </w:rPr>
-              <w:t>Check if a supplier with no orders is not rated: open the portal when no order was received in the last 12 months</w:t>
-            </w:r>
-          </w:p>
+            <w:shd w:val="clear" w:color="auto" w:fill="D0CECE"/>
+          </w:tcPr>
+          <w:p/>
         </w:tc>
         <w:tc>
           <w:tcPr>
             <w:tcW w:type="dxa" w:w="4700"/>
-          </w:tcPr>
-          <w:p>
-            <w:pPr>
-              <w:spacing w:after="0"/>
-            </w:pPr>
-            <w:r/>
-            <w:r>
-              <w:rPr>
-                <w:rFonts w:ascii="Calibri" w:hAnsi="Calibri"/>
-                <w:sz w:val="21"/>
-              </w:rPr>
-              <w:t>A message "Not rated yet: no order from this supplier was received in the last 12 months." is displayed</w:t>
-            </w:r>
-          </w:p>
+            <w:shd w:val="clear" w:color="auto" w:fill="D0CECE"/>
+          </w:tcPr>
+          <w:p/>
         </w:tc>
         <w:tc>
           <w:tcPr>
             <w:tcW w:type="dxa" w:w="2100"/>
+            <w:shd w:val="clear" w:color="auto" w:fill="D0CECE"/>
           </w:tcPr>
           <w:p/>
         </w:tc>
         <w:tc>
           <w:tcPr>
             <w:tcW w:type="dxa" w:w="1520"/>
+            <w:shd w:val="clear" w:color="auto" w:fill="D0CECE"/>
           </w:tcPr>
           <w:p/>
         </w:tc>
         <w:tc>
           <w:tcPr>
             <w:tcW w:type="dxa" w:w="1100"/>
+            <w:shd w:val="clear" w:color="auto" w:fill="D0CECE"/>
           </w:tcPr>
           <w:p/>
         </w:tc>
@@ -26238,6 +27159,156 @@
         <w:tc>
           <w:tcPr>
             <w:tcW w:type="dxa" w:w="600"/>
+          </w:tcPr>
+          <w:p/>
+        </w:tc>
+        <w:tc>
+          <w:tcPr>
+            <w:tcW w:type="dxa" w:w="2300"/>
+          </w:tcPr>
+          <w:p/>
+        </w:tc>
+        <w:tc>
+          <w:tcPr>
+            <w:tcW w:type="dxa" w:w="4500"/>
+          </w:tcPr>
+          <w:p>
+            <w:pPr>
+              <w:spacing w:after="0"/>
+            </w:pPr>
+            <w:r/>
+            <w:r>
+              <w:rPr>
+                <w:rFonts w:ascii="Calibri" w:hAnsi="Calibri"/>
+                <w:sz w:val="21"/>
+              </w:rPr>
+              <w:t>Check if the contact details are saved: click Edit contact details, change them, then click Save details</w:t>
+            </w:r>
+          </w:p>
+        </w:tc>
+        <w:tc>
+          <w:tcPr>
+            <w:tcW w:type="dxa" w:w="4700"/>
+          </w:tcPr>
+          <w:p>
+            <w:pPr>
+              <w:spacing w:after="0"/>
+            </w:pPr>
+            <w:r/>
+            <w:r>
+              <w:rPr>
+                <w:rFonts w:ascii="Calibri" w:hAnsi="Calibri"/>
+                <w:sz w:val="21"/>
+              </w:rPr>
+              <w:t>"Your details were updated." is displayed and the new values are saved</w:t>
+            </w:r>
+          </w:p>
+        </w:tc>
+        <w:tc>
+          <w:tcPr>
+            <w:tcW w:type="dxa" w:w="2100"/>
+          </w:tcPr>
+          <w:p/>
+        </w:tc>
+        <w:tc>
+          <w:tcPr>
+            <w:tcW w:type="dxa" w:w="1520"/>
+          </w:tcPr>
+          <w:p/>
+        </w:tc>
+        <w:tc>
+          <w:tcPr>
+            <w:tcW w:type="dxa" w:w="1100"/>
+          </w:tcPr>
+          <w:p/>
+        </w:tc>
+      </w:tr>
+      <w:tr>
+        <w:tc>
+          <w:tcPr>
+            <w:tcW w:type="dxa" w:w="1900"/>
+            <w:vMerge/>
+          </w:tcPr>
+          <w:p/>
+        </w:tc>
+        <w:tc>
+          <w:tcPr>
+            <w:tcW w:type="dxa" w:w="600"/>
+          </w:tcPr>
+          <w:p/>
+        </w:tc>
+        <w:tc>
+          <w:tcPr>
+            <w:tcW w:type="dxa" w:w="2300"/>
+          </w:tcPr>
+          <w:p/>
+        </w:tc>
+        <w:tc>
+          <w:tcPr>
+            <w:tcW w:type="dxa" w:w="4500"/>
+          </w:tcPr>
+          <w:p>
+            <w:pPr>
+              <w:spacing w:after="0"/>
+            </w:pPr>
+            <w:r/>
+            <w:r>
+              <w:rPr>
+                <w:rFonts w:ascii="Calibri" w:hAnsi="Calibri"/>
+                <w:sz w:val="21"/>
+              </w:rPr>
+              <w:t>Check if the price is the current one: click Change price and enter the current price</w:t>
+            </w:r>
+          </w:p>
+        </w:tc>
+        <w:tc>
+          <w:tcPr>
+            <w:tcW w:type="dxa" w:w="4700"/>
+          </w:tcPr>
+          <w:p>
+            <w:pPr>
+              <w:spacing w:after="0"/>
+            </w:pPr>
+            <w:r/>
+            <w:r>
+              <w:rPr>
+                <w:rFonts w:ascii="Calibri" w:hAnsi="Calibri"/>
+                <w:sz w:val="21"/>
+              </w:rPr>
+              <w:t>products.cost_price already equals the price typed, so HTTP 400 "That is already the current price." is displayed and no price_proposals row is inserted</w:t>
+            </w:r>
+          </w:p>
+        </w:tc>
+        <w:tc>
+          <w:tcPr>
+            <w:tcW w:type="dxa" w:w="2100"/>
+          </w:tcPr>
+          <w:p/>
+        </w:tc>
+        <w:tc>
+          <w:tcPr>
+            <w:tcW w:type="dxa" w:w="1520"/>
+          </w:tcPr>
+          <w:p/>
+        </w:tc>
+        <w:tc>
+          <w:tcPr>
+            <w:tcW w:type="dxa" w:w="1100"/>
+          </w:tcPr>
+          <w:p/>
+        </w:tc>
+      </w:tr>
+      <w:tr>
+        <w:tc>
+          <w:tcPr>
+            <w:tcW w:type="dxa" w:w="1900"/>
+            <w:vMerge/>
+          </w:tcPr>
+          <w:p/>
+        </w:tc>
+        <w:tc>
+          <w:tcPr>
+            <w:tcW w:type="dxa" w:w="600"/>
             <w:shd w:val="clear" w:color="auto" w:fill="D0CECE"/>
           </w:tcPr>
           <w:p>
@@ -26251,7 +27322,7 @@
                 <w:rFonts w:ascii="Calibri" w:hAnsi="Calibri"/>
                 <w:sz w:val="21"/>
               </w:rPr>
-              <w:t>5</w:t>
+              <w:t>6</w:t>
             </w:r>
           </w:p>
         </w:tc>
@@ -26270,7 +27341,7 @@
                 <w:rFonts w:ascii="Calibri" w:hAnsi="Calibri"/>
                 <w:sz w:val="21"/>
               </w:rPr>
-              <w:t>Database Check</w:t>
+              <w:t>System Check</w:t>
             </w:r>
           </w:p>
         </w:tc>
@@ -26344,7 +27415,7 @@
                 <w:rFonts w:ascii="Calibri" w:hAnsi="Calibri"/>
                 <w:sz w:val="21"/>
               </w:rPr>
-              <w:t>Check if a price proposal reaches the shop: click Change price and enter a price different from the current one</w:t>
+              <w:t>Check if the stars match the shop's: look at the star rating on the portal</w:t>
             </w:r>
           </w:p>
         </w:tc>
@@ -26362,7 +27433,7 @@
                 <w:rFonts w:ascii="Calibri" w:hAnsi="Calibri"/>
                 <w:sz w:val="21"/>
               </w:rPr>
-              <w:t>The proposal is sent to the shop</w:t>
+              <w:t>The same stars and conditions as the shop's Performance window are shown, with whether it meets the standard (4 stars or more)</w:t>
             </w:r>
           </w:p>
         </w:tc>
@@ -26419,7 +27490,7 @@
                 <w:rFonts w:ascii="Calibri" w:hAnsi="Calibri"/>
                 <w:sz w:val="21"/>
               </w:rPr>
-              <w:t>Check if the contact details are saved: click Edit contact details, change them, then click Save details</w:t>
+              <w:t>Check if a price proposal reaches the shop: click Change price and enter a price different from the current one</w:t>
             </w:r>
           </w:p>
         </w:tc>
@@ -26437,82 +27508,7 @@
                 <w:rFonts w:ascii="Calibri" w:hAnsi="Calibri"/>
                 <w:sz w:val="21"/>
               </w:rPr>
-              <w:t>A message "Your details were updated." is displayed</w:t>
-            </w:r>
-          </w:p>
-        </w:tc>
-        <w:tc>
-          <w:tcPr>
-            <w:tcW w:type="dxa" w:w="2100"/>
-          </w:tcPr>
-          <w:p/>
-        </w:tc>
-        <w:tc>
-          <w:tcPr>
-            <w:tcW w:type="dxa" w:w="1520"/>
-          </w:tcPr>
-          <w:p/>
-        </w:tc>
-        <w:tc>
-          <w:tcPr>
-            <w:tcW w:type="dxa" w:w="1100"/>
-          </w:tcPr>
-          <w:p/>
-        </w:tc>
-      </w:tr>
-      <w:tr>
-        <w:tc>
-          <w:tcPr>
-            <w:tcW w:type="dxa" w:w="1900"/>
-            <w:vMerge/>
-          </w:tcPr>
-          <w:p/>
-        </w:tc>
-        <w:tc>
-          <w:tcPr>
-            <w:tcW w:type="dxa" w:w="600"/>
-          </w:tcPr>
-          <w:p/>
-        </w:tc>
-        <w:tc>
-          <w:tcPr>
-            <w:tcW w:type="dxa" w:w="2300"/>
-          </w:tcPr>
-          <w:p/>
-        </w:tc>
-        <w:tc>
-          <w:tcPr>
-            <w:tcW w:type="dxa" w:w="4500"/>
-          </w:tcPr>
-          <w:p>
-            <w:pPr>
-              <w:spacing w:after="0"/>
-            </w:pPr>
-            <w:r/>
-            <w:r>
-              <w:rPr>
-                <w:rFonts w:ascii="Calibri" w:hAnsi="Calibri"/>
-                <w:sz w:val="21"/>
-              </w:rPr>
-              <w:t>Check if the price is the current one: click Change price and enter the current price</w:t>
-            </w:r>
-          </w:p>
-        </w:tc>
-        <w:tc>
-          <w:tcPr>
-            <w:tcW w:type="dxa" w:w="4700"/>
-          </w:tcPr>
-          <w:p>
-            <w:pPr>
-              <w:spacing w:after="0"/>
-            </w:pPr>
-            <w:r/>
-            <w:r>
-              <w:rPr>
-                <w:rFonts w:ascii="Calibri" w:hAnsi="Calibri"/>
-                <w:sz w:val="21"/>
-              </w:rPr>
-              <w:t>A message "That is already the current price." is displayed</w:t>
+              <w:t>A price_proposals row is inserted with current_price, proposed_price and status 'pending', the shop gets a notification "Price change proposed", and products.cost_price stays the same until the shop approves</w:t>
             </w:r>
           </w:p>
         </w:tc>

--- a/QA/FETCH-Unit-Test-Plan-updated.docx
+++ b/QA/FETCH-Unit-Test-Plan-updated.docx
@@ -10458,7 +10458,7 @@
                 <w:rFonts w:ascii="Calibri" w:hAnsi="Calibri"/>
                 <w:sz w:val="21"/>
               </w:rPr>
-              <w:t>Check if the sales are exported: click Export CSV while sales are listed</w:t>
+              <w:t>Check if the sales are exported: click Export Excel while sales are listed</w:t>
             </w:r>
           </w:p>
         </w:tc>
@@ -10476,7 +10476,7 @@
                 <w:rFonts w:ascii="Calibri" w:hAnsi="Calibri"/>
                 <w:sz w:val="21"/>
               </w:rPr>
-              <w:t>The sales listed are written to a CSV file that downloads, and "Sales exported successfully" is displayed</w:t>
+              <w:t>The sales listed are written to an Excel file (.xlsx) that downloads, with a header row with filters, amounts in pesos, real dates and a TOTAL row (SUMIF) that leaves voided sales out; "Sales exported successfully" is displayed</w:t>
             </w:r>
           </w:p>
         </w:tc>
@@ -10683,7 +10683,7 @@
                 <w:rFonts w:ascii="Calibri" w:hAnsi="Calibri"/>
                 <w:sz w:val="21"/>
               </w:rPr>
-              <w:t>Check if there are no sales to export: click Export CSV when no sale is listed</w:t>
+              <w:t>Check if there are no sales to export: click Export Excel when no sale is listed</w:t>
             </w:r>
           </w:p>
         </w:tc>
@@ -14389,7 +14389,7 @@
                 <w:rFonts w:ascii="Calibri" w:hAnsi="Calibri"/>
                 <w:sz w:val="21"/>
               </w:rPr>
-              <w:t>Check if the sales report is exported: click Export CSV for a period with sales</w:t>
+              <w:t>Check if the sales report is exported: click Export Excel for a period with sales</w:t>
             </w:r>
           </w:p>
         </w:tc>
@@ -14407,7 +14407,7 @@
                 <w:rFonts w:ascii="Calibri" w:hAnsi="Calibri"/>
                 <w:sz w:val="21"/>
               </w:rPr>
-              <w:t>The report for the period is written to a CSV file that downloads, and "Sales report exported" is displayed</w:t>
+              <w:t>The report for the period is written to an Excel file (.xlsx) that downloads, with a header row with filters and a TOTAL row; "Sales report exported" is displayed</w:t>
             </w:r>
           </w:p>
         </w:tc>
@@ -14464,7 +14464,7 @@
                 <w:rFonts w:ascii="Calibri" w:hAnsi="Calibri"/>
                 <w:sz w:val="21"/>
               </w:rPr>
-              <w:t>Check if the period has no sales to export: click Export CSV for a period with no sales</w:t>
+              <w:t>Check if the period has no sales to export: click Export Excel for a period with no sales</w:t>
             </w:r>
           </w:p>
         </w:tc>
